--- a/忍者斩2.docx
+++ b/忍者斩2.docx
@@ -141,11 +141,6 @@
       </w:r>
     </w:p>
     <w:p>
-      <w:pPr>
-        <w:rPr>
-          <w:rFonts w:hint="eastAsia"/>
-        </w:rPr>
-      </w:pPr>
       <w:r>
         <w:rPr>
           <w:rFonts w:hint="eastAsia"/>
@@ -203,14 +198,8 @@
         <w:t>。进入关卡需要有关卡提示。</w:t>
       </w:r>
     </w:p>
-    <w:p>
-      <w:pPr>
-        <w:rPr>
-          <w:rFonts w:hint="eastAsia"/>
-        </w:rPr>
-      </w:pPr>
-    </w:p>
     <w:p/>
+    <w:p/>
     <w:p>
       <w:r>
         <w:rPr>
@@ -433,11 +422,6 @@
     </w:p>
     <w:p/>
     <w:p>
-      <w:pPr>
-        <w:rPr>
-          <w:rFonts w:hint="eastAsia"/>
-        </w:rPr>
-      </w:pPr>
       <w:r>
         <w:rPr>
           <w:rFonts w:hint="eastAsia"/>
@@ -563,11 +547,6 @@
       </w:r>
     </w:p>
     <w:p>
-      <w:pPr>
-        <w:rPr>
-          <w:rFonts w:hint="eastAsia"/>
-        </w:rPr>
-      </w:pPr>
       <w:r>
         <w:rPr>
           <w:rFonts w:hint="eastAsia"/>
@@ -736,13 +715,7 @@
         <w:t>要有爽感</w:t>
       </w:r>
     </w:p>
-    <w:p>
-      <w:pPr>
-        <w:rPr>
-          <w:rFonts w:hint="eastAsia"/>
-        </w:rPr>
-      </w:pPr>
-    </w:p>
+    <w:p/>
     <w:p/>
     <w:p>
       <w:r>
@@ -881,9 +854,6 @@
           <w:numId w:val="6"/>
         </w:numPr>
         <w:ind w:firstLineChars="0"/>
-        <w:rPr>
-          <w:rFonts w:hint="eastAsia"/>
-        </w:rPr>
       </w:pPr>
       <w:r>
         <w:br/>
@@ -899,11 +869,6 @@
       </w:r>
     </w:p>
     <w:p>
-      <w:pPr>
-        <w:rPr>
-          <w:rFonts w:hint="eastAsia"/>
-        </w:rPr>
-      </w:pPr>
       <w:r>
         <w:rPr>
           <w:rFonts w:hint="eastAsia"/>
@@ -986,233 +951,145 @@
         <w:rPr>
           <w:rFonts w:hint="eastAsia"/>
         </w:rPr>
-        <w:t>高级怪：</w:t>
-      </w:r>
-      <w:r>
-        <w:rPr>
-          <w:rFonts w:hint="eastAsia"/>
-        </w:rPr>
-        <w:t>体型大小</w:t>
+        <w:t>高级怪：体型大小</w:t>
+      </w:r>
+      <w:r>
+        <w:t>B+</w:t>
+      </w:r>
+      <w:r>
+        <w:rPr>
+          <w:rFonts w:hint="eastAsia"/>
+        </w:rPr>
+        <w:t>，</w:t>
+      </w:r>
+      <w:r>
+        <w:t>血量B+，防御力B+，</w:t>
+      </w:r>
+      <w:r>
+        <w:rPr>
+          <w:rFonts w:hint="eastAsia"/>
+        </w:rPr>
+        <w:t>特性：无</w:t>
+      </w:r>
+    </w:p>
+    <w:p>
+      <w:r>
+        <w:rPr>
+          <w:rFonts w:hint="eastAsia"/>
+        </w:rPr>
+        <w:t>盾牌怪：体型大小</w:t>
+      </w:r>
+      <w:r>
+        <w:t>B+</w:t>
+      </w:r>
+      <w:r>
+        <w:rPr>
+          <w:rFonts w:hint="eastAsia"/>
+        </w:rPr>
+        <w:t>，</w:t>
+      </w:r>
+      <w:r>
+        <w:t>血量B</w:t>
+      </w:r>
+      <w:r>
+        <w:t>+</w:t>
+      </w:r>
+      <w:r>
+        <w:t>，防御力B，</w:t>
+      </w:r>
+      <w:r>
+        <w:rPr>
+          <w:rFonts w:hint="eastAsia"/>
+        </w:rPr>
+        <w:t>特性：只能从身后攻击，画线从前面盾牌画到身后的话不掉血。</w:t>
+      </w:r>
+    </w:p>
+    <w:p>
+      <w:r>
+        <w:rPr>
+          <w:rFonts w:hint="eastAsia"/>
+        </w:rPr>
+        <w:t>狂战士：体型大小</w:t>
+      </w:r>
+      <w:r>
+        <w:t>B+</w:t>
+      </w:r>
+      <w:r>
+        <w:rPr>
+          <w:rFonts w:hint="eastAsia"/>
+        </w:rPr>
+        <w:t>，</w:t>
+      </w:r>
+      <w:r>
+        <w:t>血量</w:t>
       </w:r>
       <w:r>
         <w:t>B</w:t>
       </w:r>
       <w:r>
-        <w:t>+</w:t>
-      </w:r>
-      <w:r>
-        <w:rPr>
-          <w:rFonts w:hint="eastAsia"/>
-        </w:rPr>
+        <w:t>，防御力</w:t>
+      </w:r>
+      <w:r>
+        <w:t>C</w:t>
+      </w:r>
+      <w:r>
         <w:t>，</w:t>
       </w:r>
       <w:r>
-        <w:t>血量B</w:t>
-      </w:r>
-      <w:r>
-        <w:t>+</w:t>
-      </w:r>
-      <w:r>
-        <w:t>，防御力B</w:t>
-      </w:r>
-      <w:r>
-        <w:t>+</w:t>
-      </w:r>
-      <w:r>
+        <w:rPr>
+          <w:rFonts w:hint="eastAsia"/>
+        </w:rPr>
+        <w:t>特性：</w:t>
+      </w:r>
+      <w:r>
+        <w:rPr>
+          <w:rFonts w:hint="eastAsia"/>
+        </w:rPr>
+        <w:t>攻击</w:t>
+      </w:r>
+      <w:proofErr w:type="gramStart"/>
+      <w:r>
+        <w:rPr>
+          <w:rFonts w:hint="eastAsia"/>
+        </w:rPr>
+        <w:t>狂战士</w:t>
+      </w:r>
+      <w:proofErr w:type="gramEnd"/>
+      <w:r>
+        <w:rPr>
+          <w:rFonts w:hint="eastAsia"/>
+        </w:rPr>
+        <w:t>时 降低一小段气力</w:t>
+      </w:r>
+    </w:p>
+    <w:p>
+      <w:r>
+        <w:rPr>
+          <w:rFonts w:hint="eastAsia"/>
+        </w:rPr>
+        <w:t>分裂怪：体型大小</w:t>
+      </w:r>
+      <w:r>
+        <w:t>A+</w:t>
+      </w:r>
+      <w:r>
+        <w:rPr>
+          <w:rFonts w:hint="eastAsia"/>
+        </w:rPr>
         <w:t>，</w:t>
       </w:r>
       <w:r>
-        <w:rPr>
-          <w:rFonts w:hint="eastAsia"/>
-        </w:rPr>
-        <w:t>特性：无</w:t>
-      </w:r>
-    </w:p>
-    <w:p>
-      <w:r>
-        <w:rPr>
-          <w:rFonts w:hint="eastAsia"/>
-        </w:rPr>
-        <w:t>盾牌怪：</w:t>
-      </w:r>
-      <w:r>
-        <w:rPr>
-          <w:rFonts w:hint="eastAsia"/>
-        </w:rPr>
-        <w:t>体型大小</w:t>
-      </w:r>
-      <w:r>
-        <w:t>B+</w:t>
-      </w:r>
-      <w:r>
-        <w:rPr>
-          <w:rFonts w:hint="eastAsia"/>
-        </w:rPr>
-        <w:t>，</w:t>
-      </w:r>
-      <w:r>
-        <w:t>血量B</w:t>
-      </w:r>
-      <w:r>
-        <w:t>+</w:t>
-      </w:r>
-      <w:r>
-        <w:t>，防御力B，</w:t>
-      </w:r>
-      <w:r>
-        <w:rPr>
-          <w:rFonts w:hint="eastAsia"/>
-        </w:rPr>
-        <w:t>特性：</w:t>
-      </w:r>
-      <w:r>
-        <w:rPr>
-          <w:rFonts w:hint="eastAsia"/>
-        </w:rPr>
-        <w:t>只能从身后攻击，画线从前面盾牌画到身后的话不掉血。</w:t>
-      </w:r>
-    </w:p>
-    <w:p>
-      <w:r>
-        <w:rPr>
-          <w:rFonts w:hint="eastAsia"/>
-        </w:rPr>
-        <w:t>狂战士：</w:t>
-      </w:r>
-      <w:r>
-        <w:rPr>
-          <w:rFonts w:hint="eastAsia"/>
-        </w:rPr>
-        <w:t>体型大小</w:t>
-      </w:r>
-      <w:r>
-        <w:t>B+</w:t>
-      </w:r>
-      <w:r>
-        <w:rPr>
-          <w:rFonts w:hint="eastAsia"/>
-        </w:rPr>
-        <w:t>，</w:t>
-      </w:r>
-      <w:r>
-        <w:t>血量</w:t>
-      </w:r>
-      <w:r>
-        <w:t>B</w:t>
-      </w:r>
-      <w:r>
-        <w:t>，防御力</w:t>
-      </w:r>
-      <w:r>
-        <w:t>C</w:t>
-      </w:r>
-      <w:r>
-        <w:t>，</w:t>
-      </w:r>
-      <w:r>
-        <w:rPr>
-          <w:rFonts w:hint="eastAsia"/>
-        </w:rPr>
-        <w:t>特性：</w:t>
-      </w:r>
-      <w:r>
-        <w:rPr>
-          <w:rFonts w:hint="eastAsia"/>
-        </w:rPr>
-        <w:t>攻击</w:t>
-      </w:r>
-      <w:proofErr w:type="gramStart"/>
-      <w:r>
-        <w:rPr>
-          <w:rFonts w:hint="eastAsia"/>
-        </w:rPr>
-        <w:t>狂战士</w:t>
-      </w:r>
-      <w:proofErr w:type="gramEnd"/>
-      <w:r>
-        <w:rPr>
-          <w:rFonts w:hint="eastAsia"/>
-        </w:rPr>
-        <w:t>时 降低</w:t>
-      </w:r>
-      <w:proofErr w:type="gramStart"/>
-      <w:r>
-        <w:rPr>
-          <w:rFonts w:hint="eastAsia"/>
-        </w:rPr>
-        <w:t>一</w:t>
-      </w:r>
-      <w:proofErr w:type="gramEnd"/>
-      <w:r>
-        <w:rPr>
-          <w:rFonts w:hint="eastAsia"/>
-        </w:rPr>
-        <w:t>小段气力</w:t>
-      </w:r>
-    </w:p>
-    <w:p>
-      <w:pPr>
-        <w:rPr>
-          <w:rFonts w:hint="eastAsia"/>
-        </w:rPr>
-      </w:pPr>
-      <w:r>
-        <w:rPr>
-          <w:rFonts w:hint="eastAsia"/>
-        </w:rPr>
-        <w:t>分裂怪：</w:t>
-      </w:r>
-      <w:r>
-        <w:rPr>
-          <w:rFonts w:hint="eastAsia"/>
-        </w:rPr>
-        <w:t>体型大小</w:t>
-      </w:r>
-      <w:r>
-        <w:t>A+</w:t>
-      </w:r>
-      <w:r>
-        <w:rPr>
-          <w:rFonts w:hint="eastAsia"/>
-        </w:rPr>
-        <w:t>，</w:t>
-      </w:r>
-      <w:r>
-        <w:t>血量</w:t>
-      </w:r>
-      <w:r>
-        <w:t>C</w:t>
-      </w:r>
-      <w:r>
-        <w:t>，防御力C，</w:t>
-      </w:r>
-      <w:r>
-        <w:rPr>
-          <w:rFonts w:hint="eastAsia"/>
-        </w:rPr>
-        <w:t>特性：</w:t>
-      </w:r>
-      <w:r>
-        <w:rPr>
-          <w:rFonts w:hint="eastAsia"/>
-        </w:rPr>
-        <w:t>死亡后分裂为2个相同样子的小体型版本，此效果可以分裂3次。（分裂怪-小分裂怪-小小分裂怪-小小小分裂怪）</w:t>
-      </w:r>
-    </w:p>
-    <w:p>
-      <w:pPr>
-        <w:rPr>
-          <w:rFonts w:hint="eastAsia"/>
-        </w:rPr>
-      </w:pPr>
-    </w:p>
-    <w:p>
-      <w:pPr>
-        <w:rPr>
-          <w:rFonts w:hint="eastAsia"/>
-        </w:rPr>
-      </w:pPr>
-    </w:p>
+        <w:t>血量C，防御力C，</w:t>
+      </w:r>
+      <w:r>
+        <w:rPr>
+          <w:rFonts w:hint="eastAsia"/>
+        </w:rPr>
+        <w:t>特性：死亡后分裂为2个相同样子的小体型版本，此效果可以分裂3次。（分裂怪-小分裂怪-小小分裂怪-小小小分裂怪）</w:t>
+      </w:r>
+    </w:p>
+    <w:p/>
+    <w:p/>
     <w:p/>
     <w:p>
       <w:pPr>
@@ -1335,11 +1212,6 @@
       </w:r>
     </w:p>
     <w:p>
-      <w:pPr>
-        <w:rPr>
-          <w:rFonts w:hint="eastAsia"/>
-        </w:rPr>
-      </w:pPr>
       <w:r>
         <w:rPr>
           <w:rFonts w:hint="eastAsia"/>
@@ -1416,11 +1288,6 @@
     </w:p>
     <w:p/>
     <w:p>
-      <w:pPr>
-        <w:rPr>
-          <w:rFonts w:hint="eastAsia"/>
-        </w:rPr>
-      </w:pPr>
       <w:r>
         <w:t>1.锻炼,品质:白色,说明:增加10%攻击力 （视觉效果：每次升级时 角色的武器都会变大10%）</w:t>
       </w:r>
@@ -1445,11 +1312,11 @@
       </w:r>
       <w:proofErr w:type="gramStart"/>
       <w:r>
-        <w:t>红光越</w:t>
+        <w:t>红光</w:t>
       </w:r>
       <w:proofErr w:type="gramEnd"/>
       <w:r>
-        <w:t>多）</w:t>
+        <w:t>越多）</w:t>
       </w:r>
       <w:r>
         <w:br/>
@@ -1550,11 +1417,11 @@
       </w:r>
       <w:proofErr w:type="gramStart"/>
       <w:r>
-        <w:t>提升刀阵旋风</w:t>
+        <w:t>提升刀阵旋</w:t>
       </w:r>
       <w:proofErr w:type="gramEnd"/>
       <w:r>
-        <w:t>伤害</w:t>
+        <w:t>风伤害</w:t>
       </w:r>
       <w:r>
         <w:br/>
@@ -1573,11 +1440,6 @@
     </w:p>
     <w:p/>
     <w:p>
-      <w:pPr>
-        <w:rPr>
-          <w:rFonts w:hint="eastAsia"/>
-        </w:rPr>
-      </w:pPr>
       <w:r>
         <w:rPr>
           <w:rFonts w:hint="eastAsia"/>
@@ -2398,9 +2260,18 @@
           <w:sz w:val="20"/>
           <w:szCs w:val="20"/>
         </w:rPr>
-        <w:t>关普通怪</w:t>
+        <w:t>关普通</w:t>
       </w:r>
       <w:proofErr w:type="gramEnd"/>
+      <w:r>
+        <w:rPr>
+          <w:rFonts w:ascii="Segoe UI" w:eastAsia="宋体" w:hAnsi="Segoe UI" w:cs="Segoe UI"/>
+          <w:kern w:val="0"/>
+          <w:sz w:val="20"/>
+          <w:szCs w:val="20"/>
+        </w:rPr>
+        <w:t>怪</w:t>
+      </w:r>
       <w:r>
         <w:rPr>
           <w:rFonts w:ascii="Segoe UI" w:eastAsia="宋体" w:hAnsi="Segoe UI" w:cs="Segoe UI"/>
@@ -2616,7 +2487,217 @@
         <w:t>，刷新游戏即可生效。</w:t>
       </w:r>
     </w:p>
-    <w:p>
+    <w:p/>
+    <w:p>
+      <w:r>
+        <w:rPr>
+          <w:rFonts w:hint="eastAsia"/>
+        </w:rPr>
+        <w:t>新的改动：</w:t>
+      </w:r>
+    </w:p>
+    <w:p>
+      <w:r>
+        <w:br/>
+        <w:t xml:space="preserve">1.   </w:t>
+      </w:r>
+      <w:r>
+        <w:rPr>
+          <w:rFonts w:hint="eastAsia"/>
+        </w:rPr>
+        <w:t>现在怪物有攻击伤害了，并且怪物会持续向主角移动</w:t>
+      </w:r>
+    </w:p>
+    <w:p>
+      <w:pPr>
+        <w:pStyle w:val="a3"/>
+        <w:numPr>
+          <w:ilvl w:val="0"/>
+          <w:numId w:val="4"/>
+        </w:numPr>
+        <w:ind w:firstLineChars="0"/>
+      </w:pPr>
+      <w:r>
+        <w:rPr>
+          <w:rFonts w:hint="eastAsia"/>
+        </w:rPr>
+        <w:t>为主角添加血量属性，受伤害后</w:t>
+      </w:r>
+      <w:proofErr w:type="gramStart"/>
+      <w:r>
+        <w:rPr>
+          <w:rFonts w:hint="eastAsia"/>
+        </w:rPr>
+        <w:t>血条显示</w:t>
+      </w:r>
+      <w:proofErr w:type="gramEnd"/>
+      <w:r>
+        <w:rPr>
+          <w:rFonts w:hint="eastAsia"/>
+        </w:rPr>
+        <w:t>在头顶。、</w:t>
+      </w:r>
+    </w:p>
+    <w:p>
+      <w:pPr>
+        <w:pStyle w:val="a3"/>
+        <w:numPr>
+          <w:ilvl w:val="0"/>
+          <w:numId w:val="4"/>
+        </w:numPr>
+        <w:ind w:firstLineChars="0"/>
+      </w:pPr>
+      <w:r>
+        <w:rPr>
+          <w:rFonts w:hint="eastAsia"/>
+        </w:rPr>
+        <w:t>缩小初始地点的圆形区域，主角画线攻击后会停留在线最后的位置，而不是回到初始地点，圆形区域要跟随主角位置而变化。</w:t>
+      </w:r>
+    </w:p>
+    <w:p>
+      <w:pPr>
+        <w:pStyle w:val="a3"/>
+        <w:numPr>
+          <w:ilvl w:val="0"/>
+          <w:numId w:val="4"/>
+        </w:numPr>
+        <w:ind w:firstLineChars="0"/>
+      </w:pPr>
+      <w:r>
+        <w:rPr>
+          <w:rFonts w:hint="eastAsia"/>
+        </w:rPr>
+        <w:t>主角初始位置还在中心</w:t>
+      </w:r>
+    </w:p>
+    <w:p>
+      <w:pPr>
+        <w:pStyle w:val="a3"/>
+        <w:numPr>
+          <w:ilvl w:val="0"/>
+          <w:numId w:val="4"/>
+        </w:numPr>
+        <w:ind w:firstLineChars="0"/>
+        <w:rPr>
+          <w:rFonts w:hint="eastAsia"/>
+        </w:rPr>
+      </w:pPr>
+      <w:r>
+        <w:t>现在取消回合的逻辑，现在变为攻击完成后气力逐渐恢复</w:t>
+      </w:r>
+    </w:p>
+    <w:p/>
+    <w:p>
+      <w:pPr>
+        <w:widowControl/>
+        <w:spacing w:before="100" w:beforeAutospacing="1" w:after="100" w:afterAutospacing="1"/>
+        <w:jc w:val="left"/>
+        <w:rPr>
+          <w:rFonts w:ascii="宋体" w:eastAsia="宋体" w:hAnsi="宋体" w:cs="宋体"/>
+          <w:kern w:val="0"/>
+          <w:sz w:val="24"/>
+          <w:szCs w:val="24"/>
+        </w:rPr>
+      </w:pPr>
+      <w:r>
+        <w:rPr>
+          <w:rFonts w:ascii="宋体" w:eastAsia="宋体" w:hAnsi="宋体" w:cs="宋体"/>
+          <w:kern w:val="0"/>
+          <w:sz w:val="24"/>
+          <w:szCs w:val="24"/>
+        </w:rPr>
+        <w:t xml:space="preserve">1.怪物的刷新位置不要太均匀 </w:t>
+      </w:r>
+      <w:proofErr w:type="gramStart"/>
+      <w:r>
+        <w:rPr>
+          <w:rFonts w:ascii="宋体" w:eastAsia="宋体" w:hAnsi="宋体" w:cs="宋体"/>
+          <w:kern w:val="0"/>
+          <w:sz w:val="24"/>
+          <w:szCs w:val="24"/>
+        </w:rPr>
+        <w:t>要有刷怪密集</w:t>
+      </w:r>
+      <w:proofErr w:type="gramEnd"/>
+      <w:r>
+        <w:rPr>
+          <w:rFonts w:ascii="宋体" w:eastAsia="宋体" w:hAnsi="宋体" w:cs="宋体"/>
+          <w:kern w:val="0"/>
+          <w:sz w:val="24"/>
+          <w:szCs w:val="24"/>
+        </w:rPr>
+        <w:t xml:space="preserve">的地方 </w:t>
+      </w:r>
+      <w:proofErr w:type="gramStart"/>
+      <w:r>
+        <w:rPr>
+          <w:rFonts w:ascii="宋体" w:eastAsia="宋体" w:hAnsi="宋体" w:cs="宋体"/>
+          <w:kern w:val="0"/>
+          <w:sz w:val="24"/>
+          <w:szCs w:val="24"/>
+        </w:rPr>
+        <w:t>也有刷怪稀疏</w:t>
+      </w:r>
+      <w:proofErr w:type="gramEnd"/>
+      <w:r>
+        <w:rPr>
+          <w:rFonts w:ascii="宋体" w:eastAsia="宋体" w:hAnsi="宋体" w:cs="宋体"/>
+          <w:kern w:val="0"/>
+          <w:sz w:val="24"/>
+          <w:szCs w:val="24"/>
+        </w:rPr>
+        <w:t xml:space="preserve">的地方 </w:t>
+      </w:r>
+      <w:proofErr w:type="gramStart"/>
+      <w:r>
+        <w:rPr>
+          <w:rFonts w:ascii="宋体" w:eastAsia="宋体" w:hAnsi="宋体" w:cs="宋体"/>
+          <w:kern w:val="0"/>
+          <w:sz w:val="24"/>
+          <w:szCs w:val="24"/>
+        </w:rPr>
+        <w:t>刷怪的</w:t>
+      </w:r>
+      <w:proofErr w:type="gramEnd"/>
+      <w:r>
+        <w:rPr>
+          <w:rFonts w:ascii="宋体" w:eastAsia="宋体" w:hAnsi="宋体" w:cs="宋体"/>
+          <w:kern w:val="0"/>
+          <w:sz w:val="24"/>
+          <w:szCs w:val="24"/>
+        </w:rPr>
+        <w:t>位置不能太靠近主角初始位置</w:t>
+      </w:r>
+    </w:p>
+    <w:p>
+      <w:pPr>
+        <w:widowControl/>
+        <w:spacing w:before="100" w:beforeAutospacing="1" w:after="100" w:afterAutospacing="1"/>
+        <w:jc w:val="left"/>
+        <w:rPr>
+          <w:rFonts w:ascii="宋体" w:eastAsia="宋体" w:hAnsi="宋体" w:cs="宋体"/>
+          <w:kern w:val="0"/>
+          <w:sz w:val="24"/>
+          <w:szCs w:val="24"/>
+        </w:rPr>
+      </w:pPr>
+      <w:r>
+        <w:rPr>
+          <w:rFonts w:ascii="宋体" w:eastAsia="宋体" w:hAnsi="宋体" w:cs="宋体"/>
+          <w:kern w:val="0"/>
+          <w:sz w:val="24"/>
+          <w:szCs w:val="24"/>
+        </w:rPr>
+        <w:t>2.进入下一关后 主角位置不变</w:t>
+      </w:r>
+    </w:p>
+    <w:p/>
+    <w:p>
+      <w:pPr>
+        <w:rPr>
+          <w:rFonts w:hint="eastAsia"/>
+        </w:rPr>
+      </w:pPr>
       <w:bookmarkStart w:id="0" w:name="_GoBack"/>
       <w:bookmarkEnd w:id="0"/>
     </w:p>

--- a/忍者斩2.docx
+++ b/忍者斩2.docx
@@ -2693,13 +2693,40 @@
     </w:p>
     <w:p/>
     <w:p>
-      <w:pPr>
-        <w:rPr>
-          <w:rFonts w:hint="eastAsia"/>
-        </w:rPr>
-      </w:pPr>
+      <w:r>
+        <w:rPr>
+          <w:rFonts w:hint="eastAsia"/>
+        </w:rPr>
+        <w:t>忍术派系</w:t>
+      </w:r>
+    </w:p>
+    <w:p>
+      <w:pPr>
+        <w:rPr>
+          <w:rFonts w:hint="eastAsia"/>
+        </w:rPr>
+      </w:pPr>
+      <w:r>
+        <w:rPr>
+          <w:rFonts w:hint="eastAsia"/>
+        </w:rPr>
+        <w:t>默认配方</w:t>
+      </w:r>
       <w:bookmarkStart w:id="0" w:name="_GoBack"/>
       <w:bookmarkEnd w:id="0"/>
+    </w:p>
+    <w:p>
+      <w:pPr>
+        <w:rPr>
+          <w:rFonts w:hint="eastAsia"/>
+        </w:rPr>
+      </w:pPr>
+      <w:r>
+        <w:rPr>
+          <w:rFonts w:hint="eastAsia"/>
+        </w:rPr>
+        <w:t>忍术配方解锁</w:t>
+      </w:r>
     </w:p>
     <w:sectPr>
       <w:pgSz w:w="11906" w:h="16838"/>

--- a/忍者斩2.docx
+++ b/忍者斩2.docx
@@ -215,6 +215,35 @@
       </w:r>
     </w:p>
     <w:p>
+      <w:pPr>
+        <w:widowControl/>
+        <w:spacing w:before="100" w:beforeAutospacing="1" w:after="100" w:afterAutospacing="1"/>
+        <w:jc w:val="left"/>
+        <w:rPr>
+          <w:rFonts w:ascii="宋体" w:eastAsia="宋体" w:hAnsi="宋体" w:cs="宋体"/>
+          <w:kern w:val="0"/>
+          <w:sz w:val="24"/>
+          <w:szCs w:val="24"/>
+        </w:rPr>
+      </w:pPr>
+      <w:r>
+        <w:rPr>
+          <w:rFonts w:ascii="宋体" w:eastAsia="宋体" w:hAnsi="宋体" w:cs="宋体" w:hint="eastAsia"/>
+          <w:kern w:val="0"/>
+          <w:sz w:val="24"/>
+          <w:szCs w:val="24"/>
+        </w:rPr>
+        <w:t>默认攻击方式：飞镖</w:t>
+      </w:r>
+    </w:p>
+    <w:p>
+      <w:pPr>
+        <w:rPr>
+          <w:rFonts w:hint="eastAsia"/>
+        </w:rPr>
+      </w:pPr>
+    </w:p>
+    <w:p>
       <w:r>
         <w:rPr>
           <w:rFonts w:hint="eastAsia"/>
@@ -794,6 +823,7 @@
         </w:numPr>
       </w:pPr>
       <w:r>
+        <w:lastRenderedPageBreak/>
         <w:t>强化球逻辑修改：</w:t>
       </w:r>
     </w:p>
@@ -830,7 +860,6 @@
         </w:numPr>
       </w:pPr>
       <w:r>
-        <w:lastRenderedPageBreak/>
         <w:t>3. 连击球：获取后本次画线连击次数*2</w:t>
       </w:r>
     </w:p>
@@ -1362,13 +1391,13 @@
         <w:br/>
       </w:r>
       <w:r>
+        <w:lastRenderedPageBreak/>
         <w:t>8.影分身,品质:蓝色,说明:连击次数大于10时，角色结束攻击后在身后创造一个影分身，下次攻击会带着影分身一起攻击，影分身造成主角的20%伤害（影分身不触发连击次数）。升级（重复获取此奖励）会增加一个影分身。</w:t>
       </w:r>
       <w:r>
         <w:br/>
       </w:r>
       <w:r>
-        <w:lastRenderedPageBreak/>
         <w:t>9.</w:t>
       </w:r>
       <w:proofErr w:type="gramStart"/>
@@ -2014,6 +2043,7 @@
           <w:rFonts w:hint="eastAsia"/>
           <w:strike/>
         </w:rPr>
+        <w:lastRenderedPageBreak/>
         <w:t>场上随机位置概率出现经验球</w:t>
       </w:r>
       <w:r>
@@ -2049,7 +2079,6 @@
           <w:sz w:val="28"/>
           <w:szCs w:val="28"/>
         </w:rPr>
-        <w:lastRenderedPageBreak/>
         <w:t xml:space="preserve">1. </w:t>
       </w:r>
       <w:r>
@@ -2712,21 +2741,1633 @@
         </w:rPr>
         <w:t>默认配方</w:t>
       </w:r>
+    </w:p>
+    <w:p>
+      <w:r>
+        <w:rPr>
+          <w:rFonts w:hint="eastAsia"/>
+        </w:rPr>
+        <w:t>忍术配方解锁</w:t>
+      </w:r>
+    </w:p>
+    <w:p/>
+    <w:p>
+      <w:r>
+        <w:rPr>
+          <w:rFonts w:hint="eastAsia"/>
+        </w:rPr>
+        <w:t>刚开始肉鸽只能选1级忍术</w:t>
+      </w:r>
+    </w:p>
+    <w:p>
+      <w:r>
+        <w:t>3</w:t>
+      </w:r>
+      <w:r>
+        <w:rPr>
+          <w:rFonts w:hint="eastAsia"/>
+        </w:rPr>
+        <w:t>个1级忍术 合成2级忍术</w:t>
+      </w:r>
+    </w:p>
+    <w:p>
+      <w:r>
+        <w:rPr>
+          <w:rFonts w:hint="eastAsia"/>
+        </w:rPr>
+        <w:t>3个2级忍术 合成3级忍术</w:t>
+      </w:r>
+    </w:p>
+    <w:p>
+      <w:pPr>
+        <w:widowControl/>
+        <w:spacing w:before="100" w:beforeAutospacing="1" w:after="100" w:afterAutospacing="1"/>
+        <w:jc w:val="left"/>
+        <w:rPr>
+          <w:rFonts w:ascii="宋体" w:eastAsia="宋体" w:hAnsi="宋体" w:cs="宋体"/>
+          <w:kern w:val="0"/>
+          <w:sz w:val="24"/>
+          <w:szCs w:val="24"/>
+        </w:rPr>
+      </w:pPr>
+      <w:r>
+        <w:rPr>
+          <w:rFonts w:ascii="宋体" w:eastAsia="宋体" w:hAnsi="宋体" w:cs="宋体"/>
+          <w:kern w:val="0"/>
+          <w:sz w:val="24"/>
+          <w:szCs w:val="24"/>
+        </w:rPr>
+        <w:t>增加新的怪物 火焰法师：</w:t>
+      </w:r>
+    </w:p>
+    <w:p>
+      <w:pPr>
+        <w:widowControl/>
+        <w:spacing w:before="100" w:beforeAutospacing="1" w:after="100" w:afterAutospacing="1"/>
+        <w:jc w:val="left"/>
+        <w:rPr>
+          <w:rFonts w:ascii="宋体" w:eastAsia="宋体" w:hAnsi="宋体" w:cs="宋体"/>
+          <w:kern w:val="0"/>
+          <w:sz w:val="24"/>
+          <w:szCs w:val="24"/>
+        </w:rPr>
+      </w:pPr>
+      <w:r>
+        <w:rPr>
+          <w:rFonts w:ascii="宋体" w:eastAsia="宋体" w:hAnsi="宋体" w:cs="宋体"/>
+          <w:kern w:val="0"/>
+          <w:sz w:val="24"/>
+          <w:szCs w:val="24"/>
+        </w:rPr>
+        <w:t>远程怪物 进入攻击距离后 会在主角位置脚下召唤一个圆形范围火柱攻击，火柱出来前 主角</w:t>
+      </w:r>
+      <w:proofErr w:type="gramStart"/>
+      <w:r>
+        <w:rPr>
+          <w:rFonts w:ascii="宋体" w:eastAsia="宋体" w:hAnsi="宋体" w:cs="宋体"/>
+          <w:kern w:val="0"/>
+          <w:sz w:val="24"/>
+          <w:szCs w:val="24"/>
+        </w:rPr>
+        <w:t>脚下要</w:t>
+      </w:r>
+      <w:proofErr w:type="gramEnd"/>
+      <w:r>
+        <w:rPr>
+          <w:rFonts w:ascii="宋体" w:eastAsia="宋体" w:hAnsi="宋体" w:cs="宋体"/>
+          <w:kern w:val="0"/>
+          <w:sz w:val="24"/>
+          <w:szCs w:val="24"/>
+        </w:rPr>
+        <w:t>对应范围有红色闪烁提示，圆形范围大概直径约为1/2黑洞那么大。</w:t>
+      </w:r>
+    </w:p>
+    <w:p>
+      <w:pPr>
+        <w:widowControl/>
+        <w:spacing w:before="100" w:beforeAutospacing="1" w:after="100" w:afterAutospacing="1"/>
+        <w:jc w:val="left"/>
+        <w:rPr>
+          <w:rFonts w:ascii="宋体" w:eastAsia="宋体" w:hAnsi="宋体" w:cs="宋体"/>
+          <w:kern w:val="0"/>
+          <w:sz w:val="24"/>
+          <w:szCs w:val="24"/>
+        </w:rPr>
+      </w:pPr>
+      <w:r>
+        <w:rPr>
+          <w:rFonts w:ascii="宋体" w:eastAsia="宋体" w:hAnsi="宋体" w:cs="宋体"/>
+          <w:kern w:val="0"/>
+          <w:sz w:val="24"/>
+          <w:szCs w:val="24"/>
+        </w:rPr>
+        <w:t>每关都要添加火焰法师</w:t>
+      </w:r>
+    </w:p>
+    <w:p>
+      <w:pPr>
+        <w:widowControl/>
+        <w:spacing w:before="100" w:beforeAutospacing="1" w:after="100" w:afterAutospacing="1"/>
+        <w:jc w:val="left"/>
+        <w:rPr>
+          <w:rFonts w:ascii="宋体" w:eastAsia="宋体" w:hAnsi="宋体" w:cs="宋体" w:hint="eastAsia"/>
+          <w:kern w:val="0"/>
+          <w:sz w:val="24"/>
+          <w:szCs w:val="24"/>
+        </w:rPr>
+      </w:pPr>
+    </w:p>
+    <w:p>
+      <w:pPr>
+        <w:widowControl/>
+        <w:spacing w:before="100" w:beforeAutospacing="1" w:after="100" w:afterAutospacing="1"/>
+        <w:jc w:val="left"/>
+        <w:rPr>
+          <w:rFonts w:ascii="宋体" w:eastAsia="宋体" w:hAnsi="宋体" w:cs="宋体"/>
+          <w:kern w:val="0"/>
+          <w:sz w:val="24"/>
+          <w:szCs w:val="24"/>
+        </w:rPr>
+      </w:pPr>
+      <w:r>
+        <w:rPr>
+          <w:rFonts w:ascii="宋体" w:eastAsia="宋体" w:hAnsi="宋体" w:cs="宋体" w:hint="eastAsia"/>
+          <w:kern w:val="0"/>
+          <w:sz w:val="24"/>
+          <w:szCs w:val="24"/>
+        </w:rPr>
+        <w:t>画线流</w:t>
+      </w:r>
+      <w:r>
+        <w:rPr>
+          <w:rFonts w:ascii="宋体" w:eastAsia="宋体" w:hAnsi="宋体" w:cs="宋体" w:hint="eastAsia"/>
+          <w:kern w:val="0"/>
+          <w:sz w:val="24"/>
+          <w:szCs w:val="24"/>
+        </w:rPr>
+        <w:t>：</w:t>
+      </w:r>
+    </w:p>
+    <w:p>
+      <w:pPr>
+        <w:widowControl/>
+        <w:spacing w:before="100" w:beforeAutospacing="1" w:after="100" w:afterAutospacing="1"/>
+        <w:jc w:val="left"/>
+        <w:rPr>
+          <w:rFonts w:ascii="宋体" w:eastAsia="宋体" w:hAnsi="宋体" w:cs="宋体" w:hint="eastAsia"/>
+          <w:kern w:val="0"/>
+          <w:sz w:val="24"/>
+          <w:szCs w:val="24"/>
+        </w:rPr>
+      </w:pPr>
+      <w:proofErr w:type="gramStart"/>
+      <w:r>
+        <w:rPr>
+          <w:rFonts w:ascii="宋体" w:eastAsia="宋体" w:hAnsi="宋体" w:cs="宋体" w:hint="eastAsia"/>
+          <w:kern w:val="0"/>
+          <w:sz w:val="24"/>
+          <w:szCs w:val="24"/>
+        </w:rPr>
+        <w:t>普攻流</w:t>
+      </w:r>
+      <w:proofErr w:type="gramEnd"/>
+      <w:r>
+        <w:rPr>
+          <w:rFonts w:ascii="宋体" w:eastAsia="宋体" w:hAnsi="宋体" w:cs="宋体" w:hint="eastAsia"/>
+          <w:kern w:val="0"/>
+          <w:sz w:val="24"/>
+          <w:szCs w:val="24"/>
+        </w:rPr>
+        <w:t>：</w:t>
+      </w:r>
+    </w:p>
+    <w:p>
+      <w:pPr>
+        <w:pStyle w:val="a3"/>
+        <w:widowControl/>
+        <w:numPr>
+          <w:ilvl w:val="0"/>
+          <w:numId w:val="7"/>
+        </w:numPr>
+        <w:spacing w:before="100" w:beforeAutospacing="1" w:after="100" w:afterAutospacing="1"/>
+        <w:ind w:firstLineChars="0"/>
+        <w:jc w:val="left"/>
+        <w:rPr>
+          <w:rFonts w:ascii="宋体" w:eastAsia="宋体" w:hAnsi="宋体" w:cs="宋体"/>
+          <w:kern w:val="0"/>
+          <w:sz w:val="24"/>
+          <w:szCs w:val="24"/>
+        </w:rPr>
+      </w:pPr>
+      <w:r>
+        <w:t>多重飞镖：</w:t>
+      </w:r>
+      <w:proofErr w:type="gramStart"/>
+      <w:r>
+        <w:rPr>
+          <w:rFonts w:ascii="宋体" w:eastAsia="宋体" w:hAnsi="宋体" w:cs="宋体" w:hint="eastAsia"/>
+          <w:kern w:val="0"/>
+          <w:sz w:val="24"/>
+          <w:szCs w:val="24"/>
+        </w:rPr>
+        <w:t>普攻</w:t>
+      </w:r>
+      <w:r>
+        <w:rPr>
+          <w:rFonts w:ascii="宋体" w:eastAsia="宋体" w:hAnsi="宋体" w:cs="宋体" w:hint="eastAsia"/>
+          <w:kern w:val="0"/>
+          <w:sz w:val="24"/>
+          <w:szCs w:val="24"/>
+        </w:rPr>
+        <w:t>飞镖</w:t>
+      </w:r>
+      <w:proofErr w:type="gramEnd"/>
+      <w:r>
+        <w:rPr>
+          <w:rFonts w:ascii="宋体" w:eastAsia="宋体" w:hAnsi="宋体" w:cs="宋体" w:hint="eastAsia"/>
+          <w:kern w:val="0"/>
+          <w:sz w:val="24"/>
+          <w:szCs w:val="24"/>
+        </w:rPr>
+        <w:t>数量+</w:t>
+      </w:r>
+      <w:r>
+        <w:rPr>
+          <w:rFonts w:ascii="宋体" w:eastAsia="宋体" w:hAnsi="宋体" w:cs="宋体"/>
+          <w:kern w:val="0"/>
+          <w:sz w:val="24"/>
+          <w:szCs w:val="24"/>
+        </w:rPr>
+        <w:t>1</w:t>
+      </w:r>
+      <w:r>
+        <w:rPr>
+          <w:rFonts w:ascii="宋体" w:eastAsia="宋体" w:hAnsi="宋体" w:cs="宋体"/>
+          <w:kern w:val="0"/>
+          <w:sz w:val="24"/>
+          <w:szCs w:val="24"/>
+        </w:rPr>
+        <w:t xml:space="preserve">  </w:t>
+      </w:r>
+      <w:r>
+        <w:rPr>
+          <w:rFonts w:ascii="宋体" w:eastAsia="宋体" w:hAnsi="宋体" w:cs="宋体" w:hint="eastAsia"/>
+          <w:kern w:val="0"/>
+          <w:sz w:val="24"/>
+          <w:szCs w:val="24"/>
+        </w:rPr>
+        <w:t>品质：</w:t>
+      </w:r>
+      <w:r>
+        <w:rPr>
+          <w:rFonts w:ascii="宋体" w:eastAsia="宋体" w:hAnsi="宋体" w:cs="宋体" w:hint="eastAsia"/>
+          <w:kern w:val="0"/>
+          <w:sz w:val="24"/>
+          <w:szCs w:val="24"/>
+        </w:rPr>
+        <w:t>蓝色</w:t>
+      </w:r>
+      <w:r>
+        <w:rPr>
+          <w:rFonts w:ascii="宋体" w:eastAsia="宋体" w:hAnsi="宋体" w:cs="宋体" w:hint="eastAsia"/>
+          <w:kern w:val="0"/>
+          <w:sz w:val="24"/>
+          <w:szCs w:val="24"/>
+        </w:rPr>
+        <w:t xml:space="preserve"> </w:t>
+      </w:r>
+      <w:r>
+        <w:rPr>
+          <w:rFonts w:ascii="宋体" w:eastAsia="宋体" w:hAnsi="宋体" w:cs="宋体"/>
+          <w:kern w:val="0"/>
+          <w:sz w:val="24"/>
+          <w:szCs w:val="24"/>
+        </w:rPr>
+        <w:t xml:space="preserve"> </w:t>
+      </w:r>
+      <w:r>
+        <w:rPr>
+          <w:rFonts w:ascii="宋体" w:eastAsia="宋体" w:hAnsi="宋体" w:cs="宋体" w:hint="eastAsia"/>
+          <w:kern w:val="0"/>
+          <w:sz w:val="24"/>
+          <w:szCs w:val="24"/>
+        </w:rPr>
+        <w:t>重复升级可叠加</w:t>
+      </w:r>
+    </w:p>
+    <w:p>
+      <w:pPr>
+        <w:pStyle w:val="a3"/>
+        <w:widowControl/>
+        <w:numPr>
+          <w:ilvl w:val="0"/>
+          <w:numId w:val="7"/>
+        </w:numPr>
+        <w:spacing w:before="100" w:beforeAutospacing="1" w:after="100" w:afterAutospacing="1"/>
+        <w:ind w:firstLineChars="0"/>
+        <w:jc w:val="left"/>
+        <w:rPr>
+          <w:rFonts w:ascii="宋体" w:eastAsia="宋体" w:hAnsi="宋体" w:cs="宋体"/>
+          <w:kern w:val="0"/>
+          <w:sz w:val="24"/>
+          <w:szCs w:val="24"/>
+        </w:rPr>
+      </w:pPr>
+      <w:r>
+        <w:rPr>
+          <w:rFonts w:ascii="宋体" w:eastAsia="宋体" w:hAnsi="宋体" w:cs="宋体" w:hint="eastAsia"/>
+          <w:kern w:val="0"/>
+          <w:sz w:val="24"/>
+          <w:szCs w:val="24"/>
+        </w:rPr>
+        <w:t>巨大飞镖：</w:t>
+      </w:r>
+      <w:proofErr w:type="gramStart"/>
+      <w:r>
+        <w:rPr>
+          <w:rFonts w:ascii="宋体" w:eastAsia="宋体" w:hAnsi="宋体" w:cs="宋体" w:hint="eastAsia"/>
+          <w:kern w:val="0"/>
+          <w:sz w:val="24"/>
+          <w:szCs w:val="24"/>
+        </w:rPr>
+        <w:t>普攻飞镖</w:t>
+      </w:r>
+      <w:proofErr w:type="gramEnd"/>
+      <w:r>
+        <w:rPr>
+          <w:rFonts w:ascii="宋体" w:eastAsia="宋体" w:hAnsi="宋体" w:cs="宋体" w:hint="eastAsia"/>
+          <w:kern w:val="0"/>
+          <w:sz w:val="24"/>
+          <w:szCs w:val="24"/>
+        </w:rPr>
+        <w:t>变大2</w:t>
+      </w:r>
+      <w:r>
+        <w:rPr>
+          <w:rFonts w:ascii="宋体" w:eastAsia="宋体" w:hAnsi="宋体" w:cs="宋体"/>
+          <w:kern w:val="0"/>
+          <w:sz w:val="24"/>
+          <w:szCs w:val="24"/>
+        </w:rPr>
+        <w:t>0%</w:t>
+      </w:r>
+      <w:r>
+        <w:rPr>
+          <w:rFonts w:ascii="宋体" w:eastAsia="宋体" w:hAnsi="宋体" w:cs="宋体"/>
+          <w:kern w:val="0"/>
+          <w:sz w:val="24"/>
+          <w:szCs w:val="24"/>
+        </w:rPr>
+        <w:t xml:space="preserve">  </w:t>
+      </w:r>
+      <w:r>
+        <w:rPr>
+          <w:rFonts w:ascii="宋体" w:eastAsia="宋体" w:hAnsi="宋体" w:cs="宋体" w:hint="eastAsia"/>
+          <w:kern w:val="0"/>
+          <w:sz w:val="24"/>
+          <w:szCs w:val="24"/>
+        </w:rPr>
+        <w:t>品质：</w:t>
+      </w:r>
+      <w:r>
+        <w:rPr>
+          <w:rFonts w:ascii="宋体" w:eastAsia="宋体" w:hAnsi="宋体" w:cs="宋体" w:hint="eastAsia"/>
+          <w:kern w:val="0"/>
+          <w:sz w:val="24"/>
+          <w:szCs w:val="24"/>
+        </w:rPr>
+        <w:t>白色</w:t>
+      </w:r>
+      <w:r>
+        <w:rPr>
+          <w:rFonts w:ascii="宋体" w:eastAsia="宋体" w:hAnsi="宋体" w:cs="宋体" w:hint="eastAsia"/>
+          <w:kern w:val="0"/>
+          <w:sz w:val="24"/>
+          <w:szCs w:val="24"/>
+        </w:rPr>
+        <w:t xml:space="preserve"> </w:t>
+      </w:r>
+      <w:r>
+        <w:rPr>
+          <w:rFonts w:ascii="宋体" w:eastAsia="宋体" w:hAnsi="宋体" w:cs="宋体"/>
+          <w:kern w:val="0"/>
+          <w:sz w:val="24"/>
+          <w:szCs w:val="24"/>
+        </w:rPr>
+        <w:t xml:space="preserve"> </w:t>
+      </w:r>
+      <w:r>
+        <w:rPr>
+          <w:rFonts w:ascii="宋体" w:eastAsia="宋体" w:hAnsi="宋体" w:cs="宋体" w:hint="eastAsia"/>
+          <w:kern w:val="0"/>
+          <w:sz w:val="24"/>
+          <w:szCs w:val="24"/>
+        </w:rPr>
+        <w:t>重复升级可叠加</w:t>
+      </w:r>
+    </w:p>
+    <w:p>
+      <w:pPr>
+        <w:pStyle w:val="a3"/>
+        <w:widowControl/>
+        <w:numPr>
+          <w:ilvl w:val="0"/>
+          <w:numId w:val="7"/>
+        </w:numPr>
+        <w:spacing w:before="100" w:beforeAutospacing="1" w:after="100" w:afterAutospacing="1"/>
+        <w:ind w:firstLineChars="0"/>
+        <w:jc w:val="left"/>
+        <w:rPr>
+          <w:rFonts w:ascii="宋体" w:eastAsia="宋体" w:hAnsi="宋体" w:cs="宋体"/>
+          <w:kern w:val="0"/>
+          <w:sz w:val="24"/>
+          <w:szCs w:val="24"/>
+        </w:rPr>
+      </w:pPr>
+      <w:r>
+        <w:rPr>
+          <w:rFonts w:ascii="宋体" w:eastAsia="宋体" w:hAnsi="宋体" w:cs="宋体" w:hint="eastAsia"/>
+          <w:kern w:val="0"/>
+          <w:sz w:val="24"/>
+          <w:szCs w:val="24"/>
+        </w:rPr>
+        <w:t>寒冰飞镖：</w:t>
+      </w:r>
+      <w:r>
+        <w:rPr>
+          <w:rFonts w:ascii="宋体" w:eastAsia="宋体" w:hAnsi="宋体" w:cs="宋体" w:hint="eastAsia"/>
+          <w:kern w:val="0"/>
+          <w:sz w:val="24"/>
+          <w:szCs w:val="24"/>
+        </w:rPr>
+        <w:t>普攻飞镖命中敌人时，</w:t>
+      </w:r>
+      <w:r>
+        <w:rPr>
+          <w:rFonts w:ascii="宋体" w:eastAsia="宋体" w:hAnsi="宋体" w:cs="宋体" w:hint="eastAsia"/>
+          <w:kern w:val="0"/>
+          <w:sz w:val="24"/>
+          <w:szCs w:val="24"/>
+        </w:rPr>
+        <w:t>5</w:t>
+      </w:r>
+      <w:r>
+        <w:rPr>
+          <w:rFonts w:ascii="宋体" w:eastAsia="宋体" w:hAnsi="宋体" w:cs="宋体"/>
+          <w:kern w:val="0"/>
+          <w:sz w:val="24"/>
+          <w:szCs w:val="24"/>
+        </w:rPr>
+        <w:t>%</w:t>
+      </w:r>
+      <w:r>
+        <w:rPr>
+          <w:rFonts w:ascii="宋体" w:eastAsia="宋体" w:hAnsi="宋体" w:cs="宋体" w:hint="eastAsia"/>
+          <w:kern w:val="0"/>
+          <w:sz w:val="24"/>
+          <w:szCs w:val="24"/>
+        </w:rPr>
+        <w:t>概率</w:t>
+      </w:r>
+      <w:r>
+        <w:rPr>
+          <w:rFonts w:ascii="宋体" w:eastAsia="宋体" w:hAnsi="宋体" w:cs="宋体" w:hint="eastAsia"/>
+          <w:kern w:val="0"/>
+          <w:sz w:val="24"/>
+          <w:szCs w:val="24"/>
+        </w:rPr>
+        <w:t>释放</w:t>
+      </w:r>
+      <w:r>
+        <w:rPr>
+          <w:rFonts w:ascii="宋体" w:eastAsia="宋体" w:hAnsi="宋体" w:cs="宋体" w:hint="eastAsia"/>
+          <w:kern w:val="0"/>
+          <w:sz w:val="24"/>
+          <w:szCs w:val="24"/>
+        </w:rPr>
+        <w:t>寒冰气</w:t>
+      </w:r>
+      <w:r>
+        <w:rPr>
+          <w:rFonts w:ascii="宋体" w:eastAsia="宋体" w:hAnsi="宋体" w:cs="宋体" w:hint="eastAsia"/>
+          <w:kern w:val="0"/>
+          <w:sz w:val="24"/>
+          <w:szCs w:val="24"/>
+        </w:rPr>
+        <w:t>，</w:t>
+      </w:r>
+      <w:r>
+        <w:rPr>
+          <w:rFonts w:ascii="宋体" w:eastAsia="宋体" w:hAnsi="宋体" w:cs="宋体" w:hint="eastAsia"/>
+          <w:kern w:val="0"/>
+          <w:sz w:val="24"/>
+          <w:szCs w:val="24"/>
+        </w:rPr>
+        <w:t>冰冻一定范围内</w:t>
+      </w:r>
+      <w:r>
+        <w:rPr>
+          <w:rFonts w:ascii="宋体" w:eastAsia="宋体" w:hAnsi="宋体" w:cs="宋体" w:hint="eastAsia"/>
+          <w:kern w:val="0"/>
+          <w:sz w:val="24"/>
+          <w:szCs w:val="24"/>
+        </w:rPr>
+        <w:t>敌人</w:t>
+      </w:r>
+      <w:r>
+        <w:rPr>
+          <w:rFonts w:ascii="宋体" w:eastAsia="宋体" w:hAnsi="宋体" w:cs="宋体" w:hint="eastAsia"/>
+          <w:kern w:val="0"/>
+          <w:sz w:val="24"/>
+          <w:szCs w:val="24"/>
+        </w:rPr>
+        <w:t>2秒并</w:t>
+      </w:r>
+      <w:r>
+        <w:rPr>
+          <w:rFonts w:ascii="宋体" w:eastAsia="宋体" w:hAnsi="宋体" w:cs="宋体" w:hint="eastAsia"/>
+          <w:kern w:val="0"/>
+          <w:sz w:val="24"/>
+          <w:szCs w:val="24"/>
+        </w:rPr>
+        <w:t>造成伤害，</w:t>
+      </w:r>
+      <w:r>
+        <w:rPr>
+          <w:rFonts w:ascii="宋体" w:eastAsia="宋体" w:hAnsi="宋体" w:cs="宋体" w:hint="eastAsia"/>
+          <w:kern w:val="0"/>
+          <w:sz w:val="24"/>
+          <w:szCs w:val="24"/>
+        </w:rPr>
+        <w:t>寒冰气</w:t>
+      </w:r>
+      <w:r>
+        <w:rPr>
+          <w:rFonts w:ascii="宋体" w:eastAsia="宋体" w:hAnsi="宋体" w:cs="宋体" w:hint="eastAsia"/>
+          <w:kern w:val="0"/>
+          <w:sz w:val="24"/>
+          <w:szCs w:val="24"/>
+        </w:rPr>
+        <w:t>伤害约为飞镖伤害的</w:t>
+      </w:r>
+      <w:r>
+        <w:rPr>
+          <w:rFonts w:ascii="宋体" w:eastAsia="宋体" w:hAnsi="宋体" w:cs="宋体"/>
+          <w:kern w:val="0"/>
+          <w:sz w:val="24"/>
+          <w:szCs w:val="24"/>
+        </w:rPr>
+        <w:t>2</w:t>
+      </w:r>
+      <w:r>
+        <w:rPr>
+          <w:rFonts w:ascii="宋体" w:eastAsia="宋体" w:hAnsi="宋体" w:cs="宋体"/>
+          <w:kern w:val="0"/>
+          <w:sz w:val="24"/>
+          <w:szCs w:val="24"/>
+        </w:rPr>
+        <w:t>0%</w:t>
+      </w:r>
+      <w:r>
+        <w:rPr>
+          <w:rFonts w:ascii="宋体" w:eastAsia="宋体" w:hAnsi="宋体" w:cs="宋体"/>
+          <w:kern w:val="0"/>
+          <w:sz w:val="24"/>
+          <w:szCs w:val="24"/>
+        </w:rPr>
+        <w:t xml:space="preserve">  </w:t>
+      </w:r>
+      <w:r>
+        <w:rPr>
+          <w:rFonts w:ascii="宋体" w:eastAsia="宋体" w:hAnsi="宋体" w:cs="宋体" w:hint="eastAsia"/>
+          <w:kern w:val="0"/>
+          <w:sz w:val="24"/>
+          <w:szCs w:val="24"/>
+        </w:rPr>
+        <w:t>品质：</w:t>
+      </w:r>
+      <w:r>
+        <w:rPr>
+          <w:rFonts w:ascii="宋体" w:eastAsia="宋体" w:hAnsi="宋体" w:cs="宋体" w:hint="eastAsia"/>
+          <w:kern w:val="0"/>
+          <w:sz w:val="24"/>
+          <w:szCs w:val="24"/>
+        </w:rPr>
+        <w:t>紫色</w:t>
+      </w:r>
+      <w:r>
+        <w:rPr>
+          <w:rFonts w:ascii="宋体" w:eastAsia="宋体" w:hAnsi="宋体" w:cs="宋体" w:hint="eastAsia"/>
+          <w:kern w:val="0"/>
+          <w:sz w:val="24"/>
+          <w:szCs w:val="24"/>
+        </w:rPr>
+        <w:t xml:space="preserve"> </w:t>
+      </w:r>
+      <w:r>
+        <w:rPr>
+          <w:rFonts w:ascii="宋体" w:eastAsia="宋体" w:hAnsi="宋体" w:cs="宋体" w:hint="eastAsia"/>
+          <w:kern w:val="0"/>
+          <w:sz w:val="24"/>
+          <w:szCs w:val="24"/>
+        </w:rPr>
+        <w:t>重复升级可叠加</w:t>
+      </w:r>
+      <w:r>
+        <w:rPr>
+          <w:rFonts w:ascii="宋体" w:eastAsia="宋体" w:hAnsi="宋体" w:cs="宋体" w:hint="eastAsia"/>
+          <w:kern w:val="0"/>
+          <w:sz w:val="24"/>
+          <w:szCs w:val="24"/>
+        </w:rPr>
+        <w:t xml:space="preserve"> 增加</w:t>
+      </w:r>
+      <w:r>
+        <w:rPr>
+          <w:rFonts w:ascii="宋体" w:eastAsia="宋体" w:hAnsi="宋体" w:cs="宋体" w:hint="eastAsia"/>
+          <w:kern w:val="0"/>
+          <w:sz w:val="24"/>
+          <w:szCs w:val="24"/>
+        </w:rPr>
+        <w:t>寒冰气伤害</w:t>
+      </w:r>
+      <w:r>
+        <w:rPr>
+          <w:rFonts w:ascii="宋体" w:eastAsia="宋体" w:hAnsi="宋体" w:cs="宋体" w:hint="eastAsia"/>
+          <w:kern w:val="0"/>
+          <w:sz w:val="24"/>
+          <w:szCs w:val="24"/>
+        </w:rPr>
+        <w:t xml:space="preserve"> 和寒冰气概率。</w:t>
+      </w:r>
       <w:bookmarkStart w:id="0" w:name="_GoBack"/>
       <w:bookmarkEnd w:id="0"/>
     </w:p>
     <w:p>
       <w:pPr>
-        <w:rPr>
-          <w:rFonts w:hint="eastAsia"/>
-        </w:rPr>
-      </w:pPr>
-      <w:r>
-        <w:rPr>
-          <w:rFonts w:hint="eastAsia"/>
-        </w:rPr>
-        <w:t>忍术配方解锁</w:t>
-      </w:r>
+        <w:pStyle w:val="a3"/>
+        <w:widowControl/>
+        <w:numPr>
+          <w:ilvl w:val="0"/>
+          <w:numId w:val="7"/>
+        </w:numPr>
+        <w:spacing w:before="100" w:beforeAutospacing="1" w:after="100" w:afterAutospacing="1"/>
+        <w:ind w:firstLineChars="0"/>
+        <w:jc w:val="left"/>
+        <w:rPr>
+          <w:rFonts w:ascii="宋体" w:eastAsia="宋体" w:hAnsi="宋体" w:cs="宋体"/>
+          <w:kern w:val="0"/>
+          <w:sz w:val="24"/>
+          <w:szCs w:val="24"/>
+        </w:rPr>
+      </w:pPr>
+      <w:r>
+        <w:rPr>
+          <w:rFonts w:ascii="宋体" w:eastAsia="宋体" w:hAnsi="宋体" w:cs="宋体" w:hint="eastAsia"/>
+          <w:kern w:val="0"/>
+          <w:sz w:val="24"/>
+          <w:szCs w:val="24"/>
+        </w:rPr>
+        <w:t>元气弹：</w:t>
+      </w:r>
+      <w:r>
+        <w:rPr>
+          <w:rFonts w:ascii="宋体" w:eastAsia="宋体" w:hAnsi="宋体" w:cs="宋体" w:hint="eastAsia"/>
+          <w:kern w:val="0"/>
+          <w:sz w:val="24"/>
+          <w:szCs w:val="24"/>
+        </w:rPr>
+        <w:t>飞镖升级为元气弹，伤害增加5</w:t>
+      </w:r>
+      <w:r>
+        <w:rPr>
+          <w:rFonts w:ascii="宋体" w:eastAsia="宋体" w:hAnsi="宋体" w:cs="宋体"/>
+          <w:kern w:val="0"/>
+          <w:sz w:val="24"/>
+          <w:szCs w:val="24"/>
+        </w:rPr>
+        <w:t>0%</w:t>
+      </w:r>
+      <w:r>
+        <w:rPr>
+          <w:rFonts w:ascii="宋体" w:eastAsia="宋体" w:hAnsi="宋体" w:cs="宋体" w:hint="eastAsia"/>
+          <w:kern w:val="0"/>
+          <w:sz w:val="24"/>
+          <w:szCs w:val="24"/>
+        </w:rPr>
+        <w:t>。（</w:t>
+      </w:r>
+      <w:r>
+        <w:rPr>
+          <w:rFonts w:ascii="宋体" w:eastAsia="宋体" w:hAnsi="宋体" w:cs="宋体" w:hint="eastAsia"/>
+          <w:kern w:val="0"/>
+          <w:sz w:val="24"/>
+          <w:szCs w:val="24"/>
+        </w:rPr>
+        <w:t xml:space="preserve">注意 </w:t>
+      </w:r>
+      <w:r>
+        <w:rPr>
+          <w:rFonts w:ascii="宋体" w:eastAsia="宋体" w:hAnsi="宋体" w:cs="宋体" w:hint="eastAsia"/>
+          <w:kern w:val="0"/>
+          <w:sz w:val="24"/>
+          <w:szCs w:val="24"/>
+        </w:rPr>
+        <w:t>元气弹等于飞镖，也能享受其他飞镖相关的奖励加成。）</w:t>
+      </w:r>
+      <w:r>
+        <w:rPr>
+          <w:rFonts w:ascii="宋体" w:eastAsia="宋体" w:hAnsi="宋体" w:cs="宋体" w:hint="eastAsia"/>
+          <w:kern w:val="0"/>
+          <w:sz w:val="24"/>
+          <w:szCs w:val="24"/>
+        </w:rPr>
+        <w:t xml:space="preserve"> </w:t>
+      </w:r>
+      <w:r>
+        <w:rPr>
+          <w:rFonts w:ascii="宋体" w:eastAsia="宋体" w:hAnsi="宋体" w:cs="宋体" w:hint="eastAsia"/>
+          <w:kern w:val="0"/>
+          <w:sz w:val="24"/>
+          <w:szCs w:val="24"/>
+        </w:rPr>
+        <w:t>品质：</w:t>
+      </w:r>
+      <w:r>
+        <w:rPr>
+          <w:rFonts w:ascii="宋体" w:eastAsia="宋体" w:hAnsi="宋体" w:cs="宋体" w:hint="eastAsia"/>
+          <w:kern w:val="0"/>
+          <w:sz w:val="24"/>
+          <w:szCs w:val="24"/>
+        </w:rPr>
+        <w:t>橙色</w:t>
+      </w:r>
+      <w:r>
+        <w:rPr>
+          <w:rFonts w:ascii="宋体" w:eastAsia="宋体" w:hAnsi="宋体" w:cs="宋体" w:hint="eastAsia"/>
+          <w:kern w:val="0"/>
+          <w:sz w:val="24"/>
+          <w:szCs w:val="24"/>
+        </w:rPr>
+        <w:t xml:space="preserve"> </w:t>
+      </w:r>
+      <w:r>
+        <w:rPr>
+          <w:rFonts w:ascii="宋体" w:eastAsia="宋体" w:hAnsi="宋体" w:cs="宋体" w:hint="eastAsia"/>
+          <w:kern w:val="0"/>
+          <w:sz w:val="24"/>
+          <w:szCs w:val="24"/>
+        </w:rPr>
+        <w:t>重复升级可叠加 增加</w:t>
+      </w:r>
+      <w:r>
+        <w:rPr>
+          <w:rFonts w:ascii="宋体" w:eastAsia="宋体" w:hAnsi="宋体" w:cs="宋体" w:hint="eastAsia"/>
+          <w:kern w:val="0"/>
+          <w:sz w:val="24"/>
+          <w:szCs w:val="24"/>
+        </w:rPr>
+        <w:t>伤害</w:t>
+      </w:r>
+    </w:p>
+    <w:p>
+      <w:pPr>
+        <w:widowControl/>
+        <w:spacing w:before="100" w:beforeAutospacing="1" w:after="100" w:afterAutospacing="1"/>
+        <w:jc w:val="left"/>
+        <w:rPr>
+          <w:rFonts w:ascii="宋体" w:eastAsia="宋体" w:hAnsi="宋体" w:cs="宋体" w:hint="eastAsia"/>
+          <w:kern w:val="0"/>
+          <w:sz w:val="24"/>
+          <w:szCs w:val="24"/>
+        </w:rPr>
+      </w:pPr>
+    </w:p>
+    <w:p>
+      <w:pPr>
+        <w:widowControl/>
+        <w:spacing w:before="100" w:beforeAutospacing="1" w:after="100" w:afterAutospacing="1"/>
+        <w:jc w:val="left"/>
+        <w:rPr>
+          <w:rFonts w:ascii="宋体" w:eastAsia="宋体" w:hAnsi="宋体" w:cs="宋体"/>
+          <w:kern w:val="0"/>
+          <w:sz w:val="24"/>
+          <w:szCs w:val="24"/>
+        </w:rPr>
+      </w:pPr>
+      <w:r>
+        <w:rPr>
+          <w:rFonts w:ascii="宋体" w:eastAsia="宋体" w:hAnsi="宋体" w:cs="宋体" w:hint="eastAsia"/>
+          <w:kern w:val="0"/>
+          <w:sz w:val="24"/>
+          <w:szCs w:val="24"/>
+        </w:rPr>
+        <w:t>连击流</w:t>
+      </w:r>
+      <w:r>
+        <w:rPr>
+          <w:rFonts w:ascii="宋体" w:eastAsia="宋体" w:hAnsi="宋体" w:cs="宋体" w:hint="eastAsia"/>
+          <w:kern w:val="0"/>
+          <w:sz w:val="24"/>
+          <w:szCs w:val="24"/>
+        </w:rPr>
+        <w:t>：</w:t>
+      </w:r>
+    </w:p>
+    <w:p>
+      <w:pPr>
+        <w:pStyle w:val="a3"/>
+        <w:widowControl/>
+        <w:numPr>
+          <w:ilvl w:val="0"/>
+          <w:numId w:val="10"/>
+        </w:numPr>
+        <w:spacing w:before="100" w:beforeAutospacing="1" w:after="100" w:afterAutospacing="1"/>
+        <w:ind w:firstLineChars="0"/>
+        <w:jc w:val="left"/>
+        <w:rPr>
+          <w:rFonts w:ascii="宋体" w:eastAsia="宋体" w:hAnsi="宋体" w:cs="宋体"/>
+          <w:kern w:val="0"/>
+          <w:sz w:val="24"/>
+          <w:szCs w:val="24"/>
+        </w:rPr>
+      </w:pPr>
+      <w:r>
+        <w:rPr>
+          <w:rFonts w:ascii="宋体" w:eastAsia="宋体" w:hAnsi="宋体" w:cs="宋体"/>
+          <w:kern w:val="0"/>
+          <w:sz w:val="24"/>
+          <w:szCs w:val="24"/>
+        </w:rPr>
+        <w:t>手里剑</w:t>
+      </w:r>
+      <w:r>
+        <w:rPr>
+          <w:rFonts w:ascii="宋体" w:eastAsia="宋体" w:hAnsi="宋体" w:cs="宋体" w:hint="eastAsia"/>
+          <w:kern w:val="0"/>
+          <w:sz w:val="24"/>
+          <w:szCs w:val="24"/>
+        </w:rPr>
+        <w:t>：</w:t>
+      </w:r>
+      <w:r>
+        <w:rPr>
+          <w:rFonts w:ascii="宋体" w:eastAsia="宋体" w:hAnsi="宋体" w:cs="宋体"/>
+          <w:kern w:val="0"/>
+          <w:sz w:val="24"/>
+          <w:szCs w:val="24"/>
+        </w:rPr>
+        <w:t>”每次连击“ 释放2个手里剑</w:t>
+      </w:r>
+      <w:r>
+        <w:rPr>
+          <w:rFonts w:ascii="宋体" w:eastAsia="宋体" w:hAnsi="宋体" w:cs="宋体"/>
+          <w:kern w:val="0"/>
+          <w:sz w:val="24"/>
+          <w:szCs w:val="24"/>
+        </w:rPr>
+        <w:t xml:space="preserve">  </w:t>
+      </w:r>
+      <w:r>
+        <w:rPr>
+          <w:rFonts w:ascii="宋体" w:eastAsia="宋体" w:hAnsi="宋体" w:cs="宋体" w:hint="eastAsia"/>
+          <w:kern w:val="0"/>
+          <w:sz w:val="24"/>
+          <w:szCs w:val="24"/>
+        </w:rPr>
+        <w:t>品质：</w:t>
+      </w:r>
+      <w:r>
+        <w:rPr>
+          <w:rFonts w:ascii="宋体" w:eastAsia="宋体" w:hAnsi="宋体" w:cs="宋体" w:hint="eastAsia"/>
+          <w:kern w:val="0"/>
+          <w:sz w:val="24"/>
+          <w:szCs w:val="24"/>
+        </w:rPr>
+        <w:t>白色</w:t>
+      </w:r>
+      <w:r>
+        <w:rPr>
+          <w:rFonts w:ascii="宋体" w:eastAsia="宋体" w:hAnsi="宋体" w:cs="宋体" w:hint="eastAsia"/>
+          <w:kern w:val="0"/>
+          <w:sz w:val="24"/>
+          <w:szCs w:val="24"/>
+        </w:rPr>
+        <w:t xml:space="preserve"> 重复升级叠加</w:t>
+      </w:r>
+    </w:p>
+    <w:p>
+      <w:pPr>
+        <w:pStyle w:val="a3"/>
+        <w:widowControl/>
+        <w:numPr>
+          <w:ilvl w:val="0"/>
+          <w:numId w:val="8"/>
+        </w:numPr>
+        <w:spacing w:before="100" w:beforeAutospacing="1" w:after="100" w:afterAutospacing="1"/>
+        <w:ind w:firstLineChars="0"/>
+        <w:jc w:val="left"/>
+        <w:rPr>
+          <w:rFonts w:ascii="宋体" w:eastAsia="宋体" w:hAnsi="宋体" w:cs="宋体"/>
+          <w:kern w:val="0"/>
+          <w:sz w:val="24"/>
+          <w:szCs w:val="24"/>
+        </w:rPr>
+      </w:pPr>
+      <w:proofErr w:type="gramStart"/>
+      <w:r>
+        <w:rPr>
+          <w:rFonts w:ascii="宋体" w:eastAsia="宋体" w:hAnsi="宋体" w:cs="宋体" w:hint="eastAsia"/>
+          <w:kern w:val="0"/>
+          <w:sz w:val="24"/>
+          <w:szCs w:val="24"/>
+        </w:rPr>
+        <w:t>豪</w:t>
+      </w:r>
+      <w:proofErr w:type="gramEnd"/>
+      <w:r>
+        <w:rPr>
+          <w:rFonts w:ascii="宋体" w:eastAsia="宋体" w:hAnsi="宋体" w:cs="宋体" w:hint="eastAsia"/>
+          <w:kern w:val="0"/>
+          <w:sz w:val="24"/>
+          <w:szCs w:val="24"/>
+        </w:rPr>
+        <w:t>火球术修改：每增加1</w:t>
+      </w:r>
+      <w:r>
+        <w:rPr>
+          <w:rFonts w:ascii="宋体" w:eastAsia="宋体" w:hAnsi="宋体" w:cs="宋体"/>
+          <w:kern w:val="0"/>
+          <w:sz w:val="24"/>
+          <w:szCs w:val="24"/>
+        </w:rPr>
+        <w:t>0</w:t>
+      </w:r>
+      <w:r>
+        <w:rPr>
+          <w:rFonts w:ascii="宋体" w:eastAsia="宋体" w:hAnsi="宋体" w:cs="宋体" w:hint="eastAsia"/>
+          <w:kern w:val="0"/>
+          <w:sz w:val="24"/>
+          <w:szCs w:val="24"/>
+        </w:rPr>
+        <w:t>次连击次数 释放一个</w:t>
+      </w:r>
+      <w:proofErr w:type="gramStart"/>
+      <w:r>
+        <w:rPr>
+          <w:rFonts w:ascii="宋体" w:eastAsia="宋体" w:hAnsi="宋体" w:cs="宋体" w:hint="eastAsia"/>
+          <w:kern w:val="0"/>
+          <w:sz w:val="24"/>
+          <w:szCs w:val="24"/>
+        </w:rPr>
+        <w:t>豪</w:t>
+      </w:r>
+      <w:proofErr w:type="gramEnd"/>
+      <w:r>
+        <w:rPr>
+          <w:rFonts w:ascii="宋体" w:eastAsia="宋体" w:hAnsi="宋体" w:cs="宋体" w:hint="eastAsia"/>
+          <w:kern w:val="0"/>
+          <w:sz w:val="24"/>
+          <w:szCs w:val="24"/>
+        </w:rPr>
+        <w:t>火球术</w:t>
+      </w:r>
+    </w:p>
+    <w:p>
+      <w:pPr>
+        <w:pStyle w:val="a3"/>
+        <w:widowControl/>
+        <w:numPr>
+          <w:ilvl w:val="0"/>
+          <w:numId w:val="8"/>
+        </w:numPr>
+        <w:spacing w:before="100" w:beforeAutospacing="1" w:after="100" w:afterAutospacing="1"/>
+        <w:ind w:firstLineChars="0"/>
+        <w:jc w:val="left"/>
+        <w:rPr>
+          <w:rFonts w:ascii="宋体" w:eastAsia="宋体" w:hAnsi="宋体" w:cs="宋体"/>
+          <w:kern w:val="0"/>
+          <w:sz w:val="24"/>
+          <w:szCs w:val="24"/>
+        </w:rPr>
+      </w:pPr>
+      <w:r>
+        <w:t>多重连击：</w:t>
+      </w:r>
+      <w:r>
+        <w:rPr>
+          <w:rFonts w:ascii="宋体" w:eastAsia="宋体" w:hAnsi="宋体" w:cs="宋体" w:hint="eastAsia"/>
+          <w:kern w:val="0"/>
+          <w:sz w:val="24"/>
+          <w:szCs w:val="24"/>
+        </w:rPr>
+        <w:t>连击次数</w:t>
+      </w:r>
+      <w:r>
+        <w:rPr>
+          <w:rFonts w:ascii="宋体" w:eastAsia="宋体" w:hAnsi="宋体" w:cs="宋体" w:hint="eastAsia"/>
+          <w:kern w:val="0"/>
+          <w:sz w:val="24"/>
+          <w:szCs w:val="24"/>
+        </w:rPr>
+        <w:t>*</w:t>
+      </w:r>
+      <w:r>
+        <w:rPr>
+          <w:rFonts w:ascii="宋体" w:eastAsia="宋体" w:hAnsi="宋体" w:cs="宋体"/>
+          <w:kern w:val="0"/>
+          <w:sz w:val="24"/>
+          <w:szCs w:val="24"/>
+        </w:rPr>
+        <w:t>1.</w:t>
+      </w:r>
+      <w:r>
+        <w:rPr>
+          <w:rFonts w:ascii="宋体" w:eastAsia="宋体" w:hAnsi="宋体" w:cs="宋体"/>
+          <w:kern w:val="0"/>
+          <w:sz w:val="24"/>
+          <w:szCs w:val="24"/>
+        </w:rPr>
+        <w:t>2</w:t>
+      </w:r>
+      <w:r>
+        <w:rPr>
+          <w:rFonts w:ascii="宋体" w:eastAsia="宋体" w:hAnsi="宋体" w:cs="宋体" w:hint="eastAsia"/>
+          <w:kern w:val="0"/>
+          <w:sz w:val="24"/>
+          <w:szCs w:val="24"/>
+        </w:rPr>
+        <w:t>倍</w:t>
+      </w:r>
+      <w:r>
+        <w:rPr>
+          <w:rFonts w:ascii="宋体" w:eastAsia="宋体" w:hAnsi="宋体" w:cs="宋体" w:hint="eastAsia"/>
+          <w:kern w:val="0"/>
+          <w:sz w:val="24"/>
+          <w:szCs w:val="24"/>
+        </w:rPr>
+        <w:t xml:space="preserve"> </w:t>
+      </w:r>
+      <w:r>
+        <w:rPr>
+          <w:rFonts w:ascii="宋体" w:eastAsia="宋体" w:hAnsi="宋体" w:cs="宋体" w:hint="eastAsia"/>
+          <w:kern w:val="0"/>
+          <w:sz w:val="24"/>
+          <w:szCs w:val="24"/>
+        </w:rPr>
+        <w:t xml:space="preserve"> </w:t>
+      </w:r>
+      <w:r>
+        <w:rPr>
+          <w:rFonts w:ascii="宋体" w:eastAsia="宋体" w:hAnsi="宋体" w:cs="宋体" w:hint="eastAsia"/>
+          <w:kern w:val="0"/>
+          <w:sz w:val="24"/>
+          <w:szCs w:val="24"/>
+        </w:rPr>
+        <w:t>品质：</w:t>
+      </w:r>
+      <w:r>
+        <w:rPr>
+          <w:rFonts w:ascii="宋体" w:eastAsia="宋体" w:hAnsi="宋体" w:cs="宋体" w:hint="eastAsia"/>
+          <w:kern w:val="0"/>
+          <w:sz w:val="24"/>
+          <w:szCs w:val="24"/>
+        </w:rPr>
+        <w:t>橙色</w:t>
+      </w:r>
+      <w:r>
+        <w:rPr>
+          <w:rFonts w:ascii="宋体" w:eastAsia="宋体" w:hAnsi="宋体" w:cs="宋体" w:hint="eastAsia"/>
+          <w:kern w:val="0"/>
+          <w:sz w:val="24"/>
+          <w:szCs w:val="24"/>
+        </w:rPr>
+        <w:t xml:space="preserve"> </w:t>
+      </w:r>
+      <w:r>
+        <w:rPr>
+          <w:rFonts w:ascii="宋体" w:eastAsia="宋体" w:hAnsi="宋体" w:cs="宋体"/>
+          <w:kern w:val="0"/>
+          <w:sz w:val="24"/>
+          <w:szCs w:val="24"/>
+        </w:rPr>
+        <w:t xml:space="preserve"> </w:t>
+      </w:r>
+      <w:r>
+        <w:rPr>
+          <w:rFonts w:ascii="宋体" w:eastAsia="宋体" w:hAnsi="宋体" w:cs="宋体" w:hint="eastAsia"/>
+          <w:kern w:val="0"/>
+          <w:sz w:val="24"/>
+          <w:szCs w:val="24"/>
+        </w:rPr>
+        <w:t>重复升级叠加</w:t>
+      </w:r>
+    </w:p>
+    <w:p>
+      <w:pPr>
+        <w:pStyle w:val="a3"/>
+        <w:widowControl/>
+        <w:numPr>
+          <w:ilvl w:val="0"/>
+          <w:numId w:val="8"/>
+        </w:numPr>
+        <w:spacing w:before="100" w:beforeAutospacing="1" w:after="100" w:afterAutospacing="1"/>
+        <w:ind w:firstLineChars="0"/>
+        <w:jc w:val="left"/>
+        <w:rPr>
+          <w:rFonts w:ascii="宋体" w:eastAsia="宋体" w:hAnsi="宋体" w:cs="宋体" w:hint="eastAsia"/>
+          <w:kern w:val="0"/>
+          <w:sz w:val="24"/>
+          <w:szCs w:val="24"/>
+        </w:rPr>
+      </w:pPr>
+      <w:r>
+        <w:t>愈合连击</w:t>
+      </w:r>
+      <w:r>
+        <w:rPr>
+          <w:rFonts w:hint="eastAsia"/>
+        </w:rPr>
+        <w:t>：</w:t>
+      </w:r>
+      <w:r>
+        <w:rPr>
+          <w:rFonts w:ascii="宋体" w:eastAsia="宋体" w:hAnsi="宋体" w:cs="宋体"/>
+          <w:kern w:val="0"/>
+          <w:sz w:val="24"/>
+          <w:szCs w:val="24"/>
+        </w:rPr>
+        <w:t>单次结算内连击 ≥15 时 朝一个方向释放一个藤蔓 对沿途的敌人造成减速3秒并造成少量伤害，并回复一次 5% 最大生命</w:t>
+      </w:r>
+      <w:r>
+        <w:rPr>
+          <w:rFonts w:ascii="宋体" w:eastAsia="宋体" w:hAnsi="宋体" w:cs="宋体" w:hint="eastAsia"/>
+          <w:kern w:val="0"/>
+          <w:sz w:val="24"/>
+          <w:szCs w:val="24"/>
+        </w:rPr>
+        <w:t>。</w:t>
+      </w:r>
+      <w:r>
+        <w:rPr>
+          <w:rFonts w:ascii="宋体" w:eastAsia="宋体" w:hAnsi="宋体" w:cs="宋体" w:hint="eastAsia"/>
+          <w:kern w:val="0"/>
+          <w:sz w:val="24"/>
+          <w:szCs w:val="24"/>
+        </w:rPr>
+        <w:t xml:space="preserve"> </w:t>
+      </w:r>
+      <w:r>
+        <w:rPr>
+          <w:rFonts w:ascii="宋体" w:eastAsia="宋体" w:hAnsi="宋体" w:cs="宋体" w:hint="eastAsia"/>
+          <w:kern w:val="0"/>
+          <w:sz w:val="24"/>
+          <w:szCs w:val="24"/>
+        </w:rPr>
+        <w:t>重复升级叠加</w:t>
+      </w:r>
+    </w:p>
+    <w:p>
+      <w:pPr>
+        <w:widowControl/>
+        <w:spacing w:before="100" w:beforeAutospacing="1" w:after="100" w:afterAutospacing="1"/>
+        <w:jc w:val="left"/>
+        <w:rPr>
+          <w:rFonts w:ascii="宋体" w:eastAsia="宋体" w:hAnsi="宋体" w:cs="宋体"/>
+          <w:kern w:val="0"/>
+          <w:sz w:val="24"/>
+          <w:szCs w:val="24"/>
+        </w:rPr>
+      </w:pPr>
+      <w:r>
+        <w:rPr>
+          <w:rFonts w:ascii="宋体" w:eastAsia="宋体" w:hAnsi="宋体" w:cs="宋体" w:hint="eastAsia"/>
+          <w:kern w:val="0"/>
+          <w:sz w:val="24"/>
+          <w:szCs w:val="24"/>
+        </w:rPr>
+        <w:t>回复</w:t>
+      </w:r>
+      <w:r>
+        <w:rPr>
+          <w:rFonts w:ascii="宋体" w:eastAsia="宋体" w:hAnsi="宋体" w:cs="宋体" w:hint="eastAsia"/>
+          <w:kern w:val="0"/>
+          <w:sz w:val="24"/>
+          <w:szCs w:val="24"/>
+        </w:rPr>
+        <w:t>肉流</w:t>
+      </w:r>
+      <w:r>
+        <w:rPr>
+          <w:rFonts w:ascii="宋体" w:eastAsia="宋体" w:hAnsi="宋体" w:cs="宋体" w:hint="eastAsia"/>
+          <w:kern w:val="0"/>
+          <w:sz w:val="24"/>
+          <w:szCs w:val="24"/>
+        </w:rPr>
+        <w:t>：</w:t>
+      </w:r>
+    </w:p>
+    <w:p>
+      <w:pPr>
+        <w:pStyle w:val="a3"/>
+        <w:widowControl/>
+        <w:numPr>
+          <w:ilvl w:val="0"/>
+          <w:numId w:val="10"/>
+        </w:numPr>
+        <w:spacing w:before="100" w:beforeAutospacing="1" w:after="100" w:afterAutospacing="1"/>
+        <w:ind w:firstLineChars="0"/>
+        <w:jc w:val="left"/>
+        <w:rPr>
+          <w:rFonts w:ascii="宋体" w:eastAsia="宋体" w:hAnsi="宋体" w:cs="宋体"/>
+          <w:kern w:val="0"/>
+          <w:sz w:val="24"/>
+          <w:szCs w:val="24"/>
+        </w:rPr>
+      </w:pPr>
+      <w:r>
+        <w:rPr>
+          <w:rFonts w:ascii="宋体" w:eastAsia="宋体" w:hAnsi="宋体" w:cs="宋体" w:hint="eastAsia"/>
+          <w:kern w:val="0"/>
+          <w:sz w:val="24"/>
+          <w:szCs w:val="24"/>
+        </w:rPr>
+        <w:t>圣盾：</w:t>
+      </w:r>
+      <w:r>
+        <w:rPr>
+          <w:rFonts w:ascii="宋体" w:eastAsia="宋体" w:hAnsi="宋体" w:cs="宋体" w:hint="eastAsia"/>
+          <w:kern w:val="0"/>
+          <w:sz w:val="24"/>
+          <w:szCs w:val="24"/>
+        </w:rPr>
+        <w:t>每</w:t>
+      </w:r>
+      <w:r>
+        <w:rPr>
+          <w:rFonts w:ascii="宋体" w:eastAsia="宋体" w:hAnsi="宋体" w:cs="宋体"/>
+          <w:kern w:val="0"/>
+          <w:sz w:val="24"/>
+          <w:szCs w:val="24"/>
+        </w:rPr>
+        <w:t>6</w:t>
+      </w:r>
+      <w:r>
+        <w:rPr>
+          <w:rFonts w:ascii="宋体" w:eastAsia="宋体" w:hAnsi="宋体" w:cs="宋体" w:hint="eastAsia"/>
+          <w:kern w:val="0"/>
+          <w:sz w:val="24"/>
+          <w:szCs w:val="24"/>
+        </w:rPr>
+        <w:t xml:space="preserve">秒生成一个可格挡一次伤害的护盾，最多只能存在一个护盾 </w:t>
+      </w:r>
+      <w:r>
+        <w:rPr>
+          <w:rFonts w:ascii="宋体" w:eastAsia="宋体" w:hAnsi="宋体" w:cs="宋体"/>
+          <w:kern w:val="0"/>
+          <w:sz w:val="24"/>
+          <w:szCs w:val="24"/>
+        </w:rPr>
+        <w:t xml:space="preserve"> </w:t>
+      </w:r>
+      <w:r>
+        <w:rPr>
+          <w:rFonts w:ascii="宋体" w:eastAsia="宋体" w:hAnsi="宋体" w:cs="宋体" w:hint="eastAsia"/>
+          <w:kern w:val="0"/>
+          <w:sz w:val="24"/>
+          <w:szCs w:val="24"/>
+        </w:rPr>
+        <w:t>重复升级-</w:t>
+      </w:r>
+      <w:r>
+        <w:rPr>
+          <w:rFonts w:ascii="宋体" w:eastAsia="宋体" w:hAnsi="宋体" w:cs="宋体"/>
+          <w:kern w:val="0"/>
+          <w:sz w:val="24"/>
+          <w:szCs w:val="24"/>
+        </w:rPr>
+        <w:t>0.5</w:t>
+      </w:r>
+      <w:r>
+        <w:rPr>
+          <w:rFonts w:ascii="宋体" w:eastAsia="宋体" w:hAnsi="宋体" w:cs="宋体" w:hint="eastAsia"/>
+          <w:kern w:val="0"/>
+          <w:sz w:val="24"/>
+          <w:szCs w:val="24"/>
+        </w:rPr>
+        <w:t>秒</w:t>
+      </w:r>
+      <w:r>
+        <w:rPr>
+          <w:rFonts w:ascii="宋体" w:eastAsia="宋体" w:hAnsi="宋体" w:cs="宋体" w:hint="eastAsia"/>
+          <w:kern w:val="0"/>
+          <w:sz w:val="24"/>
+          <w:szCs w:val="24"/>
+        </w:rPr>
+        <w:t xml:space="preserve"> </w:t>
+      </w:r>
+      <w:r>
+        <w:rPr>
+          <w:rFonts w:ascii="宋体" w:eastAsia="宋体" w:hAnsi="宋体" w:cs="宋体" w:hint="eastAsia"/>
+          <w:kern w:val="0"/>
+          <w:sz w:val="24"/>
+          <w:szCs w:val="24"/>
+        </w:rPr>
+        <w:t>品质：</w:t>
+      </w:r>
+      <w:r>
+        <w:rPr>
+          <w:rFonts w:ascii="宋体" w:eastAsia="宋体" w:hAnsi="宋体" w:cs="宋体" w:hint="eastAsia"/>
+          <w:kern w:val="0"/>
+          <w:sz w:val="24"/>
+          <w:szCs w:val="24"/>
+        </w:rPr>
+        <w:t>蓝色</w:t>
+      </w:r>
+    </w:p>
+    <w:p>
+      <w:pPr>
+        <w:pStyle w:val="a3"/>
+        <w:widowControl/>
+        <w:numPr>
+          <w:ilvl w:val="0"/>
+          <w:numId w:val="10"/>
+        </w:numPr>
+        <w:spacing w:before="100" w:beforeAutospacing="1" w:after="100" w:afterAutospacing="1"/>
+        <w:ind w:firstLineChars="0"/>
+        <w:jc w:val="left"/>
+        <w:rPr>
+          <w:rFonts w:ascii="宋体" w:eastAsia="宋体" w:hAnsi="宋体" w:cs="宋体"/>
+          <w:kern w:val="0"/>
+          <w:sz w:val="24"/>
+          <w:szCs w:val="24"/>
+        </w:rPr>
+      </w:pPr>
+      <w:r>
+        <w:rPr>
+          <w:rFonts w:ascii="宋体" w:eastAsia="宋体" w:hAnsi="宋体" w:cs="宋体" w:hint="eastAsia"/>
+          <w:kern w:val="0"/>
+          <w:sz w:val="24"/>
+          <w:szCs w:val="24"/>
+        </w:rPr>
+        <w:t>吸血蝙蝠：</w:t>
+      </w:r>
+      <w:r>
+        <w:rPr>
+          <w:rFonts w:ascii="宋体" w:eastAsia="宋体" w:hAnsi="宋体" w:cs="宋体"/>
+          <w:kern w:val="0"/>
+          <w:sz w:val="24"/>
+          <w:szCs w:val="24"/>
+        </w:rPr>
+        <w:t>每击杀 10 敌人释放一群蝙蝠对附近敌人造成少量伤害，并飞回主角使回复 2% 最大生命/层</w:t>
+      </w:r>
+      <w:r>
+        <w:rPr>
+          <w:rFonts w:ascii="宋体" w:eastAsia="宋体" w:hAnsi="宋体" w:cs="宋体" w:hint="eastAsia"/>
+          <w:kern w:val="0"/>
+          <w:sz w:val="24"/>
+          <w:szCs w:val="24"/>
+        </w:rPr>
+        <w:t>品质：</w:t>
+      </w:r>
+      <w:r>
+        <w:rPr>
+          <w:rFonts w:ascii="宋体" w:eastAsia="宋体" w:hAnsi="宋体" w:cs="宋体" w:hint="eastAsia"/>
+          <w:kern w:val="0"/>
+          <w:sz w:val="24"/>
+          <w:szCs w:val="24"/>
+        </w:rPr>
+        <w:t>紫色</w:t>
+      </w:r>
+      <w:r>
+        <w:rPr>
+          <w:rFonts w:ascii="宋体" w:eastAsia="宋体" w:hAnsi="宋体" w:cs="宋体" w:hint="eastAsia"/>
+          <w:kern w:val="0"/>
+          <w:sz w:val="24"/>
+          <w:szCs w:val="24"/>
+        </w:rPr>
+        <w:t xml:space="preserve"> </w:t>
+      </w:r>
+      <w:r>
+        <w:rPr>
+          <w:rFonts w:ascii="宋体" w:eastAsia="宋体" w:hAnsi="宋体" w:cs="宋体" w:hint="eastAsia"/>
+          <w:kern w:val="0"/>
+          <w:sz w:val="24"/>
+          <w:szCs w:val="24"/>
+        </w:rPr>
+        <w:t>重复升级叠加</w:t>
+      </w:r>
+    </w:p>
+    <w:p>
+      <w:pPr>
+        <w:pStyle w:val="a3"/>
+        <w:widowControl/>
+        <w:numPr>
+          <w:ilvl w:val="0"/>
+          <w:numId w:val="10"/>
+        </w:numPr>
+        <w:spacing w:before="100" w:beforeAutospacing="1" w:after="100" w:afterAutospacing="1"/>
+        <w:ind w:firstLineChars="0"/>
+        <w:jc w:val="left"/>
+        <w:rPr>
+          <w:rFonts w:ascii="宋体" w:eastAsia="宋体" w:hAnsi="宋体" w:cs="宋体"/>
+          <w:kern w:val="0"/>
+          <w:sz w:val="24"/>
+          <w:szCs w:val="24"/>
+        </w:rPr>
+      </w:pPr>
+      <w:r>
+        <w:rPr>
+          <w:rFonts w:ascii="宋体" w:eastAsia="宋体" w:hAnsi="宋体" w:cs="宋体" w:hint="eastAsia"/>
+          <w:kern w:val="0"/>
+          <w:sz w:val="24"/>
+          <w:szCs w:val="24"/>
+        </w:rPr>
+        <w:t>变肉：</w:t>
+      </w:r>
+      <w:r>
+        <w:rPr>
+          <w:rFonts w:ascii="宋体" w:eastAsia="宋体" w:hAnsi="宋体" w:cs="宋体"/>
+          <w:kern w:val="0"/>
+          <w:sz w:val="24"/>
+          <w:szCs w:val="24"/>
+        </w:rPr>
+        <w:t>最大生命 +10%/层（获得时同步增加当前血量） 主角体积增加15%。</w:t>
+      </w:r>
+      <w:r>
+        <w:rPr>
+          <w:rFonts w:ascii="宋体" w:eastAsia="宋体" w:hAnsi="宋体" w:cs="宋体" w:hint="eastAsia"/>
+          <w:kern w:val="0"/>
+          <w:sz w:val="24"/>
+          <w:szCs w:val="24"/>
+        </w:rPr>
+        <w:t>品质：</w:t>
+      </w:r>
+      <w:r>
+        <w:rPr>
+          <w:rFonts w:ascii="宋体" w:eastAsia="宋体" w:hAnsi="宋体" w:cs="宋体" w:hint="eastAsia"/>
+          <w:kern w:val="0"/>
+          <w:sz w:val="24"/>
+          <w:szCs w:val="24"/>
+        </w:rPr>
+        <w:t>白色</w:t>
+      </w:r>
+      <w:r>
+        <w:rPr>
+          <w:rFonts w:ascii="宋体" w:eastAsia="宋体" w:hAnsi="宋体" w:cs="宋体" w:hint="eastAsia"/>
+          <w:kern w:val="0"/>
+          <w:sz w:val="24"/>
+          <w:szCs w:val="24"/>
+        </w:rPr>
+        <w:t xml:space="preserve"> </w:t>
+      </w:r>
+      <w:r>
+        <w:rPr>
+          <w:rFonts w:ascii="宋体" w:eastAsia="宋体" w:hAnsi="宋体" w:cs="宋体" w:hint="eastAsia"/>
+          <w:kern w:val="0"/>
+          <w:sz w:val="24"/>
+          <w:szCs w:val="24"/>
+        </w:rPr>
+        <w:t>重复升级叠加</w:t>
+      </w:r>
+    </w:p>
+    <w:p>
+      <w:pPr>
+        <w:pStyle w:val="a3"/>
+        <w:widowControl/>
+        <w:numPr>
+          <w:ilvl w:val="0"/>
+          <w:numId w:val="10"/>
+        </w:numPr>
+        <w:spacing w:before="100" w:beforeAutospacing="1" w:after="100" w:afterAutospacing="1"/>
+        <w:ind w:firstLineChars="0"/>
+        <w:jc w:val="left"/>
+        <w:rPr>
+          <w:rFonts w:ascii="宋体" w:eastAsia="宋体" w:hAnsi="宋体" w:cs="宋体"/>
+          <w:kern w:val="0"/>
+          <w:sz w:val="24"/>
+          <w:szCs w:val="24"/>
+        </w:rPr>
+      </w:pPr>
+      <w:r>
+        <w:rPr>
+          <w:rFonts w:ascii="宋体" w:eastAsia="宋体" w:hAnsi="宋体" w:cs="宋体" w:hint="eastAsia"/>
+          <w:kern w:val="0"/>
+          <w:sz w:val="24"/>
+          <w:szCs w:val="24"/>
+        </w:rPr>
+        <w:t>超级治疗：</w:t>
+      </w:r>
+      <w:r>
+        <w:rPr>
+          <w:rFonts w:ascii="宋体" w:eastAsia="宋体" w:hAnsi="宋体" w:cs="宋体" w:hint="eastAsia"/>
+          <w:kern w:val="0"/>
+          <w:sz w:val="24"/>
+          <w:szCs w:val="24"/>
+        </w:rPr>
+        <w:t>所有回血奖励效果</w:t>
+      </w:r>
+      <w:r>
+        <w:rPr>
+          <w:rFonts w:ascii="宋体" w:eastAsia="宋体" w:hAnsi="宋体" w:cs="宋体" w:hint="eastAsia"/>
+          <w:kern w:val="0"/>
+          <w:sz w:val="24"/>
+          <w:szCs w:val="24"/>
+        </w:rPr>
+        <w:t>提高</w:t>
+      </w:r>
+      <w:r>
+        <w:rPr>
+          <w:rFonts w:ascii="宋体" w:eastAsia="宋体" w:hAnsi="宋体" w:cs="宋体"/>
+          <w:kern w:val="0"/>
+          <w:sz w:val="24"/>
+          <w:szCs w:val="24"/>
+        </w:rPr>
+        <w:t>5</w:t>
+      </w:r>
+      <w:r>
+        <w:rPr>
+          <w:rFonts w:ascii="宋体" w:eastAsia="宋体" w:hAnsi="宋体" w:cs="宋体"/>
+          <w:kern w:val="0"/>
+          <w:sz w:val="24"/>
+          <w:szCs w:val="24"/>
+        </w:rPr>
+        <w:t>0%</w:t>
+      </w:r>
+      <w:r>
+        <w:rPr>
+          <w:rFonts w:ascii="宋体" w:eastAsia="宋体" w:hAnsi="宋体" w:cs="宋体" w:hint="eastAsia"/>
+          <w:kern w:val="0"/>
+          <w:sz w:val="24"/>
+          <w:szCs w:val="24"/>
+        </w:rPr>
+        <w:t>。</w:t>
+      </w:r>
+      <w:r>
+        <w:rPr>
+          <w:rFonts w:ascii="宋体" w:eastAsia="宋体" w:hAnsi="宋体" w:cs="宋体" w:hint="eastAsia"/>
+          <w:kern w:val="0"/>
+          <w:sz w:val="24"/>
+          <w:szCs w:val="24"/>
+        </w:rPr>
+        <w:t>品质：</w:t>
+      </w:r>
+      <w:r>
+        <w:rPr>
+          <w:rFonts w:ascii="宋体" w:eastAsia="宋体" w:hAnsi="宋体" w:cs="宋体" w:hint="eastAsia"/>
+          <w:kern w:val="0"/>
+          <w:sz w:val="24"/>
+          <w:szCs w:val="24"/>
+        </w:rPr>
+        <w:t>橙色</w:t>
+      </w:r>
+      <w:r>
+        <w:rPr>
+          <w:rFonts w:ascii="宋体" w:eastAsia="宋体" w:hAnsi="宋体" w:cs="宋体" w:hint="eastAsia"/>
+          <w:kern w:val="0"/>
+          <w:sz w:val="24"/>
+          <w:szCs w:val="24"/>
+        </w:rPr>
+        <w:t xml:space="preserve"> </w:t>
+      </w:r>
+      <w:r>
+        <w:rPr>
+          <w:rFonts w:ascii="宋体" w:eastAsia="宋体" w:hAnsi="宋体" w:cs="宋体"/>
+          <w:kern w:val="0"/>
+          <w:sz w:val="24"/>
+          <w:szCs w:val="24"/>
+        </w:rPr>
+        <w:t xml:space="preserve"> </w:t>
+      </w:r>
+      <w:r>
+        <w:rPr>
+          <w:rFonts w:ascii="宋体" w:eastAsia="宋体" w:hAnsi="宋体" w:cs="宋体" w:hint="eastAsia"/>
+          <w:kern w:val="0"/>
+          <w:sz w:val="24"/>
+          <w:szCs w:val="24"/>
+        </w:rPr>
+        <w:t>重复升级叠加</w:t>
+      </w:r>
+    </w:p>
+    <w:p>
+      <w:pPr>
+        <w:widowControl/>
+        <w:spacing w:before="100" w:beforeAutospacing="1" w:after="100" w:afterAutospacing="1"/>
+        <w:jc w:val="left"/>
+        <w:rPr>
+          <w:rFonts w:ascii="宋体" w:eastAsia="宋体" w:hAnsi="宋体" w:cs="宋体" w:hint="eastAsia"/>
+          <w:kern w:val="0"/>
+          <w:sz w:val="24"/>
+          <w:szCs w:val="24"/>
+        </w:rPr>
+      </w:pPr>
+    </w:p>
+    <w:p>
+      <w:pPr>
+        <w:rPr>
+          <w:rFonts w:hint="eastAsia"/>
+        </w:rPr>
+      </w:pPr>
     </w:p>
     <w:sectPr>
       <w:pgSz w:w="11906" w:h="16838"/>
@@ -3046,6 +4687,95 @@
     </w:lvl>
   </w:abstractNum>
   <w:abstractNum w:abstractNumId="3" w15:restartNumberingAfterBreak="0">
+    <w:nsid w:val="441523CF"/>
+    <w:multiLevelType w:val="hybridMultilevel"/>
+    <w:tmpl w:val="EEEEDF4A"/>
+    <w:lvl w:ilvl="0" w:tplc="F3FC917C">
+      <w:start w:val="1"/>
+      <w:numFmt w:val="decimal"/>
+      <w:lvlText w:val="%1."/>
+      <w:lvlJc w:val="left"/>
+      <w:pPr>
+        <w:ind w:left="360" w:hanging="360"/>
+      </w:pPr>
+      <w:rPr>
+        <w:rFonts w:hint="default"/>
+      </w:rPr>
+    </w:lvl>
+    <w:lvl w:ilvl="1" w:tplc="04090019" w:tentative="1">
+      <w:start w:val="1"/>
+      <w:numFmt w:val="lowerLetter"/>
+      <w:lvlText w:val="%2)"/>
+      <w:lvlJc w:val="left"/>
+      <w:pPr>
+        <w:ind w:left="840" w:hanging="420"/>
+      </w:pPr>
+    </w:lvl>
+    <w:lvl w:ilvl="2" w:tplc="0409001B" w:tentative="1">
+      <w:start w:val="1"/>
+      <w:numFmt w:val="lowerRoman"/>
+      <w:lvlText w:val="%3."/>
+      <w:lvlJc w:val="right"/>
+      <w:pPr>
+        <w:ind w:left="1260" w:hanging="420"/>
+      </w:pPr>
+    </w:lvl>
+    <w:lvl w:ilvl="3" w:tplc="0409000F" w:tentative="1">
+      <w:start w:val="1"/>
+      <w:numFmt w:val="decimal"/>
+      <w:lvlText w:val="%4."/>
+      <w:lvlJc w:val="left"/>
+      <w:pPr>
+        <w:ind w:left="1680" w:hanging="420"/>
+      </w:pPr>
+    </w:lvl>
+    <w:lvl w:ilvl="4" w:tplc="04090019" w:tentative="1">
+      <w:start w:val="1"/>
+      <w:numFmt w:val="lowerLetter"/>
+      <w:lvlText w:val="%5)"/>
+      <w:lvlJc w:val="left"/>
+      <w:pPr>
+        <w:ind w:left="2100" w:hanging="420"/>
+      </w:pPr>
+    </w:lvl>
+    <w:lvl w:ilvl="5" w:tplc="0409001B" w:tentative="1">
+      <w:start w:val="1"/>
+      <w:numFmt w:val="lowerRoman"/>
+      <w:lvlText w:val="%6."/>
+      <w:lvlJc w:val="right"/>
+      <w:pPr>
+        <w:ind w:left="2520" w:hanging="420"/>
+      </w:pPr>
+    </w:lvl>
+    <w:lvl w:ilvl="6" w:tplc="0409000F" w:tentative="1">
+      <w:start w:val="1"/>
+      <w:numFmt w:val="decimal"/>
+      <w:lvlText w:val="%7."/>
+      <w:lvlJc w:val="left"/>
+      <w:pPr>
+        <w:ind w:left="2940" w:hanging="420"/>
+      </w:pPr>
+    </w:lvl>
+    <w:lvl w:ilvl="7" w:tplc="04090019" w:tentative="1">
+      <w:start w:val="1"/>
+      <w:numFmt w:val="lowerLetter"/>
+      <w:lvlText w:val="%8)"/>
+      <w:lvlJc w:val="left"/>
+      <w:pPr>
+        <w:ind w:left="3360" w:hanging="420"/>
+      </w:pPr>
+    </w:lvl>
+    <w:lvl w:ilvl="8" w:tplc="0409001B" w:tentative="1">
+      <w:start w:val="1"/>
+      <w:numFmt w:val="lowerRoman"/>
+      <w:lvlText w:val="%9."/>
+      <w:lvlJc w:val="right"/>
+      <w:pPr>
+        <w:ind w:left="3780" w:hanging="420"/>
+      </w:pPr>
+    </w:lvl>
+  </w:abstractNum>
+  <w:abstractNum w:abstractNumId="4" w15:restartNumberingAfterBreak="0">
     <w:nsid w:val="4B53704F"/>
     <w:multiLevelType w:val="hybridMultilevel"/>
     <w:tmpl w:val="ED6E41D4"/>
@@ -3134,7 +4864,7 @@
       </w:pPr>
     </w:lvl>
   </w:abstractNum>
-  <w:abstractNum w:abstractNumId="4" w15:restartNumberingAfterBreak="0">
+  <w:abstractNum w:abstractNumId="5" w15:restartNumberingAfterBreak="0">
     <w:nsid w:val="5612445F"/>
     <w:multiLevelType w:val="hybridMultilevel"/>
     <w:tmpl w:val="1B74963E"/>
@@ -3223,7 +4953,7 @@
       </w:pPr>
     </w:lvl>
   </w:abstractNum>
-  <w:abstractNum w:abstractNumId="5" w15:restartNumberingAfterBreak="0">
+  <w:abstractNum w:abstractNumId="6" w15:restartNumberingAfterBreak="0">
     <w:nsid w:val="58CA735E"/>
     <w:multiLevelType w:val="hybridMultilevel"/>
     <w:tmpl w:val="DEA0348E"/>
@@ -3312,11 +5042,278 @@
       </w:pPr>
     </w:lvl>
   </w:abstractNum>
+  <w:abstractNum w:abstractNumId="7" w15:restartNumberingAfterBreak="0">
+    <w:nsid w:val="6FEE3D4D"/>
+    <w:multiLevelType w:val="hybridMultilevel"/>
+    <w:tmpl w:val="A13E57F2"/>
+    <w:lvl w:ilvl="0" w:tplc="0C207E08">
+      <w:start w:val="1"/>
+      <w:numFmt w:val="decimal"/>
+      <w:lvlText w:val="%1."/>
+      <w:lvlJc w:val="left"/>
+      <w:pPr>
+        <w:ind w:left="360" w:hanging="360"/>
+      </w:pPr>
+      <w:rPr>
+        <w:rFonts w:hint="default"/>
+      </w:rPr>
+    </w:lvl>
+    <w:lvl w:ilvl="1" w:tplc="04090019" w:tentative="1">
+      <w:start w:val="1"/>
+      <w:numFmt w:val="lowerLetter"/>
+      <w:lvlText w:val="%2)"/>
+      <w:lvlJc w:val="left"/>
+      <w:pPr>
+        <w:ind w:left="840" w:hanging="420"/>
+      </w:pPr>
+    </w:lvl>
+    <w:lvl w:ilvl="2" w:tplc="0409001B" w:tentative="1">
+      <w:start w:val="1"/>
+      <w:numFmt w:val="lowerRoman"/>
+      <w:lvlText w:val="%3."/>
+      <w:lvlJc w:val="right"/>
+      <w:pPr>
+        <w:ind w:left="1260" w:hanging="420"/>
+      </w:pPr>
+    </w:lvl>
+    <w:lvl w:ilvl="3" w:tplc="0409000F" w:tentative="1">
+      <w:start w:val="1"/>
+      <w:numFmt w:val="decimal"/>
+      <w:lvlText w:val="%4."/>
+      <w:lvlJc w:val="left"/>
+      <w:pPr>
+        <w:ind w:left="1680" w:hanging="420"/>
+      </w:pPr>
+    </w:lvl>
+    <w:lvl w:ilvl="4" w:tplc="04090019" w:tentative="1">
+      <w:start w:val="1"/>
+      <w:numFmt w:val="lowerLetter"/>
+      <w:lvlText w:val="%5)"/>
+      <w:lvlJc w:val="left"/>
+      <w:pPr>
+        <w:ind w:left="2100" w:hanging="420"/>
+      </w:pPr>
+    </w:lvl>
+    <w:lvl w:ilvl="5" w:tplc="0409001B" w:tentative="1">
+      <w:start w:val="1"/>
+      <w:numFmt w:val="lowerRoman"/>
+      <w:lvlText w:val="%6."/>
+      <w:lvlJc w:val="right"/>
+      <w:pPr>
+        <w:ind w:left="2520" w:hanging="420"/>
+      </w:pPr>
+    </w:lvl>
+    <w:lvl w:ilvl="6" w:tplc="0409000F" w:tentative="1">
+      <w:start w:val="1"/>
+      <w:numFmt w:val="decimal"/>
+      <w:lvlText w:val="%7."/>
+      <w:lvlJc w:val="left"/>
+      <w:pPr>
+        <w:ind w:left="2940" w:hanging="420"/>
+      </w:pPr>
+    </w:lvl>
+    <w:lvl w:ilvl="7" w:tplc="04090019" w:tentative="1">
+      <w:start w:val="1"/>
+      <w:numFmt w:val="lowerLetter"/>
+      <w:lvlText w:val="%8)"/>
+      <w:lvlJc w:val="left"/>
+      <w:pPr>
+        <w:ind w:left="3360" w:hanging="420"/>
+      </w:pPr>
+    </w:lvl>
+    <w:lvl w:ilvl="8" w:tplc="0409001B" w:tentative="1">
+      <w:start w:val="1"/>
+      <w:numFmt w:val="lowerRoman"/>
+      <w:lvlText w:val="%9."/>
+      <w:lvlJc w:val="right"/>
+      <w:pPr>
+        <w:ind w:left="3780" w:hanging="420"/>
+      </w:pPr>
+    </w:lvl>
+  </w:abstractNum>
+  <w:abstractNum w:abstractNumId="8" w15:restartNumberingAfterBreak="0">
+    <w:nsid w:val="70897571"/>
+    <w:multiLevelType w:val="hybridMultilevel"/>
+    <w:tmpl w:val="7946E2FE"/>
+    <w:lvl w:ilvl="0" w:tplc="211A417A">
+      <w:start w:val="1"/>
+      <w:numFmt w:val="decimal"/>
+      <w:lvlText w:val="%1."/>
+      <w:lvlJc w:val="left"/>
+      <w:pPr>
+        <w:ind w:left="360" w:hanging="360"/>
+      </w:pPr>
+      <w:rPr>
+        <w:rFonts w:hint="default"/>
+      </w:rPr>
+    </w:lvl>
+    <w:lvl w:ilvl="1" w:tplc="04090019" w:tentative="1">
+      <w:start w:val="1"/>
+      <w:numFmt w:val="lowerLetter"/>
+      <w:lvlText w:val="%2)"/>
+      <w:lvlJc w:val="left"/>
+      <w:pPr>
+        <w:ind w:left="840" w:hanging="420"/>
+      </w:pPr>
+    </w:lvl>
+    <w:lvl w:ilvl="2" w:tplc="0409001B" w:tentative="1">
+      <w:start w:val="1"/>
+      <w:numFmt w:val="lowerRoman"/>
+      <w:lvlText w:val="%3."/>
+      <w:lvlJc w:val="right"/>
+      <w:pPr>
+        <w:ind w:left="1260" w:hanging="420"/>
+      </w:pPr>
+    </w:lvl>
+    <w:lvl w:ilvl="3" w:tplc="0409000F" w:tentative="1">
+      <w:start w:val="1"/>
+      <w:numFmt w:val="decimal"/>
+      <w:lvlText w:val="%4."/>
+      <w:lvlJc w:val="left"/>
+      <w:pPr>
+        <w:ind w:left="1680" w:hanging="420"/>
+      </w:pPr>
+    </w:lvl>
+    <w:lvl w:ilvl="4" w:tplc="04090019" w:tentative="1">
+      <w:start w:val="1"/>
+      <w:numFmt w:val="lowerLetter"/>
+      <w:lvlText w:val="%5)"/>
+      <w:lvlJc w:val="left"/>
+      <w:pPr>
+        <w:ind w:left="2100" w:hanging="420"/>
+      </w:pPr>
+    </w:lvl>
+    <w:lvl w:ilvl="5" w:tplc="0409001B" w:tentative="1">
+      <w:start w:val="1"/>
+      <w:numFmt w:val="lowerRoman"/>
+      <w:lvlText w:val="%6."/>
+      <w:lvlJc w:val="right"/>
+      <w:pPr>
+        <w:ind w:left="2520" w:hanging="420"/>
+      </w:pPr>
+    </w:lvl>
+    <w:lvl w:ilvl="6" w:tplc="0409000F" w:tentative="1">
+      <w:start w:val="1"/>
+      <w:numFmt w:val="decimal"/>
+      <w:lvlText w:val="%7."/>
+      <w:lvlJc w:val="left"/>
+      <w:pPr>
+        <w:ind w:left="2940" w:hanging="420"/>
+      </w:pPr>
+    </w:lvl>
+    <w:lvl w:ilvl="7" w:tplc="04090019" w:tentative="1">
+      <w:start w:val="1"/>
+      <w:numFmt w:val="lowerLetter"/>
+      <w:lvlText w:val="%8)"/>
+      <w:lvlJc w:val="left"/>
+      <w:pPr>
+        <w:ind w:left="3360" w:hanging="420"/>
+      </w:pPr>
+    </w:lvl>
+    <w:lvl w:ilvl="8" w:tplc="0409001B" w:tentative="1">
+      <w:start w:val="1"/>
+      <w:numFmt w:val="lowerRoman"/>
+      <w:lvlText w:val="%9."/>
+      <w:lvlJc w:val="right"/>
+      <w:pPr>
+        <w:ind w:left="3780" w:hanging="420"/>
+      </w:pPr>
+    </w:lvl>
+  </w:abstractNum>
+  <w:abstractNum w:abstractNumId="9" w15:restartNumberingAfterBreak="0">
+    <w:nsid w:val="74A65518"/>
+    <w:multiLevelType w:val="hybridMultilevel"/>
+    <w:tmpl w:val="A1B2CFAE"/>
+    <w:lvl w:ilvl="0" w:tplc="94F4BEB4">
+      <w:start w:val="1"/>
+      <w:numFmt w:val="decimal"/>
+      <w:lvlText w:val="%1."/>
+      <w:lvlJc w:val="left"/>
+      <w:pPr>
+        <w:ind w:left="360" w:hanging="360"/>
+      </w:pPr>
+      <w:rPr>
+        <w:rFonts w:hint="default"/>
+      </w:rPr>
+    </w:lvl>
+    <w:lvl w:ilvl="1" w:tplc="04090019" w:tentative="1">
+      <w:start w:val="1"/>
+      <w:numFmt w:val="lowerLetter"/>
+      <w:lvlText w:val="%2)"/>
+      <w:lvlJc w:val="left"/>
+      <w:pPr>
+        <w:ind w:left="840" w:hanging="420"/>
+      </w:pPr>
+    </w:lvl>
+    <w:lvl w:ilvl="2" w:tplc="0409001B" w:tentative="1">
+      <w:start w:val="1"/>
+      <w:numFmt w:val="lowerRoman"/>
+      <w:lvlText w:val="%3."/>
+      <w:lvlJc w:val="right"/>
+      <w:pPr>
+        <w:ind w:left="1260" w:hanging="420"/>
+      </w:pPr>
+    </w:lvl>
+    <w:lvl w:ilvl="3" w:tplc="0409000F" w:tentative="1">
+      <w:start w:val="1"/>
+      <w:numFmt w:val="decimal"/>
+      <w:lvlText w:val="%4."/>
+      <w:lvlJc w:val="left"/>
+      <w:pPr>
+        <w:ind w:left="1680" w:hanging="420"/>
+      </w:pPr>
+    </w:lvl>
+    <w:lvl w:ilvl="4" w:tplc="04090019" w:tentative="1">
+      <w:start w:val="1"/>
+      <w:numFmt w:val="lowerLetter"/>
+      <w:lvlText w:val="%5)"/>
+      <w:lvlJc w:val="left"/>
+      <w:pPr>
+        <w:ind w:left="2100" w:hanging="420"/>
+      </w:pPr>
+    </w:lvl>
+    <w:lvl w:ilvl="5" w:tplc="0409001B" w:tentative="1">
+      <w:start w:val="1"/>
+      <w:numFmt w:val="lowerRoman"/>
+      <w:lvlText w:val="%6."/>
+      <w:lvlJc w:val="right"/>
+      <w:pPr>
+        <w:ind w:left="2520" w:hanging="420"/>
+      </w:pPr>
+    </w:lvl>
+    <w:lvl w:ilvl="6" w:tplc="0409000F" w:tentative="1">
+      <w:start w:val="1"/>
+      <w:numFmt w:val="decimal"/>
+      <w:lvlText w:val="%7."/>
+      <w:lvlJc w:val="left"/>
+      <w:pPr>
+        <w:ind w:left="2940" w:hanging="420"/>
+      </w:pPr>
+    </w:lvl>
+    <w:lvl w:ilvl="7" w:tplc="04090019" w:tentative="1">
+      <w:start w:val="1"/>
+      <w:numFmt w:val="lowerLetter"/>
+      <w:lvlText w:val="%8)"/>
+      <w:lvlJc w:val="left"/>
+      <w:pPr>
+        <w:ind w:left="3360" w:hanging="420"/>
+      </w:pPr>
+    </w:lvl>
+    <w:lvl w:ilvl="8" w:tplc="0409001B" w:tentative="1">
+      <w:start w:val="1"/>
+      <w:numFmt w:val="lowerRoman"/>
+      <w:lvlText w:val="%9."/>
+      <w:lvlJc w:val="right"/>
+      <w:pPr>
+        <w:ind w:left="3780" w:hanging="420"/>
+      </w:pPr>
+    </w:lvl>
+  </w:abstractNum>
   <w:num w:numId="1">
-    <w:abstractNumId w:val="4"/>
+    <w:abstractNumId w:val="5"/>
   </w:num>
   <w:num w:numId="2">
-    <w:abstractNumId w:val="5"/>
+    <w:abstractNumId w:val="6"/>
   </w:num>
   <w:num w:numId="3">
     <w:abstractNumId w:val="1"/>
@@ -3325,10 +5322,22 @@
     <w:abstractNumId w:val="0"/>
   </w:num>
   <w:num w:numId="5">
-    <w:abstractNumId w:val="3"/>
+    <w:abstractNumId w:val="4"/>
   </w:num>
   <w:num w:numId="6">
     <w:abstractNumId w:val="2"/>
+  </w:num>
+  <w:num w:numId="7">
+    <w:abstractNumId w:val="8"/>
+  </w:num>
+  <w:num w:numId="8">
+    <w:abstractNumId w:val="7"/>
+  </w:num>
+  <w:num w:numId="9">
+    <w:abstractNumId w:val="3"/>
+  </w:num>
+  <w:num w:numId="10">
+    <w:abstractNumId w:val="9"/>
   </w:num>
 </w:numbering>
 </file>

--- a/忍者斩2.docx
+++ b/忍者斩2.docx
@@ -236,13 +236,7 @@
         <w:t>默认攻击方式：飞镖</w:t>
       </w:r>
     </w:p>
-    <w:p>
-      <w:pPr>
-        <w:rPr>
-          <w:rFonts w:hint="eastAsia"/>
-        </w:rPr>
-      </w:pPr>
-    </w:p>
+    <w:p/>
     <w:p>
       <w:r>
         <w:rPr>
@@ -410,14 +404,14 @@
         <w:rPr>
           <w:rFonts w:hint="eastAsia"/>
         </w:rPr>
-        <w:t>暴击</w:t>
+        <w:t>暴击时</w:t>
       </w:r>
       <w:proofErr w:type="gramEnd"/>
       <w:r>
         <w:rPr>
           <w:rFonts w:hint="eastAsia"/>
         </w:rPr>
-        <w:t>时造成的伤害为默认伤害的</w:t>
+        <w:t>造成的伤害为默认伤害的</w:t>
       </w:r>
       <w:r>
         <w:rPr>
@@ -1002,6 +996,11 @@
       </w:r>
     </w:p>
     <w:p>
+      <w:pPr>
+        <w:rPr>
+          <w:rFonts w:hint="eastAsia"/>
+        </w:rPr>
+      </w:pPr>
       <w:r>
         <w:rPr>
           <w:rFonts w:hint="eastAsia"/>
@@ -1030,8 +1029,34 @@
         <w:rPr>
           <w:rFonts w:hint="eastAsia"/>
         </w:rPr>
-        <w:t>特性：只能从身后攻击，画线从前面盾牌画到身后的话不掉血。</w:t>
-      </w:r>
+        <w:t>特性：</w:t>
+      </w:r>
+      <w:r>
+        <w:rPr>
+          <w:rFonts w:hint="eastAsia"/>
+        </w:rPr>
+        <w:t xml:space="preserve"> 第一次受到攻击不扣血（视觉表现为受到攻击后盾牌破裂） </w:t>
+      </w:r>
+      <w:r>
+        <w:rPr>
+          <w:rFonts w:hint="eastAsia"/>
+        </w:rPr>
+        <w:t>，</w:t>
+      </w:r>
+      <w:r>
+        <w:rPr>
+          <w:rFonts w:hint="eastAsia"/>
+        </w:rPr>
+        <w:t>第二次受伤</w:t>
+      </w:r>
+      <w:proofErr w:type="gramStart"/>
+      <w:r>
+        <w:rPr>
+          <w:rFonts w:hint="eastAsia"/>
+        </w:rPr>
+        <w:t>才扣血</w:t>
+      </w:r>
+      <w:proofErr w:type="gramEnd"/>
     </w:p>
     <w:p>
       <w:r>
@@ -1341,11 +1366,11 @@
       </w:r>
       <w:proofErr w:type="gramStart"/>
       <w:r>
-        <w:t>红光</w:t>
+        <w:t>红光越</w:t>
       </w:r>
       <w:proofErr w:type="gramEnd"/>
       <w:r>
-        <w:t>越多）</w:t>
+        <w:t>多）</w:t>
       </w:r>
       <w:r>
         <w:br/>
@@ -1446,11 +1471,11 @@
       </w:r>
       <w:proofErr w:type="gramStart"/>
       <w:r>
-        <w:t>提升刀阵旋</w:t>
+        <w:t>提升刀阵旋风</w:t>
       </w:r>
       <w:proofErr w:type="gramEnd"/>
       <w:r>
-        <w:t>风伤害</w:t>
+        <w:t>伤害</w:t>
       </w:r>
       <w:r>
         <w:br/>
@@ -2289,18 +2314,9 @@
           <w:sz w:val="20"/>
           <w:szCs w:val="20"/>
         </w:rPr>
-        <w:t>关普通</w:t>
+        <w:t>关普通怪</w:t>
       </w:r>
       <w:proofErr w:type="gramEnd"/>
-      <w:r>
-        <w:rPr>
-          <w:rFonts w:ascii="Segoe UI" w:eastAsia="宋体" w:hAnsi="Segoe UI" w:cs="Segoe UI"/>
-          <w:kern w:val="0"/>
-          <w:sz w:val="20"/>
-          <w:szCs w:val="20"/>
-        </w:rPr>
-        <w:t>怪</w:t>
-      </w:r>
       <w:r>
         <w:rPr>
           <w:rFonts w:ascii="Segoe UI" w:eastAsia="宋体" w:hAnsi="Segoe UI" w:cs="Segoe UI"/>
@@ -2607,9 +2623,6 @@
           <w:numId w:val="4"/>
         </w:numPr>
         <w:ind w:firstLineChars="0"/>
-        <w:rPr>
-          <w:rFonts w:hint="eastAsia"/>
-        </w:rPr>
       </w:pPr>
       <w:r>
         <w:t>现在取消回合的逻辑，现在变为攻击完成后气力逐渐恢复</w:t>
@@ -2730,11 +2743,6 @@
       </w:r>
     </w:p>
     <w:p>
-      <w:pPr>
-        <w:rPr>
-          <w:rFonts w:hint="eastAsia"/>
-        </w:rPr>
-      </w:pPr>
       <w:r>
         <w:rPr>
           <w:rFonts w:hint="eastAsia"/>
@@ -2870,7 +2878,7 @@
         <w:spacing w:before="100" w:beforeAutospacing="1" w:after="100" w:afterAutospacing="1"/>
         <w:jc w:val="left"/>
         <w:rPr>
-          <w:rFonts w:ascii="宋体" w:eastAsia="宋体" w:hAnsi="宋体" w:cs="宋体" w:hint="eastAsia"/>
+          <w:rFonts w:ascii="宋体" w:eastAsia="宋体" w:hAnsi="宋体" w:cs="宋体"/>
           <w:kern w:val="0"/>
           <w:sz w:val="24"/>
           <w:szCs w:val="24"/>
@@ -2914,7 +2922,7 @@
         <w:spacing w:before="100" w:beforeAutospacing="1" w:after="100" w:afterAutospacing="1"/>
         <w:jc w:val="left"/>
         <w:rPr>
-          <w:rFonts w:ascii="宋体" w:eastAsia="宋体" w:hAnsi="宋体" w:cs="宋体" w:hint="eastAsia"/>
+          <w:rFonts w:ascii="宋体" w:eastAsia="宋体" w:hAnsi="宋体" w:cs="宋体"/>
           <w:kern w:val="0"/>
           <w:sz w:val="24"/>
           <w:szCs w:val="24"/>
@@ -3025,7 +3033,16 @@
           <w:sz w:val="24"/>
           <w:szCs w:val="24"/>
         </w:rPr>
-        <w:t>蓝色</w:t>
+        <w:t>白</w:t>
+      </w:r>
+      <w:r>
+        <w:rPr>
+          <w:rFonts w:ascii="宋体" w:eastAsia="宋体" w:hAnsi="宋体" w:cs="宋体" w:hint="eastAsia"/>
+          <w:kern w:val="0"/>
+          <w:sz w:val="24"/>
+          <w:szCs w:val="24"/>
+        </w:rPr>
+        <w:t>色</w:t>
       </w:r>
       <w:r>
         <w:rPr>
@@ -3090,7 +3107,7 @@
           <w:sz w:val="24"/>
           <w:szCs w:val="24"/>
         </w:rPr>
-        <w:t>普攻飞镖</w:t>
+        <w:t>普攻时</w:t>
       </w:r>
       <w:proofErr w:type="gramEnd"/>
       <w:r>
@@ -3100,7 +3117,7 @@
           <w:sz w:val="24"/>
           <w:szCs w:val="24"/>
         </w:rPr>
-        <w:t>变大2</w:t>
+        <w:t>2</w:t>
       </w:r>
       <w:r>
         <w:rPr>
@@ -3113,57 +3130,21 @@
       </w:r>
       <w:r>
         <w:rPr>
-          <w:rFonts w:ascii="宋体" w:eastAsia="宋体" w:hAnsi="宋体" w:cs="宋体"/>
-          <w:kern w:val="0"/>
-          <w:sz w:val="24"/>
-          <w:szCs w:val="24"/>
-        </w:rPr>
-        <w:t xml:space="preserve">  </w:t>
-      </w:r>
-      <w:r>
-        <w:rPr>
-          <w:rFonts w:ascii="宋体" w:eastAsia="宋体" w:hAnsi="宋体" w:cs="宋体" w:hint="eastAsia"/>
-          <w:kern w:val="0"/>
-          <w:sz w:val="24"/>
-          <w:szCs w:val="24"/>
-        </w:rPr>
-        <w:t>品质：</w:t>
-      </w:r>
-      <w:r>
-        <w:rPr>
-          <w:rFonts w:ascii="宋体" w:eastAsia="宋体" w:hAnsi="宋体" w:cs="宋体" w:hint="eastAsia"/>
-          <w:kern w:val="0"/>
-          <w:sz w:val="24"/>
-          <w:szCs w:val="24"/>
-        </w:rPr>
-        <w:t>白色</w:t>
-      </w:r>
-      <w:r>
-        <w:rPr>
-          <w:rFonts w:ascii="宋体" w:eastAsia="宋体" w:hAnsi="宋体" w:cs="宋体" w:hint="eastAsia"/>
-          <w:kern w:val="0"/>
-          <w:sz w:val="24"/>
-          <w:szCs w:val="24"/>
-        </w:rPr>
-        <w:t xml:space="preserve"> </w:t>
-      </w:r>
-      <w:r>
-        <w:rPr>
-          <w:rFonts w:ascii="宋体" w:eastAsia="宋体" w:hAnsi="宋体" w:cs="宋体"/>
-          <w:kern w:val="0"/>
-          <w:sz w:val="24"/>
-          <w:szCs w:val="24"/>
-        </w:rPr>
-        <w:t xml:space="preserve"> </w:t>
-      </w:r>
-      <w:r>
-        <w:rPr>
-          <w:rFonts w:ascii="宋体" w:eastAsia="宋体" w:hAnsi="宋体" w:cs="宋体" w:hint="eastAsia"/>
-          <w:kern w:val="0"/>
-          <w:sz w:val="24"/>
-          <w:szCs w:val="24"/>
-        </w:rPr>
-        <w:t>重复升级可叠加</w:t>
+          <w:rFonts w:ascii="宋体" w:eastAsia="宋体" w:hAnsi="宋体" w:cs="宋体" w:hint="eastAsia"/>
+          <w:kern w:val="0"/>
+          <w:sz w:val="24"/>
+          <w:szCs w:val="24"/>
+        </w:rPr>
+        <w:t>概率发射一个巨大飞镖，伤害为普通飞镖的2倍。 品质：蓝色 重复升级发射数+</w:t>
+      </w:r>
+      <w:r>
+        <w:rPr>
+          <w:rFonts w:ascii="宋体" w:eastAsia="宋体" w:hAnsi="宋体" w:cs="宋体"/>
+          <w:kern w:val="0"/>
+          <w:sz w:val="24"/>
+          <w:szCs w:val="24"/>
+        </w:rPr>
+        <w:t>1</w:t>
       </w:r>
     </w:p>
     <w:p>
@@ -3193,14 +3174,25 @@
         </w:rPr>
         <w:t>寒冰飞镖：</w:t>
       </w:r>
-      <w:r>
-        <w:rPr>
-          <w:rFonts w:ascii="宋体" w:eastAsia="宋体" w:hAnsi="宋体" w:cs="宋体" w:hint="eastAsia"/>
-          <w:kern w:val="0"/>
-          <w:sz w:val="24"/>
-          <w:szCs w:val="24"/>
-        </w:rPr>
-        <w:t>普攻飞镖命中敌人时，</w:t>
+      <w:proofErr w:type="gramStart"/>
+      <w:r>
+        <w:rPr>
+          <w:rFonts w:ascii="宋体" w:eastAsia="宋体" w:hAnsi="宋体" w:cs="宋体" w:hint="eastAsia"/>
+          <w:kern w:val="0"/>
+          <w:sz w:val="24"/>
+          <w:szCs w:val="24"/>
+        </w:rPr>
+        <w:t>普攻飞镖</w:t>
+      </w:r>
+      <w:proofErr w:type="gramEnd"/>
+      <w:r>
+        <w:rPr>
+          <w:rFonts w:ascii="宋体" w:eastAsia="宋体" w:hAnsi="宋体" w:cs="宋体" w:hint="eastAsia"/>
+          <w:kern w:val="0"/>
+          <w:sz w:val="24"/>
+          <w:szCs w:val="24"/>
+        </w:rPr>
+        <w:t>命中敌人时，</w:t>
       </w:r>
       <w:r>
         <w:rPr>
@@ -3362,25 +3354,7 @@
           <w:sz w:val="24"/>
           <w:szCs w:val="24"/>
         </w:rPr>
-        <w:t xml:space="preserve"> </w:t>
-      </w:r>
-      <w:r>
-        <w:rPr>
-          <w:rFonts w:ascii="宋体" w:eastAsia="宋体" w:hAnsi="宋体" w:cs="宋体" w:hint="eastAsia"/>
-          <w:kern w:val="0"/>
-          <w:sz w:val="24"/>
-          <w:szCs w:val="24"/>
-        </w:rPr>
-        <w:t>重复升级可叠加</w:t>
-      </w:r>
-      <w:r>
-        <w:rPr>
-          <w:rFonts w:ascii="宋体" w:eastAsia="宋体" w:hAnsi="宋体" w:cs="宋体" w:hint="eastAsia"/>
-          <w:kern w:val="0"/>
-          <w:sz w:val="24"/>
-          <w:szCs w:val="24"/>
-        </w:rPr>
-        <w:t xml:space="preserve"> 增加</w:t>
+        <w:t xml:space="preserve"> 重复升级可叠加 增加</w:t>
       </w:r>
       <w:r>
         <w:rPr>
@@ -3400,8 +3374,6 @@
         </w:rPr>
         <w:t xml:space="preserve"> 和寒冰气概率。</w:t>
       </w:r>
-      <w:bookmarkStart w:id="0" w:name="_GoBack"/>
-      <w:bookmarkEnd w:id="0"/>
     </w:p>
     <w:p>
       <w:pPr>
@@ -3509,25 +3481,7 @@
           <w:sz w:val="24"/>
           <w:szCs w:val="24"/>
         </w:rPr>
-        <w:t xml:space="preserve"> </w:t>
-      </w:r>
-      <w:r>
-        <w:rPr>
-          <w:rFonts w:ascii="宋体" w:eastAsia="宋体" w:hAnsi="宋体" w:cs="宋体" w:hint="eastAsia"/>
-          <w:kern w:val="0"/>
-          <w:sz w:val="24"/>
-          <w:szCs w:val="24"/>
-        </w:rPr>
-        <w:t>重复升级可叠加 增加</w:t>
-      </w:r>
-      <w:r>
-        <w:rPr>
-          <w:rFonts w:ascii="宋体" w:eastAsia="宋体" w:hAnsi="宋体" w:cs="宋体" w:hint="eastAsia"/>
-          <w:kern w:val="0"/>
-          <w:sz w:val="24"/>
-          <w:szCs w:val="24"/>
-        </w:rPr>
-        <w:t>伤害</w:t>
+        <w:t xml:space="preserve"> 重复升级可叠加 增加伤害</w:t>
       </w:r>
     </w:p>
     <w:p>
@@ -3536,7 +3490,7 @@
         <w:spacing w:before="100" w:beforeAutospacing="1" w:after="100" w:afterAutospacing="1"/>
         <w:jc w:val="left"/>
         <w:rPr>
-          <w:rFonts w:ascii="宋体" w:eastAsia="宋体" w:hAnsi="宋体" w:cs="宋体" w:hint="eastAsia"/>
+          <w:rFonts w:ascii="宋体" w:eastAsia="宋体" w:hAnsi="宋体" w:cs="宋体"/>
           <w:kern w:val="0"/>
           <w:sz w:val="24"/>
           <w:szCs w:val="24"/>
@@ -3875,7 +3829,7 @@
         <w:ind w:firstLineChars="0"/>
         <w:jc w:val="left"/>
         <w:rPr>
-          <w:rFonts w:ascii="宋体" w:eastAsia="宋体" w:hAnsi="宋体" w:cs="宋体" w:hint="eastAsia"/>
+          <w:rFonts w:ascii="宋体" w:eastAsia="宋体" w:hAnsi="宋体" w:cs="宋体"/>
           <w:kern w:val="0"/>
           <w:sz w:val="24"/>
           <w:szCs w:val="24"/>
@@ -3915,16 +3869,7 @@
           <w:sz w:val="24"/>
           <w:szCs w:val="24"/>
         </w:rPr>
-        <w:t xml:space="preserve"> </w:t>
-      </w:r>
-      <w:r>
-        <w:rPr>
-          <w:rFonts w:ascii="宋体" w:eastAsia="宋体" w:hAnsi="宋体" w:cs="宋体" w:hint="eastAsia"/>
-          <w:kern w:val="0"/>
-          <w:sz w:val="24"/>
-          <w:szCs w:val="24"/>
-        </w:rPr>
-        <w:t>重复升级叠加</w:t>
+        <w:t xml:space="preserve"> 重复升级叠加</w:t>
       </w:r>
     </w:p>
     <w:p>
@@ -4146,16 +4091,7 @@
           <w:sz w:val="24"/>
           <w:szCs w:val="24"/>
         </w:rPr>
-        <w:t xml:space="preserve"> </w:t>
-      </w:r>
-      <w:r>
-        <w:rPr>
-          <w:rFonts w:ascii="宋体" w:eastAsia="宋体" w:hAnsi="宋体" w:cs="宋体" w:hint="eastAsia"/>
-          <w:kern w:val="0"/>
-          <w:sz w:val="24"/>
-          <w:szCs w:val="24"/>
-        </w:rPr>
-        <w:t>重复升级叠加</w:t>
+        <w:t xml:space="preserve"> 重复升级叠加</w:t>
       </w:r>
     </w:p>
     <w:p>
@@ -4219,16 +4155,7 @@
           <w:sz w:val="24"/>
           <w:szCs w:val="24"/>
         </w:rPr>
-        <w:t xml:space="preserve"> </w:t>
-      </w:r>
-      <w:r>
-        <w:rPr>
-          <w:rFonts w:ascii="宋体" w:eastAsia="宋体" w:hAnsi="宋体" w:cs="宋体" w:hint="eastAsia"/>
-          <w:kern w:val="0"/>
-          <w:sz w:val="24"/>
-          <w:szCs w:val="24"/>
-        </w:rPr>
-        <w:t>重复升级叠加</w:t>
+        <w:t xml:space="preserve"> 重复升级叠加</w:t>
       </w:r>
     </w:p>
     <w:p>
@@ -4355,19 +4282,1320 @@
         <w:spacing w:before="100" w:beforeAutospacing="1" w:after="100" w:afterAutospacing="1"/>
         <w:jc w:val="left"/>
         <w:rPr>
-          <w:rFonts w:ascii="宋体" w:eastAsia="宋体" w:hAnsi="宋体" w:cs="宋体" w:hint="eastAsia"/>
-          <w:kern w:val="0"/>
-          <w:sz w:val="24"/>
-          <w:szCs w:val="24"/>
-        </w:rPr>
-      </w:pPr>
-    </w:p>
-    <w:p>
-      <w:pPr>
-        <w:rPr>
-          <w:rFonts w:hint="eastAsia"/>
-        </w:rPr>
-      </w:pPr>
+          <w:rFonts w:ascii="宋体" w:eastAsia="宋体" w:hAnsi="宋体" w:cs="宋体"/>
+          <w:kern w:val="0"/>
+          <w:sz w:val="24"/>
+          <w:szCs w:val="24"/>
+        </w:rPr>
+      </w:pPr>
+    </w:p>
+    <w:p>
+      <w:pPr>
+        <w:widowControl/>
+        <w:spacing w:before="100" w:beforeAutospacing="1" w:after="100" w:afterAutospacing="1"/>
+        <w:jc w:val="left"/>
+        <w:rPr>
+          <w:rFonts w:ascii="宋体" w:eastAsia="宋体" w:hAnsi="宋体" w:cs="宋体"/>
+          <w:kern w:val="0"/>
+          <w:sz w:val="24"/>
+          <w:szCs w:val="24"/>
+        </w:rPr>
+      </w:pPr>
+      <w:r>
+        <w:rPr>
+          <w:rFonts w:ascii="宋体" w:eastAsia="宋体" w:hAnsi="宋体" w:cs="宋体" w:hint="eastAsia"/>
+          <w:kern w:val="0"/>
+          <w:sz w:val="24"/>
+          <w:szCs w:val="24"/>
+        </w:rPr>
+        <w:t>纯爽：</w:t>
+      </w:r>
+    </w:p>
+    <w:p>
+      <w:pPr>
+        <w:pStyle w:val="a3"/>
+        <w:widowControl/>
+        <w:numPr>
+          <w:ilvl w:val="0"/>
+          <w:numId w:val="11"/>
+        </w:numPr>
+        <w:spacing w:before="100" w:beforeAutospacing="1" w:after="100" w:afterAutospacing="1"/>
+        <w:ind w:firstLineChars="0"/>
+        <w:jc w:val="left"/>
+        <w:rPr>
+          <w:rFonts w:ascii="宋体" w:eastAsia="宋体" w:hAnsi="宋体" w:cs="宋体"/>
+          <w:kern w:val="0"/>
+          <w:sz w:val="24"/>
+          <w:szCs w:val="24"/>
+        </w:rPr>
+      </w:pPr>
+      <w:r>
+        <w:rPr>
+          <w:rFonts w:ascii="宋体" w:eastAsia="宋体" w:hAnsi="宋体" w:cs="宋体" w:hint="eastAsia"/>
+          <w:kern w:val="0"/>
+          <w:sz w:val="24"/>
+          <w:szCs w:val="24"/>
+        </w:rPr>
+        <w:lastRenderedPageBreak/>
+        <w:t>天雷：每秒从天落下一道天雷 造成范围攻击 品质：橙色 重复升级增加天雷个数</w:t>
+      </w:r>
+    </w:p>
+    <w:p>
+      <w:pPr>
+        <w:widowControl/>
+        <w:spacing w:before="100" w:beforeAutospacing="1" w:after="100" w:afterAutospacing="1"/>
+        <w:jc w:val="left"/>
+        <w:rPr>
+          <w:rFonts w:ascii="宋体" w:eastAsia="宋体" w:hAnsi="宋体" w:cs="宋体"/>
+          <w:kern w:val="0"/>
+          <w:sz w:val="24"/>
+          <w:szCs w:val="24"/>
+        </w:rPr>
+      </w:pPr>
+      <w:r>
+        <w:rPr>
+          <w:rFonts w:ascii="宋体" w:eastAsia="宋体" w:hAnsi="宋体" w:cs="宋体" w:hint="eastAsia"/>
+          <w:kern w:val="0"/>
+          <w:sz w:val="24"/>
+          <w:szCs w:val="24"/>
+        </w:rPr>
+        <w:t>宝宝流：</w:t>
+      </w:r>
+    </w:p>
+    <w:p>
+      <w:pPr>
+        <w:pStyle w:val="a3"/>
+        <w:widowControl/>
+        <w:numPr>
+          <w:ilvl w:val="0"/>
+          <w:numId w:val="12"/>
+        </w:numPr>
+        <w:spacing w:before="100" w:beforeAutospacing="1" w:after="100" w:afterAutospacing="1"/>
+        <w:ind w:firstLineChars="0"/>
+        <w:jc w:val="left"/>
+        <w:rPr>
+          <w:rFonts w:ascii="宋体" w:eastAsia="宋体" w:hAnsi="宋体" w:cs="宋体"/>
+          <w:kern w:val="0"/>
+          <w:sz w:val="24"/>
+          <w:szCs w:val="24"/>
+        </w:rPr>
+      </w:pPr>
+      <w:r>
+        <w:rPr>
+          <w:rFonts w:ascii="宋体" w:eastAsia="宋体" w:hAnsi="宋体" w:cs="宋体" w:hint="eastAsia"/>
+          <w:kern w:val="0"/>
+          <w:sz w:val="24"/>
+          <w:szCs w:val="24"/>
+        </w:rPr>
+        <w:t>野狼</w:t>
+      </w:r>
+      <w:r>
+        <w:rPr>
+          <w:rFonts w:ascii="宋体" w:eastAsia="宋体" w:hAnsi="宋体" w:cs="宋体" w:hint="eastAsia"/>
+          <w:kern w:val="0"/>
+          <w:sz w:val="24"/>
+          <w:szCs w:val="24"/>
+        </w:rPr>
+        <w:t>：</w:t>
+      </w:r>
+      <w:r>
+        <w:rPr>
+          <w:rFonts w:ascii="宋体" w:eastAsia="宋体" w:hAnsi="宋体" w:cs="宋体" w:hint="eastAsia"/>
+          <w:kern w:val="0"/>
+          <w:sz w:val="24"/>
+          <w:szCs w:val="24"/>
+        </w:rPr>
+        <w:t>在主角身边</w:t>
+      </w:r>
+      <w:r>
+        <w:rPr>
+          <w:rFonts w:ascii="宋体" w:eastAsia="宋体" w:hAnsi="宋体" w:cs="宋体" w:hint="eastAsia"/>
+          <w:kern w:val="0"/>
+          <w:sz w:val="24"/>
+          <w:szCs w:val="24"/>
+        </w:rPr>
+        <w:t>召唤一只野狼</w:t>
+      </w:r>
+      <w:r>
+        <w:rPr>
+          <w:rFonts w:ascii="宋体" w:eastAsia="宋体" w:hAnsi="宋体" w:cs="宋体" w:hint="eastAsia"/>
+          <w:kern w:val="0"/>
+          <w:sz w:val="24"/>
+          <w:szCs w:val="24"/>
+        </w:rPr>
+        <w:t xml:space="preserve"> 野狼会持续寻路攻击 攻击范围内的敌人。野狼为无敌状态。 品质：白色 重复升级增加野狼个数</w:t>
+      </w:r>
+    </w:p>
+    <w:p>
+      <w:pPr>
+        <w:pStyle w:val="a3"/>
+        <w:widowControl/>
+        <w:numPr>
+          <w:ilvl w:val="0"/>
+          <w:numId w:val="12"/>
+        </w:numPr>
+        <w:spacing w:before="100" w:beforeAutospacing="1" w:after="100" w:afterAutospacing="1"/>
+        <w:ind w:firstLineChars="0"/>
+        <w:jc w:val="left"/>
+        <w:rPr>
+          <w:rFonts w:ascii="宋体" w:eastAsia="宋体" w:hAnsi="宋体" w:cs="宋体"/>
+          <w:kern w:val="0"/>
+          <w:sz w:val="24"/>
+          <w:szCs w:val="24"/>
+        </w:rPr>
+      </w:pPr>
+      <w:r>
+        <w:rPr>
+          <w:rFonts w:ascii="宋体" w:eastAsia="宋体" w:hAnsi="宋体" w:cs="宋体" w:hint="eastAsia"/>
+          <w:kern w:val="0"/>
+          <w:sz w:val="24"/>
+          <w:szCs w:val="24"/>
+        </w:rPr>
+        <w:t>野牛：</w:t>
+      </w:r>
+      <w:r>
+        <w:rPr>
+          <w:rFonts w:ascii="宋体" w:eastAsia="宋体" w:hAnsi="宋体" w:cs="宋体" w:hint="eastAsia"/>
+          <w:kern w:val="0"/>
+          <w:sz w:val="24"/>
+          <w:szCs w:val="24"/>
+        </w:rPr>
+        <w:t>在主角身边召唤一只</w:t>
+      </w:r>
+      <w:r>
+        <w:rPr>
+          <w:rFonts w:ascii="宋体" w:eastAsia="宋体" w:hAnsi="宋体" w:cs="宋体" w:hint="eastAsia"/>
+          <w:kern w:val="0"/>
+          <w:sz w:val="24"/>
+          <w:szCs w:val="24"/>
+        </w:rPr>
+        <w:t>野牛</w:t>
+      </w:r>
+      <w:r>
+        <w:rPr>
+          <w:rFonts w:ascii="宋体" w:eastAsia="宋体" w:hAnsi="宋体" w:cs="宋体" w:hint="eastAsia"/>
+          <w:kern w:val="0"/>
+          <w:sz w:val="24"/>
+          <w:szCs w:val="24"/>
+        </w:rPr>
+        <w:t xml:space="preserve"> </w:t>
+      </w:r>
+      <w:r>
+        <w:rPr>
+          <w:rFonts w:ascii="宋体" w:eastAsia="宋体" w:hAnsi="宋体" w:cs="宋体" w:hint="eastAsia"/>
+          <w:kern w:val="0"/>
+          <w:sz w:val="24"/>
+          <w:szCs w:val="24"/>
+        </w:rPr>
+        <w:t>野牛</w:t>
+      </w:r>
+      <w:r>
+        <w:rPr>
+          <w:rFonts w:ascii="宋体" w:eastAsia="宋体" w:hAnsi="宋体" w:cs="宋体" w:hint="eastAsia"/>
+          <w:kern w:val="0"/>
+          <w:sz w:val="24"/>
+          <w:szCs w:val="24"/>
+        </w:rPr>
+        <w:t>会</w:t>
+      </w:r>
+      <w:r>
+        <w:rPr>
+          <w:rFonts w:ascii="宋体" w:eastAsia="宋体" w:hAnsi="宋体" w:cs="宋体" w:hint="eastAsia"/>
+          <w:kern w:val="0"/>
+          <w:sz w:val="24"/>
+          <w:szCs w:val="24"/>
+        </w:rPr>
+        <w:t>朝</w:t>
+      </w:r>
+      <w:r>
+        <w:rPr>
+          <w:rFonts w:ascii="宋体" w:eastAsia="宋体" w:hAnsi="宋体" w:cs="宋体" w:hint="eastAsia"/>
+          <w:kern w:val="0"/>
+          <w:sz w:val="24"/>
+          <w:szCs w:val="24"/>
+        </w:rPr>
+        <w:t>攻击范围内的敌人</w:t>
+      </w:r>
+      <w:r>
+        <w:rPr>
+          <w:rFonts w:ascii="宋体" w:eastAsia="宋体" w:hAnsi="宋体" w:cs="宋体" w:hint="eastAsia"/>
+          <w:kern w:val="0"/>
+          <w:sz w:val="24"/>
+          <w:szCs w:val="24"/>
+        </w:rPr>
+        <w:t>发起冲锋，撞击沿途的敌人造成伤害</w:t>
+      </w:r>
+      <w:r>
+        <w:rPr>
+          <w:rFonts w:ascii="宋体" w:eastAsia="宋体" w:hAnsi="宋体" w:cs="宋体" w:hint="eastAsia"/>
+          <w:kern w:val="0"/>
+          <w:sz w:val="24"/>
+          <w:szCs w:val="24"/>
+        </w:rPr>
+        <w:t>。</w:t>
+      </w:r>
+      <w:r>
+        <w:rPr>
+          <w:rFonts w:ascii="宋体" w:eastAsia="宋体" w:hAnsi="宋体" w:cs="宋体" w:hint="eastAsia"/>
+          <w:kern w:val="0"/>
+          <w:sz w:val="24"/>
+          <w:szCs w:val="24"/>
+        </w:rPr>
+        <w:t>野牛</w:t>
+      </w:r>
+      <w:r>
+        <w:rPr>
+          <w:rFonts w:ascii="宋体" w:eastAsia="宋体" w:hAnsi="宋体" w:cs="宋体" w:hint="eastAsia"/>
+          <w:kern w:val="0"/>
+          <w:sz w:val="24"/>
+          <w:szCs w:val="24"/>
+        </w:rPr>
+        <w:t>为无敌状态。 品质：</w:t>
+      </w:r>
+      <w:r>
+        <w:rPr>
+          <w:rFonts w:ascii="宋体" w:eastAsia="宋体" w:hAnsi="宋体" w:cs="宋体" w:hint="eastAsia"/>
+          <w:kern w:val="0"/>
+          <w:sz w:val="24"/>
+          <w:szCs w:val="24"/>
+        </w:rPr>
+        <w:t>蓝色</w:t>
+      </w:r>
+      <w:r>
+        <w:rPr>
+          <w:rFonts w:ascii="宋体" w:eastAsia="宋体" w:hAnsi="宋体" w:cs="宋体" w:hint="eastAsia"/>
+          <w:kern w:val="0"/>
+          <w:sz w:val="24"/>
+          <w:szCs w:val="24"/>
+        </w:rPr>
+        <w:t xml:space="preserve"> 重复升级增加野狼个数</w:t>
+      </w:r>
+    </w:p>
+    <w:p>
+      <w:pPr>
+        <w:pStyle w:val="a3"/>
+        <w:widowControl/>
+        <w:numPr>
+          <w:ilvl w:val="0"/>
+          <w:numId w:val="12"/>
+        </w:numPr>
+        <w:spacing w:before="100" w:beforeAutospacing="1" w:after="100" w:afterAutospacing="1"/>
+        <w:ind w:firstLineChars="0"/>
+        <w:jc w:val="left"/>
+        <w:rPr>
+          <w:rFonts w:ascii="宋体" w:eastAsia="宋体" w:hAnsi="宋体" w:cs="宋体"/>
+          <w:kern w:val="0"/>
+          <w:sz w:val="24"/>
+          <w:szCs w:val="24"/>
+        </w:rPr>
+      </w:pPr>
+      <w:r>
+        <w:rPr>
+          <w:rFonts w:ascii="宋体" w:eastAsia="宋体" w:hAnsi="宋体" w:cs="宋体" w:hint="eastAsia"/>
+          <w:kern w:val="0"/>
+          <w:sz w:val="24"/>
+          <w:szCs w:val="24"/>
+        </w:rPr>
+        <w:t>天神：</w:t>
+      </w:r>
+      <w:r>
+        <w:rPr>
+          <w:rFonts w:ascii="宋体" w:eastAsia="宋体" w:hAnsi="宋体" w:cs="宋体" w:hint="eastAsia"/>
+          <w:kern w:val="0"/>
+          <w:sz w:val="24"/>
+          <w:szCs w:val="24"/>
+        </w:rPr>
+        <w:t>在主角身边召唤一</w:t>
+      </w:r>
+      <w:r>
+        <w:rPr>
+          <w:rFonts w:ascii="宋体" w:eastAsia="宋体" w:hAnsi="宋体" w:cs="宋体" w:hint="eastAsia"/>
+          <w:kern w:val="0"/>
+          <w:sz w:val="24"/>
+          <w:szCs w:val="24"/>
+        </w:rPr>
+        <w:t>个天神，天神攻击范围无限，天神为远程攻击，天神会释放制裁之</w:t>
+      </w:r>
+      <w:proofErr w:type="gramStart"/>
+      <w:r>
+        <w:rPr>
+          <w:rFonts w:ascii="宋体" w:eastAsia="宋体" w:hAnsi="宋体" w:cs="宋体" w:hint="eastAsia"/>
+          <w:kern w:val="0"/>
+          <w:sz w:val="24"/>
+          <w:szCs w:val="24"/>
+        </w:rPr>
+        <w:t>剑持续</w:t>
+      </w:r>
+      <w:proofErr w:type="gramEnd"/>
+      <w:r>
+        <w:rPr>
+          <w:rFonts w:ascii="宋体" w:eastAsia="宋体" w:hAnsi="宋体" w:cs="宋体" w:hint="eastAsia"/>
+          <w:kern w:val="0"/>
+          <w:sz w:val="24"/>
+          <w:szCs w:val="24"/>
+        </w:rPr>
+        <w:t>攻击敌人，制裁之剑没有穿透效果，天神攻速要快。</w:t>
+      </w:r>
+    </w:p>
+    <w:p>
+      <w:pPr>
+        <w:pStyle w:val="a3"/>
+        <w:widowControl/>
+        <w:spacing w:before="100" w:beforeAutospacing="1" w:after="100" w:afterAutospacing="1"/>
+        <w:ind w:left="360" w:firstLineChars="0" w:firstLine="0"/>
+        <w:jc w:val="left"/>
+        <w:rPr>
+          <w:rFonts w:ascii="宋体" w:eastAsia="宋体" w:hAnsi="宋体" w:cs="宋体"/>
+          <w:kern w:val="0"/>
+          <w:sz w:val="24"/>
+          <w:szCs w:val="24"/>
+        </w:rPr>
+      </w:pPr>
+      <w:r>
+        <w:rPr>
+          <w:rFonts w:ascii="宋体" w:eastAsia="宋体" w:hAnsi="宋体" w:cs="宋体" w:hint="eastAsia"/>
+          <w:kern w:val="0"/>
+          <w:sz w:val="24"/>
+          <w:szCs w:val="24"/>
+        </w:rPr>
+        <w:t>品质：</w:t>
+      </w:r>
+      <w:r>
+        <w:rPr>
+          <w:rFonts w:ascii="宋体" w:eastAsia="宋体" w:hAnsi="宋体" w:cs="宋体" w:hint="eastAsia"/>
+          <w:kern w:val="0"/>
+          <w:sz w:val="24"/>
+          <w:szCs w:val="24"/>
+        </w:rPr>
+        <w:t>紫</w:t>
+      </w:r>
+      <w:r>
+        <w:rPr>
+          <w:rFonts w:ascii="宋体" w:eastAsia="宋体" w:hAnsi="宋体" w:cs="宋体" w:hint="eastAsia"/>
+          <w:kern w:val="0"/>
+          <w:sz w:val="24"/>
+          <w:szCs w:val="24"/>
+        </w:rPr>
+        <w:t>色 重复升级增加天神个数</w:t>
+      </w:r>
+    </w:p>
+    <w:p>
+      <w:pPr>
+        <w:widowControl/>
+        <w:spacing w:before="100" w:beforeAutospacing="1" w:after="100" w:afterAutospacing="1"/>
+        <w:jc w:val="left"/>
+        <w:rPr>
+          <w:rFonts w:ascii="宋体" w:eastAsia="宋体" w:hAnsi="宋体" w:cs="宋体" w:hint="eastAsia"/>
+          <w:kern w:val="0"/>
+          <w:sz w:val="24"/>
+          <w:szCs w:val="24"/>
+        </w:rPr>
+      </w:pPr>
+      <w:r>
+        <w:rPr>
+          <w:rFonts w:ascii="宋体" w:eastAsia="宋体" w:hAnsi="宋体" w:cs="宋体"/>
+          <w:kern w:val="0"/>
+          <w:sz w:val="24"/>
+          <w:szCs w:val="24"/>
+        </w:rPr>
+        <w:t>4.</w:t>
+      </w:r>
+      <w:r>
+        <w:rPr>
+          <w:rFonts w:ascii="宋体" w:eastAsia="宋体" w:hAnsi="宋体" w:cs="宋体" w:hint="eastAsia"/>
+          <w:kern w:val="0"/>
+          <w:sz w:val="24"/>
+          <w:szCs w:val="24"/>
+        </w:rPr>
+        <w:t>养育之心：宠物的数量翻倍。 品质 橙色 重复升级再次生效。</w:t>
+      </w:r>
+    </w:p>
+    <w:p>
+      <w:pPr>
+        <w:widowControl/>
+        <w:spacing w:before="100" w:beforeAutospacing="1" w:after="100" w:afterAutospacing="1"/>
+        <w:jc w:val="left"/>
+        <w:rPr>
+          <w:rFonts w:ascii="宋体" w:eastAsia="宋体" w:hAnsi="宋体" w:cs="宋体"/>
+          <w:kern w:val="0"/>
+          <w:sz w:val="24"/>
+          <w:szCs w:val="24"/>
+        </w:rPr>
+      </w:pPr>
+    </w:p>
+    <w:p>
+      <w:pPr>
+        <w:widowControl/>
+        <w:spacing w:before="100" w:beforeAutospacing="1" w:after="100" w:afterAutospacing="1"/>
+        <w:jc w:val="left"/>
+        <w:rPr>
+          <w:rFonts w:ascii="宋体" w:eastAsia="宋体" w:hAnsi="宋体" w:cs="宋体" w:hint="eastAsia"/>
+          <w:kern w:val="0"/>
+          <w:sz w:val="24"/>
+          <w:szCs w:val="24"/>
+        </w:rPr>
+      </w:pPr>
+    </w:p>
+    <w:p>
+      <w:pPr>
+        <w:widowControl/>
+        <w:spacing w:before="100" w:beforeAutospacing="1" w:after="100" w:afterAutospacing="1"/>
+        <w:jc w:val="left"/>
+        <w:rPr>
+          <w:rFonts w:ascii="宋体" w:eastAsia="宋体" w:hAnsi="宋体" w:cs="宋体" w:hint="eastAsia"/>
+          <w:kern w:val="0"/>
+          <w:sz w:val="24"/>
+          <w:szCs w:val="24"/>
+        </w:rPr>
+      </w:pPr>
+    </w:p>
+    <w:p>
+      <w:pPr>
+        <w:widowControl/>
+        <w:spacing w:before="100" w:beforeAutospacing="1" w:after="100" w:afterAutospacing="1"/>
+        <w:jc w:val="left"/>
+        <w:rPr>
+          <w:rFonts w:ascii="宋体" w:eastAsia="宋体" w:hAnsi="宋体" w:cs="宋体"/>
+          <w:kern w:val="0"/>
+          <w:sz w:val="24"/>
+          <w:szCs w:val="24"/>
+        </w:rPr>
+      </w:pPr>
+      <w:r>
+        <w:rPr>
+          <w:rFonts w:ascii="宋体" w:eastAsia="宋体" w:hAnsi="宋体" w:cs="宋体" w:hint="eastAsia"/>
+          <w:kern w:val="0"/>
+          <w:sz w:val="24"/>
+          <w:szCs w:val="24"/>
+        </w:rPr>
+        <w:t>升级奖励3选1逻辑规则修改：</w:t>
+      </w:r>
+      <w:r>
+        <w:rPr>
+          <w:rFonts w:ascii="宋体" w:eastAsia="宋体" w:hAnsi="宋体" w:cs="宋体"/>
+          <w:kern w:val="0"/>
+          <w:sz w:val="24"/>
+          <w:szCs w:val="24"/>
+        </w:rPr>
+        <w:br/>
+      </w:r>
+      <w:r>
+        <w:rPr>
+          <w:rFonts w:ascii="宋体" w:eastAsia="宋体" w:hAnsi="宋体" w:cs="宋体" w:hint="eastAsia"/>
+          <w:kern w:val="0"/>
+          <w:sz w:val="24"/>
+          <w:szCs w:val="24"/>
+        </w:rPr>
+        <w:t>1</w:t>
+      </w:r>
+      <w:r>
+        <w:rPr>
+          <w:rFonts w:ascii="宋体" w:eastAsia="宋体" w:hAnsi="宋体" w:cs="宋体"/>
+          <w:kern w:val="0"/>
+          <w:sz w:val="24"/>
+          <w:szCs w:val="24"/>
+        </w:rPr>
+        <w:t>.</w:t>
+      </w:r>
+      <w:r>
+        <w:rPr>
+          <w:rFonts w:ascii="宋体" w:eastAsia="宋体" w:hAnsi="宋体" w:cs="宋体" w:hint="eastAsia"/>
+          <w:kern w:val="0"/>
+          <w:sz w:val="24"/>
+          <w:szCs w:val="24"/>
+        </w:rPr>
+        <w:t>现在先随机稀有度：随机后出现的所有奖励都从该</w:t>
+      </w:r>
+      <w:proofErr w:type="gramStart"/>
+      <w:r>
+        <w:rPr>
+          <w:rFonts w:ascii="宋体" w:eastAsia="宋体" w:hAnsi="宋体" w:cs="宋体" w:hint="eastAsia"/>
+          <w:kern w:val="0"/>
+          <w:sz w:val="24"/>
+          <w:szCs w:val="24"/>
+        </w:rPr>
+        <w:t>稀有度里随机</w:t>
+      </w:r>
+      <w:proofErr w:type="gramEnd"/>
+      <w:r>
+        <w:rPr>
+          <w:rFonts w:ascii="宋体" w:eastAsia="宋体" w:hAnsi="宋体" w:cs="宋体"/>
+          <w:kern w:val="0"/>
+          <w:sz w:val="24"/>
+          <w:szCs w:val="24"/>
+        </w:rPr>
+        <w:br/>
+        <w:t>2.</w:t>
+      </w:r>
+      <w:r>
+        <w:rPr>
+          <w:rFonts w:ascii="宋体" w:eastAsia="宋体" w:hAnsi="宋体" w:cs="宋体" w:hint="eastAsia"/>
+          <w:kern w:val="0"/>
+          <w:sz w:val="24"/>
+          <w:szCs w:val="24"/>
+        </w:rPr>
+        <w:t xml:space="preserve">出现不同稀有度奖励时， </w:t>
+      </w:r>
+      <w:r>
+        <w:rPr>
+          <w:rFonts w:ascii="宋体" w:eastAsia="宋体" w:hAnsi="宋体" w:cs="宋体"/>
+          <w:kern w:val="0"/>
+          <w:sz w:val="24"/>
+          <w:szCs w:val="24"/>
+        </w:rPr>
+        <w:t>3</w:t>
+      </w:r>
+      <w:r>
+        <w:rPr>
+          <w:rFonts w:ascii="宋体" w:eastAsia="宋体" w:hAnsi="宋体" w:cs="宋体" w:hint="eastAsia"/>
+          <w:kern w:val="0"/>
+          <w:sz w:val="24"/>
+          <w:szCs w:val="24"/>
+        </w:rPr>
+        <w:t>选1</w:t>
+      </w:r>
+      <w:proofErr w:type="gramStart"/>
+      <w:r>
+        <w:rPr>
+          <w:rFonts w:ascii="宋体" w:eastAsia="宋体" w:hAnsi="宋体" w:cs="宋体" w:hint="eastAsia"/>
+          <w:kern w:val="0"/>
+          <w:sz w:val="24"/>
+          <w:szCs w:val="24"/>
+        </w:rPr>
+        <w:t>的弹窗要有</w:t>
+      </w:r>
+      <w:proofErr w:type="gramEnd"/>
+      <w:r>
+        <w:rPr>
+          <w:rFonts w:ascii="宋体" w:eastAsia="宋体" w:hAnsi="宋体" w:cs="宋体" w:hint="eastAsia"/>
+          <w:kern w:val="0"/>
+          <w:sz w:val="24"/>
+          <w:szCs w:val="24"/>
+        </w:rPr>
+        <w:t>不同的效果，稀有度越高效果越明显</w:t>
+      </w:r>
+    </w:p>
+    <w:p>
+      <w:pPr>
+        <w:widowControl/>
+        <w:spacing w:before="100" w:beforeAutospacing="1" w:after="100" w:afterAutospacing="1"/>
+        <w:jc w:val="left"/>
+        <w:rPr>
+          <w:rFonts w:ascii="宋体" w:eastAsia="宋体" w:hAnsi="宋体" w:cs="宋体" w:hint="eastAsia"/>
+          <w:kern w:val="0"/>
+          <w:sz w:val="24"/>
+          <w:szCs w:val="24"/>
+        </w:rPr>
+      </w:pPr>
+      <w:r>
+        <w:rPr>
+          <w:rFonts w:ascii="宋体" w:eastAsia="宋体" w:hAnsi="宋体" w:cs="宋体" w:hint="eastAsia"/>
+          <w:kern w:val="0"/>
+          <w:sz w:val="24"/>
+          <w:szCs w:val="24"/>
+        </w:rPr>
+        <w:t>3</w:t>
+      </w:r>
+      <w:r>
+        <w:rPr>
+          <w:rFonts w:ascii="宋体" w:eastAsia="宋体" w:hAnsi="宋体" w:cs="宋体"/>
+          <w:kern w:val="0"/>
+          <w:sz w:val="24"/>
+          <w:szCs w:val="24"/>
+        </w:rPr>
+        <w:t>.</w:t>
+      </w:r>
+      <w:r>
+        <w:rPr>
+          <w:rFonts w:ascii="宋体" w:eastAsia="宋体" w:hAnsi="宋体" w:cs="宋体" w:hint="eastAsia"/>
+          <w:kern w:val="0"/>
+          <w:sz w:val="24"/>
+          <w:szCs w:val="24"/>
+        </w:rPr>
+        <w:t>现在将各稀有度权值改一下：</w:t>
+      </w:r>
+      <w:r>
+        <w:rPr>
+          <w:rFonts w:ascii="宋体" w:eastAsia="宋体" w:hAnsi="宋体" w:cs="宋体"/>
+          <w:kern w:val="0"/>
+          <w:sz w:val="24"/>
+          <w:szCs w:val="24"/>
+        </w:rPr>
+        <w:br/>
+      </w:r>
+      <w:r>
+        <w:rPr>
+          <w:rFonts w:ascii="宋体" w:eastAsia="宋体" w:hAnsi="宋体" w:cs="宋体" w:hint="eastAsia"/>
+          <w:kern w:val="0"/>
+          <w:sz w:val="24"/>
+          <w:szCs w:val="24"/>
+        </w:rPr>
+        <w:t>白：3</w:t>
+      </w:r>
+      <w:r>
+        <w:rPr>
+          <w:rFonts w:ascii="宋体" w:eastAsia="宋体" w:hAnsi="宋体" w:cs="宋体"/>
+          <w:kern w:val="0"/>
+          <w:sz w:val="24"/>
+          <w:szCs w:val="24"/>
+        </w:rPr>
+        <w:t>0%</w:t>
+      </w:r>
+      <w:r>
+        <w:rPr>
+          <w:rFonts w:ascii="宋体" w:eastAsia="宋体" w:hAnsi="宋体" w:cs="宋体"/>
+          <w:kern w:val="0"/>
+          <w:sz w:val="24"/>
+          <w:szCs w:val="24"/>
+        </w:rPr>
+        <w:br/>
+      </w:r>
+      <w:r>
+        <w:rPr>
+          <w:rFonts w:ascii="宋体" w:eastAsia="宋体" w:hAnsi="宋体" w:cs="宋体" w:hint="eastAsia"/>
+          <w:kern w:val="0"/>
+          <w:sz w:val="24"/>
+          <w:szCs w:val="24"/>
+        </w:rPr>
+        <w:t>蓝：3</w:t>
+      </w:r>
+      <w:r>
+        <w:rPr>
+          <w:rFonts w:ascii="宋体" w:eastAsia="宋体" w:hAnsi="宋体" w:cs="宋体"/>
+          <w:kern w:val="0"/>
+          <w:sz w:val="24"/>
+          <w:szCs w:val="24"/>
+        </w:rPr>
+        <w:t>0%</w:t>
+      </w:r>
+      <w:r>
+        <w:rPr>
+          <w:rFonts w:ascii="宋体" w:eastAsia="宋体" w:hAnsi="宋体" w:cs="宋体"/>
+          <w:kern w:val="0"/>
+          <w:sz w:val="24"/>
+          <w:szCs w:val="24"/>
+        </w:rPr>
+        <w:br/>
+      </w:r>
+      <w:r>
+        <w:rPr>
+          <w:rFonts w:ascii="宋体" w:eastAsia="宋体" w:hAnsi="宋体" w:cs="宋体" w:hint="eastAsia"/>
+          <w:kern w:val="0"/>
+          <w:sz w:val="24"/>
+          <w:szCs w:val="24"/>
+        </w:rPr>
+        <w:t>紫：3</w:t>
+      </w:r>
+      <w:r>
+        <w:rPr>
+          <w:rFonts w:ascii="宋体" w:eastAsia="宋体" w:hAnsi="宋体" w:cs="宋体"/>
+          <w:kern w:val="0"/>
+          <w:sz w:val="24"/>
+          <w:szCs w:val="24"/>
+        </w:rPr>
+        <w:t>0%</w:t>
+      </w:r>
+      <w:r>
+        <w:rPr>
+          <w:rFonts w:ascii="宋体" w:eastAsia="宋体" w:hAnsi="宋体" w:cs="宋体"/>
+          <w:kern w:val="0"/>
+          <w:sz w:val="24"/>
+          <w:szCs w:val="24"/>
+        </w:rPr>
+        <w:br/>
+      </w:r>
+      <w:r>
+        <w:rPr>
+          <w:rFonts w:ascii="宋体" w:eastAsia="宋体" w:hAnsi="宋体" w:cs="宋体" w:hint="eastAsia"/>
+          <w:kern w:val="0"/>
+          <w:sz w:val="24"/>
+          <w:szCs w:val="24"/>
+        </w:rPr>
+        <w:t>橙：1</w:t>
+      </w:r>
+      <w:r>
+        <w:rPr>
+          <w:rFonts w:ascii="宋体" w:eastAsia="宋体" w:hAnsi="宋体" w:cs="宋体"/>
+          <w:kern w:val="0"/>
+          <w:sz w:val="24"/>
+          <w:szCs w:val="24"/>
+        </w:rPr>
+        <w:t>0%</w:t>
+      </w:r>
+    </w:p>
+    <w:p>
+      <w:pPr>
+        <w:widowControl/>
+        <w:spacing w:before="100" w:beforeAutospacing="1" w:after="100" w:afterAutospacing="1"/>
+        <w:jc w:val="left"/>
+        <w:rPr>
+          <w:rFonts w:ascii="宋体" w:eastAsia="宋体" w:hAnsi="宋体" w:cs="宋体"/>
+          <w:kern w:val="0"/>
+          <w:sz w:val="24"/>
+          <w:szCs w:val="24"/>
+        </w:rPr>
+      </w:pPr>
+    </w:p>
+    <w:p>
+      <w:pPr>
+        <w:widowControl/>
+        <w:spacing w:before="100" w:beforeAutospacing="1" w:after="100" w:afterAutospacing="1"/>
+        <w:jc w:val="left"/>
+        <w:rPr>
+          <w:rFonts w:ascii="宋体" w:eastAsia="宋体" w:hAnsi="宋体" w:cs="宋体"/>
+          <w:kern w:val="0"/>
+          <w:sz w:val="24"/>
+          <w:szCs w:val="24"/>
+        </w:rPr>
+      </w:pPr>
+    </w:p>
+    <w:p>
+      <w:pPr>
+        <w:widowControl/>
+        <w:spacing w:before="100" w:beforeAutospacing="1" w:after="100" w:afterAutospacing="1"/>
+        <w:jc w:val="left"/>
+        <w:rPr>
+          <w:rFonts w:ascii="宋体" w:eastAsia="宋体" w:hAnsi="宋体" w:cs="宋体" w:hint="eastAsia"/>
+          <w:kern w:val="0"/>
+          <w:sz w:val="24"/>
+          <w:szCs w:val="24"/>
+        </w:rPr>
+      </w:pPr>
+      <w:r>
+        <w:rPr>
+          <w:rFonts w:ascii="宋体" w:eastAsia="宋体" w:hAnsi="宋体" w:cs="宋体" w:hint="eastAsia"/>
+          <w:kern w:val="0"/>
+          <w:sz w:val="24"/>
+          <w:szCs w:val="24"/>
+        </w:rPr>
+        <w:t>将第5关替换为boss战</w:t>
+      </w:r>
+    </w:p>
+    <w:p>
+      <w:pPr>
+        <w:widowControl/>
+        <w:spacing w:before="100" w:beforeAutospacing="1" w:after="100" w:afterAutospacing="1"/>
+        <w:jc w:val="left"/>
+        <w:rPr>
+          <w:rFonts w:ascii="宋体" w:eastAsia="宋体" w:hAnsi="宋体" w:cs="宋体"/>
+          <w:kern w:val="0"/>
+          <w:sz w:val="24"/>
+          <w:szCs w:val="24"/>
+        </w:rPr>
+      </w:pPr>
+      <w:r>
+        <w:rPr>
+          <w:rFonts w:ascii="宋体" w:eastAsia="宋体" w:hAnsi="宋体" w:cs="宋体"/>
+          <w:kern w:val="0"/>
+          <w:sz w:val="24"/>
+          <w:szCs w:val="24"/>
+        </w:rPr>
+        <w:t>B</w:t>
+      </w:r>
+      <w:r>
+        <w:rPr>
+          <w:rFonts w:ascii="宋体" w:eastAsia="宋体" w:hAnsi="宋体" w:cs="宋体" w:hint="eastAsia"/>
+          <w:kern w:val="0"/>
+          <w:sz w:val="24"/>
+          <w:szCs w:val="24"/>
+        </w:rPr>
+        <w:t>oss战:</w:t>
+      </w:r>
+      <w:r>
+        <w:rPr>
+          <w:rFonts w:ascii="宋体" w:eastAsia="宋体" w:hAnsi="宋体" w:cs="宋体"/>
+          <w:kern w:val="0"/>
+          <w:sz w:val="24"/>
+          <w:szCs w:val="24"/>
+        </w:rPr>
+        <w:br/>
+      </w:r>
+      <w:r>
+        <w:rPr>
+          <w:rFonts w:ascii="宋体" w:eastAsia="宋体" w:hAnsi="宋体" w:cs="宋体" w:hint="eastAsia"/>
+          <w:kern w:val="0"/>
+          <w:sz w:val="24"/>
+          <w:szCs w:val="24"/>
+        </w:rPr>
+        <w:t>boss战开始时要有视觉上的提示红色预警（比如场景边框闪红），</w:t>
+      </w:r>
+      <w:r>
+        <w:rPr>
+          <w:rFonts w:ascii="宋体" w:eastAsia="宋体" w:hAnsi="宋体" w:cs="宋体"/>
+          <w:kern w:val="0"/>
+          <w:sz w:val="24"/>
+          <w:szCs w:val="24"/>
+        </w:rPr>
+        <w:t>3</w:t>
+      </w:r>
+      <w:r>
+        <w:rPr>
+          <w:rFonts w:ascii="宋体" w:eastAsia="宋体" w:hAnsi="宋体" w:cs="宋体" w:hint="eastAsia"/>
+          <w:kern w:val="0"/>
+          <w:sz w:val="24"/>
+          <w:szCs w:val="24"/>
+        </w:rPr>
+        <w:t>秒后boss出现，同时boss</w:t>
+      </w:r>
+      <w:proofErr w:type="gramStart"/>
+      <w:r>
+        <w:rPr>
+          <w:rFonts w:ascii="宋体" w:eastAsia="宋体" w:hAnsi="宋体" w:cs="宋体" w:hint="eastAsia"/>
+          <w:kern w:val="0"/>
+          <w:sz w:val="24"/>
+          <w:szCs w:val="24"/>
+        </w:rPr>
+        <w:t>血条出现</w:t>
+      </w:r>
+      <w:proofErr w:type="gramEnd"/>
+      <w:r>
+        <w:rPr>
+          <w:rFonts w:ascii="宋体" w:eastAsia="宋体" w:hAnsi="宋体" w:cs="宋体" w:hint="eastAsia"/>
+          <w:kern w:val="0"/>
+          <w:sz w:val="24"/>
+          <w:szCs w:val="24"/>
+        </w:rPr>
+        <w:t>在上方（气力条的下方）</w:t>
+      </w:r>
+      <w:r>
+        <w:rPr>
+          <w:rFonts w:ascii="宋体" w:eastAsia="宋体" w:hAnsi="宋体" w:cs="宋体"/>
+          <w:kern w:val="0"/>
+          <w:sz w:val="24"/>
+          <w:szCs w:val="24"/>
+        </w:rPr>
+        <w:br/>
+      </w:r>
+      <w:r>
+        <w:rPr>
+          <w:rFonts w:ascii="宋体" w:eastAsia="宋体" w:hAnsi="宋体" w:cs="宋体" w:hint="eastAsia"/>
+          <w:kern w:val="0"/>
+          <w:sz w:val="24"/>
+          <w:szCs w:val="24"/>
+        </w:rPr>
+        <w:t>第5关boss名：</w:t>
+      </w:r>
+      <w:r>
+        <w:rPr>
+          <w:rFonts w:ascii="宋体" w:eastAsia="宋体" w:hAnsi="宋体" w:cs="宋体" w:hint="eastAsia"/>
+          <w:kern w:val="0"/>
+          <w:sz w:val="24"/>
+          <w:szCs w:val="24"/>
+        </w:rPr>
+        <w:t>千足虫：</w:t>
+      </w:r>
+      <w:r>
+        <w:rPr>
+          <w:rFonts w:ascii="宋体" w:eastAsia="宋体" w:hAnsi="宋体" w:cs="宋体"/>
+          <w:kern w:val="0"/>
+          <w:sz w:val="24"/>
+          <w:szCs w:val="24"/>
+        </w:rPr>
+        <w:br/>
+      </w:r>
+      <w:r>
+        <w:rPr>
+          <w:rFonts w:ascii="宋体" w:eastAsia="宋体" w:hAnsi="宋体" w:cs="宋体" w:hint="eastAsia"/>
+          <w:kern w:val="0"/>
+          <w:sz w:val="24"/>
+          <w:szCs w:val="24"/>
+        </w:rPr>
+        <w:t>boss形态：一条很粗的千足蠕虫</w:t>
+      </w:r>
+      <w:r>
+        <w:rPr>
+          <w:rFonts w:ascii="宋体" w:eastAsia="宋体" w:hAnsi="宋体" w:cs="宋体" w:hint="eastAsia"/>
+          <w:kern w:val="0"/>
+          <w:sz w:val="24"/>
+          <w:szCs w:val="24"/>
+        </w:rPr>
+        <w:t>，千</w:t>
+      </w:r>
+      <w:proofErr w:type="gramStart"/>
+      <w:r>
+        <w:rPr>
+          <w:rFonts w:ascii="宋体" w:eastAsia="宋体" w:hAnsi="宋体" w:cs="宋体" w:hint="eastAsia"/>
+          <w:kern w:val="0"/>
+          <w:sz w:val="24"/>
+          <w:szCs w:val="24"/>
+        </w:rPr>
+        <w:t>足虫身体</w:t>
+      </w:r>
+      <w:proofErr w:type="gramEnd"/>
+      <w:r>
+        <w:rPr>
+          <w:rFonts w:ascii="宋体" w:eastAsia="宋体" w:hAnsi="宋体" w:cs="宋体" w:hint="eastAsia"/>
+          <w:kern w:val="0"/>
+          <w:sz w:val="24"/>
+          <w:szCs w:val="24"/>
+        </w:rPr>
+        <w:t>被分为很多节，每一节都能让千</w:t>
+      </w:r>
+      <w:proofErr w:type="gramStart"/>
+      <w:r>
+        <w:rPr>
+          <w:rFonts w:ascii="宋体" w:eastAsia="宋体" w:hAnsi="宋体" w:cs="宋体" w:hint="eastAsia"/>
+          <w:kern w:val="0"/>
+          <w:sz w:val="24"/>
+          <w:szCs w:val="24"/>
+        </w:rPr>
+        <w:t>足虫受到</w:t>
+      </w:r>
+      <w:proofErr w:type="gramEnd"/>
+      <w:r>
+        <w:rPr>
+          <w:rFonts w:ascii="宋体" w:eastAsia="宋体" w:hAnsi="宋体" w:cs="宋体" w:hint="eastAsia"/>
+          <w:kern w:val="0"/>
+          <w:sz w:val="24"/>
+          <w:szCs w:val="24"/>
+        </w:rPr>
+        <w:t>伤害并触发主角的连击。身体长度大概是整个战斗场景高度那么长。</w:t>
+      </w:r>
+    </w:p>
+    <w:p>
+      <w:pPr>
+        <w:widowControl/>
+        <w:spacing w:before="100" w:beforeAutospacing="1" w:after="100" w:afterAutospacing="1"/>
+        <w:jc w:val="left"/>
+        <w:rPr>
+          <w:rFonts w:ascii="宋体" w:eastAsia="宋体" w:hAnsi="宋体" w:cs="宋体"/>
+          <w:kern w:val="0"/>
+          <w:sz w:val="24"/>
+          <w:szCs w:val="24"/>
+        </w:rPr>
+      </w:pPr>
+      <w:r>
+        <w:rPr>
+          <w:rFonts w:ascii="宋体" w:eastAsia="宋体" w:hAnsi="宋体" w:cs="宋体"/>
+          <w:kern w:val="0"/>
+          <w:sz w:val="24"/>
+          <w:szCs w:val="24"/>
+        </w:rPr>
+        <w:lastRenderedPageBreak/>
+        <w:t>B</w:t>
+      </w:r>
+      <w:r>
+        <w:rPr>
+          <w:rFonts w:ascii="宋体" w:eastAsia="宋体" w:hAnsi="宋体" w:cs="宋体" w:hint="eastAsia"/>
+          <w:kern w:val="0"/>
+          <w:sz w:val="24"/>
+          <w:szCs w:val="24"/>
+        </w:rPr>
+        <w:t>oss行动模式：</w:t>
+      </w:r>
+      <w:r>
+        <w:rPr>
+          <w:rFonts w:ascii="宋体" w:eastAsia="宋体" w:hAnsi="宋体" w:cs="宋体" w:hint="eastAsia"/>
+          <w:kern w:val="0"/>
+          <w:sz w:val="24"/>
+          <w:szCs w:val="24"/>
+        </w:rPr>
+        <w:t>发起攻击：</w:t>
+      </w:r>
+      <w:r>
+        <w:rPr>
+          <w:rFonts w:ascii="宋体" w:eastAsia="宋体" w:hAnsi="宋体" w:cs="宋体" w:hint="eastAsia"/>
+          <w:kern w:val="0"/>
+          <w:sz w:val="24"/>
+          <w:szCs w:val="24"/>
+        </w:rPr>
+        <w:t>从场景外朝着主角位置直</w:t>
+      </w:r>
+      <w:r>
+        <w:rPr>
+          <w:rFonts w:ascii="宋体" w:eastAsia="宋体" w:hAnsi="宋体" w:cs="宋体" w:hint="eastAsia"/>
+          <w:kern w:val="0"/>
+          <w:sz w:val="24"/>
+          <w:szCs w:val="24"/>
+        </w:rPr>
+        <w:t>爬行</w:t>
+      </w:r>
+      <w:r>
+        <w:rPr>
+          <w:rFonts w:ascii="宋体" w:eastAsia="宋体" w:hAnsi="宋体" w:cs="宋体" w:hint="eastAsia"/>
+          <w:kern w:val="0"/>
+          <w:sz w:val="24"/>
+          <w:szCs w:val="24"/>
+        </w:rPr>
+        <w:t>，</w:t>
+      </w:r>
+      <w:r>
+        <w:rPr>
+          <w:rFonts w:ascii="宋体" w:eastAsia="宋体" w:hAnsi="宋体" w:cs="宋体" w:hint="eastAsia"/>
+          <w:kern w:val="0"/>
+          <w:sz w:val="24"/>
+          <w:szCs w:val="24"/>
+        </w:rPr>
+        <w:t>并</w:t>
+      </w:r>
+      <w:r>
+        <w:rPr>
+          <w:rFonts w:ascii="宋体" w:eastAsia="宋体" w:hAnsi="宋体" w:cs="宋体" w:hint="eastAsia"/>
+          <w:kern w:val="0"/>
+          <w:sz w:val="24"/>
+          <w:szCs w:val="24"/>
+        </w:rPr>
+        <w:t>爬行</w:t>
+      </w:r>
+      <w:r>
+        <w:rPr>
+          <w:rFonts w:ascii="宋体" w:eastAsia="宋体" w:hAnsi="宋体" w:cs="宋体" w:hint="eastAsia"/>
+          <w:kern w:val="0"/>
+          <w:sz w:val="24"/>
+          <w:szCs w:val="24"/>
+        </w:rPr>
+        <w:t>出场景外。</w:t>
+      </w:r>
+      <w:r>
+        <w:rPr>
+          <w:rFonts w:ascii="宋体" w:eastAsia="宋体" w:hAnsi="宋体" w:cs="宋体" w:hint="eastAsia"/>
+          <w:kern w:val="0"/>
+          <w:sz w:val="24"/>
+          <w:szCs w:val="24"/>
+        </w:rPr>
+        <w:t>爬行</w:t>
+      </w:r>
+      <w:r>
+        <w:rPr>
+          <w:rFonts w:ascii="宋体" w:eastAsia="宋体" w:hAnsi="宋体" w:cs="宋体" w:hint="eastAsia"/>
+          <w:kern w:val="0"/>
+          <w:sz w:val="24"/>
+          <w:szCs w:val="24"/>
+        </w:rPr>
+        <w:t>时</w:t>
+      </w:r>
+      <w:r>
+        <w:rPr>
+          <w:rFonts w:ascii="宋体" w:eastAsia="宋体" w:hAnsi="宋体" w:cs="宋体" w:hint="eastAsia"/>
+          <w:kern w:val="0"/>
+          <w:sz w:val="24"/>
+          <w:szCs w:val="24"/>
+        </w:rPr>
+        <w:t>路径固定，在此过程中主角移动也不改变</w:t>
+      </w:r>
+      <w:proofErr w:type="gramStart"/>
+      <w:r>
+        <w:rPr>
+          <w:rFonts w:ascii="宋体" w:eastAsia="宋体" w:hAnsi="宋体" w:cs="宋体" w:hint="eastAsia"/>
+          <w:kern w:val="0"/>
+          <w:sz w:val="24"/>
+          <w:szCs w:val="24"/>
+        </w:rPr>
+        <w:t>千足虫的</w:t>
+      </w:r>
+      <w:proofErr w:type="gramEnd"/>
+      <w:r>
+        <w:rPr>
+          <w:rFonts w:ascii="宋体" w:eastAsia="宋体" w:hAnsi="宋体" w:cs="宋体" w:hint="eastAsia"/>
+          <w:kern w:val="0"/>
+          <w:sz w:val="24"/>
+          <w:szCs w:val="24"/>
+        </w:rPr>
+        <w:t>路径。</w:t>
+      </w:r>
+      <w:r>
+        <w:rPr>
+          <w:rFonts w:ascii="宋体" w:eastAsia="宋体" w:hAnsi="宋体" w:cs="宋体" w:hint="eastAsia"/>
+          <w:kern w:val="0"/>
+          <w:sz w:val="24"/>
+          <w:szCs w:val="24"/>
+        </w:rPr>
+        <w:t xml:space="preserve"> </w:t>
+      </w:r>
+      <w:r>
+        <w:rPr>
+          <w:rFonts w:ascii="宋体" w:eastAsia="宋体" w:hAnsi="宋体" w:cs="宋体" w:hint="eastAsia"/>
+          <w:kern w:val="0"/>
+          <w:sz w:val="24"/>
+          <w:szCs w:val="24"/>
+        </w:rPr>
+        <w:t>每次</w:t>
+      </w:r>
+      <w:r>
+        <w:rPr>
+          <w:rFonts w:ascii="宋体" w:eastAsia="宋体" w:hAnsi="宋体" w:cs="宋体" w:hint="eastAsia"/>
+          <w:kern w:val="0"/>
+          <w:sz w:val="24"/>
+          <w:szCs w:val="24"/>
+        </w:rPr>
+        <w:t>爬</w:t>
+      </w:r>
+      <w:r>
+        <w:rPr>
+          <w:rFonts w:ascii="宋体" w:eastAsia="宋体" w:hAnsi="宋体" w:cs="宋体" w:hint="eastAsia"/>
+          <w:kern w:val="0"/>
+          <w:sz w:val="24"/>
+          <w:szCs w:val="24"/>
+        </w:rPr>
+        <w:t>出场景外后 下次会从随机位置</w:t>
+      </w:r>
+      <w:r>
+        <w:rPr>
+          <w:rFonts w:ascii="宋体" w:eastAsia="宋体" w:hAnsi="宋体" w:cs="宋体" w:hint="eastAsia"/>
+          <w:kern w:val="0"/>
+          <w:sz w:val="24"/>
+          <w:szCs w:val="24"/>
+        </w:rPr>
+        <w:t>发起攻击</w:t>
+      </w:r>
+      <w:r>
+        <w:rPr>
+          <w:rFonts w:ascii="宋体" w:eastAsia="宋体" w:hAnsi="宋体" w:cs="宋体" w:hint="eastAsia"/>
+          <w:kern w:val="0"/>
+          <w:sz w:val="24"/>
+          <w:szCs w:val="24"/>
+        </w:rPr>
+        <w:t>。并且爬行过程中持续向主角发射小子弹。</w:t>
+      </w:r>
+    </w:p>
+    <w:p>
+      <w:pPr>
+        <w:widowControl/>
+        <w:spacing w:before="100" w:beforeAutospacing="1" w:after="100" w:afterAutospacing="1"/>
+        <w:jc w:val="left"/>
+        <w:rPr>
+          <w:rFonts w:ascii="宋体" w:eastAsia="宋体" w:hAnsi="宋体" w:cs="宋体" w:hint="eastAsia"/>
+          <w:kern w:val="0"/>
+          <w:sz w:val="24"/>
+          <w:szCs w:val="24"/>
+        </w:rPr>
+      </w:pPr>
+    </w:p>
+    <w:p>
+      <w:r>
+        <w:t>游戏右上角弄一个暂定按钮，点击后暂停，</w:t>
+      </w:r>
+      <w:r>
+        <w:rPr>
+          <w:rFonts w:hint="eastAsia"/>
+        </w:rPr>
+        <w:t>出现暂停界面，</w:t>
+      </w:r>
+      <w:r>
+        <w:t>暂停</w:t>
+      </w:r>
+      <w:r>
+        <w:rPr>
+          <w:rFonts w:hint="eastAsia"/>
+        </w:rPr>
+        <w:t>界面显示</w:t>
+      </w:r>
+      <w:r>
+        <w:t>两个按钮，一个为继续，另一个为密码输入按钮，输入</w:t>
+      </w:r>
+      <w:r>
+        <w:rPr>
+          <w:rFonts w:hint="eastAsia"/>
+        </w:rPr>
+        <w:t>调试模式</w:t>
+      </w:r>
+      <w:r>
+        <w:t>密码1234后</w:t>
+      </w:r>
+      <w:r>
+        <w:rPr>
+          <w:rFonts w:hint="eastAsia"/>
+        </w:rPr>
+        <w:t>打开调试设置界面</w:t>
+      </w:r>
+      <w:r>
+        <w:t>，</w:t>
+      </w:r>
+    </w:p>
+    <w:p>
+      <w:pPr>
+        <w:widowControl/>
+        <w:spacing w:before="100" w:beforeAutospacing="1" w:after="100" w:afterAutospacing="1"/>
+        <w:jc w:val="left"/>
+        <w:rPr>
+          <w:rFonts w:ascii="宋体" w:eastAsia="宋体" w:hAnsi="宋体" w:cs="宋体" w:hint="eastAsia"/>
+          <w:kern w:val="0"/>
+          <w:sz w:val="24"/>
+          <w:szCs w:val="24"/>
+        </w:rPr>
+      </w:pPr>
+      <w:r>
+        <w:rPr>
+          <w:rFonts w:hint="eastAsia"/>
+        </w:rPr>
+        <w:t>调试模式下</w:t>
+      </w:r>
+      <w:r>
+        <w:t>可以</w:t>
+      </w:r>
+      <w:r>
+        <w:br/>
+      </w:r>
+      <w:r>
+        <w:rPr>
+          <w:rFonts w:hint="eastAsia"/>
+        </w:rPr>
+        <w:t>1</w:t>
+      </w:r>
+      <w:r>
+        <w:t>.</w:t>
+      </w:r>
+      <w:r>
+        <w:rPr>
+          <w:rFonts w:hint="eastAsia"/>
+        </w:rPr>
+        <w:t>调整主角等级（调整后回到游戏应该有对应等级次数的升级奖励选择）</w:t>
+      </w:r>
+      <w:r>
+        <w:br/>
+        <w:t>2</w:t>
+      </w:r>
+      <w:r>
+        <w:rPr>
+          <w:rFonts w:hint="eastAsia"/>
+        </w:rPr>
+        <w:t>.调整下一个关卡为第</w:t>
+      </w:r>
+      <w:r>
+        <w:rPr>
+          <w:rFonts w:hint="eastAsia"/>
+        </w:rPr>
+        <w:t>x章第</w:t>
+      </w:r>
+      <w:r>
+        <w:rPr>
+          <w:rFonts w:hint="eastAsia"/>
+        </w:rPr>
+        <w:t>x关</w:t>
+      </w:r>
+      <w:r>
+        <w:br/>
+      </w:r>
+      <w:r>
+        <w:rPr>
+          <w:rFonts w:hint="eastAsia"/>
+        </w:rPr>
+        <w:t>注意</w:t>
+      </w:r>
+      <w:proofErr w:type="spellStart"/>
+      <w:r>
+        <w:rPr>
+          <w:rFonts w:hint="eastAsia"/>
+        </w:rPr>
+        <w:t>ui</w:t>
+      </w:r>
+      <w:proofErr w:type="spellEnd"/>
+      <w:r>
+        <w:rPr>
+          <w:rFonts w:hint="eastAsia"/>
+        </w:rPr>
+        <w:t>位置别和现有的重叠了</w:t>
+      </w:r>
+      <w:r>
+        <w:br/>
+      </w:r>
+    </w:p>
+    <w:p>
+      <w:r>
+        <w:t>所有怪物的子弹 包括boss的子弹 视觉上要盖在升级奖励的特种攻击特效之上 不然容易看不到</w:t>
+      </w:r>
+      <w:bookmarkStart w:id="0" w:name="_GoBack"/>
+      <w:bookmarkEnd w:id="0"/>
     </w:p>
     <w:sectPr>
       <w:pgSz w:w="11906" w:h="16838"/>
@@ -4598,6 +5826,95 @@
     </w:lvl>
   </w:abstractNum>
   <w:abstractNum w:abstractNumId="2" w15:restartNumberingAfterBreak="0">
+    <w:nsid w:val="0C81726E"/>
+    <w:multiLevelType w:val="hybridMultilevel"/>
+    <w:tmpl w:val="C680C562"/>
+    <w:lvl w:ilvl="0" w:tplc="94A89B78">
+      <w:start w:val="1"/>
+      <w:numFmt w:val="decimal"/>
+      <w:lvlText w:val="%1."/>
+      <w:lvlJc w:val="left"/>
+      <w:pPr>
+        <w:ind w:left="360" w:hanging="360"/>
+      </w:pPr>
+      <w:rPr>
+        <w:rFonts w:hint="default"/>
+      </w:rPr>
+    </w:lvl>
+    <w:lvl w:ilvl="1" w:tplc="04090019" w:tentative="1">
+      <w:start w:val="1"/>
+      <w:numFmt w:val="lowerLetter"/>
+      <w:lvlText w:val="%2)"/>
+      <w:lvlJc w:val="left"/>
+      <w:pPr>
+        <w:ind w:left="840" w:hanging="420"/>
+      </w:pPr>
+    </w:lvl>
+    <w:lvl w:ilvl="2" w:tplc="0409001B" w:tentative="1">
+      <w:start w:val="1"/>
+      <w:numFmt w:val="lowerRoman"/>
+      <w:lvlText w:val="%3."/>
+      <w:lvlJc w:val="right"/>
+      <w:pPr>
+        <w:ind w:left="1260" w:hanging="420"/>
+      </w:pPr>
+    </w:lvl>
+    <w:lvl w:ilvl="3" w:tplc="0409000F" w:tentative="1">
+      <w:start w:val="1"/>
+      <w:numFmt w:val="decimal"/>
+      <w:lvlText w:val="%4."/>
+      <w:lvlJc w:val="left"/>
+      <w:pPr>
+        <w:ind w:left="1680" w:hanging="420"/>
+      </w:pPr>
+    </w:lvl>
+    <w:lvl w:ilvl="4" w:tplc="04090019" w:tentative="1">
+      <w:start w:val="1"/>
+      <w:numFmt w:val="lowerLetter"/>
+      <w:lvlText w:val="%5)"/>
+      <w:lvlJc w:val="left"/>
+      <w:pPr>
+        <w:ind w:left="2100" w:hanging="420"/>
+      </w:pPr>
+    </w:lvl>
+    <w:lvl w:ilvl="5" w:tplc="0409001B" w:tentative="1">
+      <w:start w:val="1"/>
+      <w:numFmt w:val="lowerRoman"/>
+      <w:lvlText w:val="%6."/>
+      <w:lvlJc w:val="right"/>
+      <w:pPr>
+        <w:ind w:left="2520" w:hanging="420"/>
+      </w:pPr>
+    </w:lvl>
+    <w:lvl w:ilvl="6" w:tplc="0409000F" w:tentative="1">
+      <w:start w:val="1"/>
+      <w:numFmt w:val="decimal"/>
+      <w:lvlText w:val="%7."/>
+      <w:lvlJc w:val="left"/>
+      <w:pPr>
+        <w:ind w:left="2940" w:hanging="420"/>
+      </w:pPr>
+    </w:lvl>
+    <w:lvl w:ilvl="7" w:tplc="04090019" w:tentative="1">
+      <w:start w:val="1"/>
+      <w:numFmt w:val="lowerLetter"/>
+      <w:lvlText w:val="%8)"/>
+      <w:lvlJc w:val="left"/>
+      <w:pPr>
+        <w:ind w:left="3360" w:hanging="420"/>
+      </w:pPr>
+    </w:lvl>
+    <w:lvl w:ilvl="8" w:tplc="0409001B" w:tentative="1">
+      <w:start w:val="1"/>
+      <w:numFmt w:val="lowerRoman"/>
+      <w:lvlText w:val="%9."/>
+      <w:lvlJc w:val="right"/>
+      <w:pPr>
+        <w:ind w:left="3780" w:hanging="420"/>
+      </w:pPr>
+    </w:lvl>
+  </w:abstractNum>
+  <w:abstractNum w:abstractNumId="3" w15:restartNumberingAfterBreak="0">
     <w:nsid w:val="2D902E81"/>
     <w:multiLevelType w:val="hybridMultilevel"/>
     <w:tmpl w:val="CE66C062"/>
@@ -4686,7 +6003,96 @@
       </w:pPr>
     </w:lvl>
   </w:abstractNum>
-  <w:abstractNum w:abstractNumId="3" w15:restartNumberingAfterBreak="0">
+  <w:abstractNum w:abstractNumId="4" w15:restartNumberingAfterBreak="0">
+    <w:nsid w:val="35CC1DBB"/>
+    <w:multiLevelType w:val="hybridMultilevel"/>
+    <w:tmpl w:val="A55EAD1C"/>
+    <w:lvl w:ilvl="0" w:tplc="2CC86540">
+      <w:start w:val="1"/>
+      <w:numFmt w:val="decimal"/>
+      <w:lvlText w:val="%1."/>
+      <w:lvlJc w:val="left"/>
+      <w:pPr>
+        <w:ind w:left="360" w:hanging="360"/>
+      </w:pPr>
+      <w:rPr>
+        <w:rFonts w:hint="default"/>
+      </w:rPr>
+    </w:lvl>
+    <w:lvl w:ilvl="1" w:tplc="04090019" w:tentative="1">
+      <w:start w:val="1"/>
+      <w:numFmt w:val="lowerLetter"/>
+      <w:lvlText w:val="%2)"/>
+      <w:lvlJc w:val="left"/>
+      <w:pPr>
+        <w:ind w:left="840" w:hanging="420"/>
+      </w:pPr>
+    </w:lvl>
+    <w:lvl w:ilvl="2" w:tplc="0409001B" w:tentative="1">
+      <w:start w:val="1"/>
+      <w:numFmt w:val="lowerRoman"/>
+      <w:lvlText w:val="%3."/>
+      <w:lvlJc w:val="right"/>
+      <w:pPr>
+        <w:ind w:left="1260" w:hanging="420"/>
+      </w:pPr>
+    </w:lvl>
+    <w:lvl w:ilvl="3" w:tplc="0409000F" w:tentative="1">
+      <w:start w:val="1"/>
+      <w:numFmt w:val="decimal"/>
+      <w:lvlText w:val="%4."/>
+      <w:lvlJc w:val="left"/>
+      <w:pPr>
+        <w:ind w:left="1680" w:hanging="420"/>
+      </w:pPr>
+    </w:lvl>
+    <w:lvl w:ilvl="4" w:tplc="04090019" w:tentative="1">
+      <w:start w:val="1"/>
+      <w:numFmt w:val="lowerLetter"/>
+      <w:lvlText w:val="%5)"/>
+      <w:lvlJc w:val="left"/>
+      <w:pPr>
+        <w:ind w:left="2100" w:hanging="420"/>
+      </w:pPr>
+    </w:lvl>
+    <w:lvl w:ilvl="5" w:tplc="0409001B" w:tentative="1">
+      <w:start w:val="1"/>
+      <w:numFmt w:val="lowerRoman"/>
+      <w:lvlText w:val="%6."/>
+      <w:lvlJc w:val="right"/>
+      <w:pPr>
+        <w:ind w:left="2520" w:hanging="420"/>
+      </w:pPr>
+    </w:lvl>
+    <w:lvl w:ilvl="6" w:tplc="0409000F" w:tentative="1">
+      <w:start w:val="1"/>
+      <w:numFmt w:val="decimal"/>
+      <w:lvlText w:val="%7."/>
+      <w:lvlJc w:val="left"/>
+      <w:pPr>
+        <w:ind w:left="2940" w:hanging="420"/>
+      </w:pPr>
+    </w:lvl>
+    <w:lvl w:ilvl="7" w:tplc="04090019" w:tentative="1">
+      <w:start w:val="1"/>
+      <w:numFmt w:val="lowerLetter"/>
+      <w:lvlText w:val="%8)"/>
+      <w:lvlJc w:val="left"/>
+      <w:pPr>
+        <w:ind w:left="3360" w:hanging="420"/>
+      </w:pPr>
+    </w:lvl>
+    <w:lvl w:ilvl="8" w:tplc="0409001B" w:tentative="1">
+      <w:start w:val="1"/>
+      <w:numFmt w:val="lowerRoman"/>
+      <w:lvlText w:val="%9."/>
+      <w:lvlJc w:val="right"/>
+      <w:pPr>
+        <w:ind w:left="3780" w:hanging="420"/>
+      </w:pPr>
+    </w:lvl>
+  </w:abstractNum>
+  <w:abstractNum w:abstractNumId="5" w15:restartNumberingAfterBreak="0">
     <w:nsid w:val="441523CF"/>
     <w:multiLevelType w:val="hybridMultilevel"/>
     <w:tmpl w:val="EEEEDF4A"/>
@@ -4775,7 +6181,7 @@
       </w:pPr>
     </w:lvl>
   </w:abstractNum>
-  <w:abstractNum w:abstractNumId="4" w15:restartNumberingAfterBreak="0">
+  <w:abstractNum w:abstractNumId="6" w15:restartNumberingAfterBreak="0">
     <w:nsid w:val="4B53704F"/>
     <w:multiLevelType w:val="hybridMultilevel"/>
     <w:tmpl w:val="ED6E41D4"/>
@@ -4864,7 +6270,7 @@
       </w:pPr>
     </w:lvl>
   </w:abstractNum>
-  <w:abstractNum w:abstractNumId="5" w15:restartNumberingAfterBreak="0">
+  <w:abstractNum w:abstractNumId="7" w15:restartNumberingAfterBreak="0">
     <w:nsid w:val="5612445F"/>
     <w:multiLevelType w:val="hybridMultilevel"/>
     <w:tmpl w:val="1B74963E"/>
@@ -4953,7 +6359,7 @@
       </w:pPr>
     </w:lvl>
   </w:abstractNum>
-  <w:abstractNum w:abstractNumId="6" w15:restartNumberingAfterBreak="0">
+  <w:abstractNum w:abstractNumId="8" w15:restartNumberingAfterBreak="0">
     <w:nsid w:val="58CA735E"/>
     <w:multiLevelType w:val="hybridMultilevel"/>
     <w:tmpl w:val="DEA0348E"/>
@@ -5042,7 +6448,7 @@
       </w:pPr>
     </w:lvl>
   </w:abstractNum>
-  <w:abstractNum w:abstractNumId="7" w15:restartNumberingAfterBreak="0">
+  <w:abstractNum w:abstractNumId="9" w15:restartNumberingAfterBreak="0">
     <w:nsid w:val="6FEE3D4D"/>
     <w:multiLevelType w:val="hybridMultilevel"/>
     <w:tmpl w:val="A13E57F2"/>
@@ -5131,7 +6537,7 @@
       </w:pPr>
     </w:lvl>
   </w:abstractNum>
-  <w:abstractNum w:abstractNumId="8" w15:restartNumberingAfterBreak="0">
+  <w:abstractNum w:abstractNumId="10" w15:restartNumberingAfterBreak="0">
     <w:nsid w:val="70897571"/>
     <w:multiLevelType w:val="hybridMultilevel"/>
     <w:tmpl w:val="7946E2FE"/>
@@ -5220,7 +6626,7 @@
       </w:pPr>
     </w:lvl>
   </w:abstractNum>
-  <w:abstractNum w:abstractNumId="9" w15:restartNumberingAfterBreak="0">
+  <w:abstractNum w:abstractNumId="11" w15:restartNumberingAfterBreak="0">
     <w:nsid w:val="74A65518"/>
     <w:multiLevelType w:val="hybridMultilevel"/>
     <w:tmpl w:val="A1B2CFAE"/>
@@ -5310,10 +6716,10 @@
     </w:lvl>
   </w:abstractNum>
   <w:num w:numId="1">
-    <w:abstractNumId w:val="5"/>
+    <w:abstractNumId w:val="7"/>
   </w:num>
   <w:num w:numId="2">
-    <w:abstractNumId w:val="6"/>
+    <w:abstractNumId w:val="8"/>
   </w:num>
   <w:num w:numId="3">
     <w:abstractNumId w:val="1"/>
@@ -5322,22 +6728,28 @@
     <w:abstractNumId w:val="0"/>
   </w:num>
   <w:num w:numId="5">
-    <w:abstractNumId w:val="4"/>
+    <w:abstractNumId w:val="6"/>
   </w:num>
   <w:num w:numId="6">
+    <w:abstractNumId w:val="3"/>
+  </w:num>
+  <w:num w:numId="7">
+    <w:abstractNumId w:val="10"/>
+  </w:num>
+  <w:num w:numId="8">
+    <w:abstractNumId w:val="9"/>
+  </w:num>
+  <w:num w:numId="9">
+    <w:abstractNumId w:val="5"/>
+  </w:num>
+  <w:num w:numId="10">
+    <w:abstractNumId w:val="11"/>
+  </w:num>
+  <w:num w:numId="11">
     <w:abstractNumId w:val="2"/>
   </w:num>
-  <w:num w:numId="7">
-    <w:abstractNumId w:val="8"/>
-  </w:num>
-  <w:num w:numId="8">
-    <w:abstractNumId w:val="7"/>
-  </w:num>
-  <w:num w:numId="9">
-    <w:abstractNumId w:val="3"/>
-  </w:num>
-  <w:num w:numId="10">
-    <w:abstractNumId w:val="9"/>
+  <w:num w:numId="12">
+    <w:abstractNumId w:val="4"/>
   </w:num>
 </w:numbering>
 </file>

--- a/忍者斩2.docx
+++ b/忍者斩2.docx
@@ -3846,12 +3846,41 @@
       </w:r>
       <w:r>
         <w:rPr>
-          <w:rFonts w:ascii="宋体" w:eastAsia="宋体" w:hAnsi="宋体" w:cs="宋体"/>
-          <w:kern w:val="0"/>
-          <w:sz w:val="24"/>
-          <w:szCs w:val="24"/>
-        </w:rPr>
-        <w:t>单次结算内连击 ≥15 时 朝一个方向释放一个藤蔓 对沿途的敌人造成减速3秒并造成少量伤害，并回复一次 5% 最大生命</w:t>
+          <w:rFonts w:ascii="宋体" w:eastAsia="宋体" w:hAnsi="宋体" w:cs="宋体" w:hint="eastAsia"/>
+          <w:kern w:val="0"/>
+          <w:sz w:val="24"/>
+          <w:szCs w:val="24"/>
+        </w:rPr>
+        <w:t>每增加1</w:t>
+      </w:r>
+      <w:r>
+        <w:rPr>
+          <w:rFonts w:ascii="宋体" w:eastAsia="宋体" w:hAnsi="宋体" w:cs="宋体"/>
+          <w:kern w:val="0"/>
+          <w:sz w:val="24"/>
+          <w:szCs w:val="24"/>
+        </w:rPr>
+        <w:t>5</w:t>
+      </w:r>
+      <w:r>
+        <w:rPr>
+          <w:rFonts w:ascii="宋体" w:eastAsia="宋体" w:hAnsi="宋体" w:cs="宋体" w:hint="eastAsia"/>
+          <w:kern w:val="0"/>
+          <w:sz w:val="24"/>
+          <w:szCs w:val="24"/>
+        </w:rPr>
+        <w:t>连击次数</w:t>
+      </w:r>
+      <w:bookmarkStart w:id="0" w:name="_GoBack"/>
+      <w:bookmarkEnd w:id="0"/>
+      <w:r>
+        <w:rPr>
+          <w:rFonts w:ascii="宋体" w:eastAsia="宋体" w:hAnsi="宋体" w:cs="宋体"/>
+          <w:kern w:val="0"/>
+          <w:sz w:val="24"/>
+          <w:szCs w:val="24"/>
+        </w:rPr>
+        <w:t>时 朝一个方向释放一个藤蔓 对沿途的敌人造成减速3秒并造成少量伤害，并回复一次 5% 最大生命</w:t>
       </w:r>
       <w:r>
         <w:rPr>
@@ -5594,8 +5623,6 @@
       <w:r>
         <w:t>所有怪物的子弹 包括boss的子弹 视觉上要盖在升级奖励的特种攻击特效之上 不然容易看不到</w:t>
       </w:r>
-      <w:bookmarkStart w:id="0" w:name="_GoBack"/>
-      <w:bookmarkEnd w:id="0"/>
     </w:p>
     <w:sectPr>
       <w:pgSz w:w="11906" w:h="16838"/>

--- a/忍者斩2.docx
+++ b/忍者斩2.docx
@@ -3871,8 +3871,6 @@
         </w:rPr>
         <w:t>连击次数</w:t>
       </w:r>
-      <w:bookmarkStart w:id="0" w:name="_GoBack"/>
-      <w:bookmarkEnd w:id="0"/>
       <w:r>
         <w:rPr>
           <w:rFonts w:ascii="宋体" w:eastAsia="宋体" w:hAnsi="宋体" w:cs="宋体"/>
@@ -5623,6 +5621,24 @@
       <w:r>
         <w:t>所有怪物的子弹 包括boss的子弹 视觉上要盖在升级奖励的特种攻击特效之上 不然容易看不到</w:t>
       </w:r>
+    </w:p>
+    <w:p/>
+    <w:p>
+      <w:r>
+        <w:rPr>
+          <w:rFonts w:hint="eastAsia"/>
+        </w:rPr>
+        <w:t>肉鸽和画线结合</w:t>
+      </w:r>
+    </w:p>
+    <w:p>
+      <w:pPr>
+        <w:rPr>
+          <w:rFonts w:hint="eastAsia"/>
+        </w:rPr>
+      </w:pPr>
+      <w:bookmarkStart w:id="0" w:name="_GoBack"/>
+      <w:bookmarkEnd w:id="0"/>
     </w:p>
     <w:sectPr>
       <w:pgSz w:w="11906" w:h="16838"/>

--- a/忍者斩2.docx
+++ b/忍者斩2.docx
@@ -5631,12 +5631,74 @@
         <w:t>肉鸽和画线结合</w:t>
       </w:r>
     </w:p>
-    <w:p>
-      <w:pPr>
-        <w:rPr>
-          <w:rFonts w:hint="eastAsia"/>
-        </w:rPr>
-      </w:pPr>
+    <w:p/>
+    <w:p>
+      <w:r>
+        <w:rPr>
+          <w:rFonts w:hint="eastAsia"/>
+        </w:rPr>
+        <w:t>超级画线：</w:t>
+      </w:r>
+      <w:r>
+        <w:rPr>
+          <w:rFonts w:hint="eastAsia"/>
+        </w:rPr>
+        <w:t>每</w:t>
+      </w:r>
+      <w:r>
+        <w:t>10</w:t>
+      </w:r>
+      <w:r>
+        <w:rPr>
+          <w:rFonts w:hint="eastAsia"/>
+        </w:rPr>
+        <w:t>秒 下一次画线为超计</w:t>
+      </w:r>
+      <w:proofErr w:type="gramStart"/>
+      <w:r>
+        <w:rPr>
+          <w:rFonts w:hint="eastAsia"/>
+        </w:rPr>
+        <w:t>画画线</w:t>
+      </w:r>
+      <w:proofErr w:type="gramEnd"/>
+      <w:r>
+        <w:rPr>
+          <w:rFonts w:hint="eastAsia"/>
+        </w:rPr>
+        <w:t>:</w:t>
+      </w:r>
+      <w:r>
+        <w:t xml:space="preserve"> </w:t>
+      </w:r>
+      <w:r>
+        <w:rPr>
+          <w:rFonts w:hint="eastAsia"/>
+        </w:rPr>
+        <w:t>此次画线气力</w:t>
+      </w:r>
+      <w:r>
+        <w:rPr>
+          <w:rFonts w:hint="eastAsia"/>
+        </w:rPr>
+        <w:t>*</w:t>
+      </w:r>
+      <w:r>
+        <w:t>3</w:t>
+      </w:r>
+    </w:p>
+    <w:p>
+      <w:pPr>
+        <w:rPr>
+          <w:rFonts w:hint="eastAsia"/>
+        </w:rPr>
+      </w:pPr>
+      <w:r>
+        <w:rPr>
+          <w:rFonts w:hint="eastAsia"/>
+        </w:rPr>
+        <w:t>战场切割：</w:t>
+      </w:r>
       <w:bookmarkStart w:id="0" w:name="_GoBack"/>
       <w:bookmarkEnd w:id="0"/>
     </w:p>
